--- a/tuan01/Architectural Thinking & Trade-offs.docx
+++ b/tuan01/Architectural Thinking & Trade-offs.docx
@@ -99,16 +99,17 @@
           <w:kern w:val="0"/>
           <w:sz w:val="26"/>
           <w:szCs w:val="26"/>
-          <w:lang w:val="en-VN"/>
-          <w14:ligatures w14:val="none"/>
-        </w:rPr>
-      </w:pPr>
-      <w:r>
-        <w:rPr>
-          <w:rFonts w:ascii="Times New Roman" w:eastAsia="Times New Roman" w:hAnsi="Times New Roman" w:cs="Times New Roman"/>
-          <w:kern w:val="0"/>
-          <w:sz w:val="26"/>
-          <w:szCs w:val="26"/>
+          <w:lang w:val="vi-VN"/>
+          <w14:ligatures w14:val="none"/>
+        </w:rPr>
+      </w:pPr>
+      <w:r>
+        <w:rPr>
+          <w:rFonts w:ascii="Times New Roman" w:eastAsia="Times New Roman" w:hAnsi="Times New Roman" w:cs="Times New Roman"/>
+          <w:kern w:val="0"/>
+          <w:sz w:val="26"/>
+          <w:szCs w:val="26"/>
+          <w:highlight w:val="yellow"/>
           <w:lang w:val="en-VN"/>
           <w14:ligatures w14:val="none"/>
         </w:rPr>
@@ -118,46 +119,1286 @@
     <w:p>
       <w:pPr>
         <w:spacing w:before="100" w:beforeAutospacing="1" w:after="100" w:afterAutospacing="1" w:line="240" w:lineRule="auto"/>
-        <w:rPr>
-          <w:rFonts w:ascii="Times New Roman" w:eastAsia="Times New Roman" w:hAnsi="Times New Roman" w:cs="Times New Roman"/>
-          <w:kern w:val="0"/>
-          <w:sz w:val="26"/>
-          <w:szCs w:val="26"/>
-          <w:lang w:val="en-VN"/>
-          <w14:ligatures w14:val="none"/>
-        </w:rPr>
-      </w:pPr>
-      <w:r>
-        <w:rPr>
-          <w:rFonts w:ascii="Times New Roman" w:eastAsia="Times New Roman" w:hAnsi="Times New Roman" w:cs="Times New Roman"/>
-          <w:kern w:val="0"/>
-          <w:sz w:val="26"/>
-          <w:szCs w:val="26"/>
-          <w:lang w:val="en-VN"/>
-          <w14:ligatures w14:val="none"/>
-        </w:rPr>
-        <w:t>Hệ thống cần hoạt động liên tục, hạn chế tối đa việc bị gián đoạn. Trong các thời điểm cao điểm như Flash Sale, nếu hệ thống bị sập sẽ gây mất đơn hàng và ảnh hưởng trực tiếp đến doanh thu.</w:t>
-      </w:r>
-    </w:p>
-    <w:p>
-      <w:pPr>
-        <w:spacing w:before="100" w:beforeAutospacing="1" w:after="100" w:afterAutospacing="1" w:line="240" w:lineRule="auto"/>
         <w:outlineLvl w:val="2"/>
         <w:rPr>
           <w:rFonts w:ascii="Times New Roman" w:eastAsia="Times New Roman" w:hAnsi="Times New Roman" w:cs="Times New Roman"/>
           <w:kern w:val="0"/>
           <w:sz w:val="26"/>
           <w:szCs w:val="26"/>
-          <w:lang w:val="en-VN"/>
-          <w14:ligatures w14:val="none"/>
-        </w:rPr>
-      </w:pPr>
-      <w:r>
-        <w:rPr>
-          <w:rFonts w:ascii="Times New Roman" w:eastAsia="Times New Roman" w:hAnsi="Times New Roman" w:cs="Times New Roman"/>
-          <w:kern w:val="0"/>
-          <w:sz w:val="26"/>
-          <w:szCs w:val="26"/>
+          <w:lang w:val="vi-VN"/>
+          <w14:ligatures w14:val="none"/>
+        </w:rPr>
+      </w:pPr>
+      <w:r>
+        <w:rPr>
+          <w:rFonts w:ascii="Times New Roman" w:eastAsia="Times New Roman" w:hAnsi="Times New Roman" w:cs="Times New Roman"/>
+          <w:kern w:val="0"/>
+          <w:sz w:val="26"/>
+          <w:szCs w:val="26"/>
+          <w:u w:val="single"/>
+          <w:lang w:val="vi-VN"/>
+          <w14:ligatures w14:val="none"/>
+        </w:rPr>
+        <w:t>Mục tiêu</w:t>
+      </w:r>
+      <w:r>
+        <w:rPr>
+          <w:rFonts w:ascii="Times New Roman" w:eastAsia="Times New Roman" w:hAnsi="Times New Roman" w:cs="Times New Roman"/>
+          <w:kern w:val="0"/>
+          <w:sz w:val="26"/>
+          <w:szCs w:val="26"/>
+          <w:lang w:val="vi-VN"/>
+          <w14:ligatures w14:val="none"/>
+        </w:rPr>
+        <w:t xml:space="preserve">: </w:t>
+      </w:r>
+      <w:r>
+        <w:rPr>
+          <w:rFonts w:ascii="Times New Roman" w:eastAsia="Times New Roman" w:hAnsi="Times New Roman" w:cs="Times New Roman"/>
+          <w:kern w:val="0"/>
+          <w:sz w:val="26"/>
+          <w:szCs w:val="26"/>
+          <w:lang w:val="vi-VN"/>
+          <w14:ligatures w14:val="none"/>
+        </w:rPr>
+        <w:t>Hệ thống đạt uptime 99.95%, chịu được 10.000 user cùng lúc trong flash sale.</w:t>
+      </w:r>
+    </w:p>
+    <w:p>
+      <w:pPr>
+        <w:spacing w:before="100" w:beforeAutospacing="1" w:after="100" w:afterAutospacing="1" w:line="240" w:lineRule="auto"/>
+        <w:outlineLvl w:val="2"/>
+        <w:rPr>
+          <w:rFonts w:ascii="Times New Roman" w:eastAsia="Times New Roman" w:hAnsi="Times New Roman" w:cs="Times New Roman"/>
+          <w:b/>
+          <w:bCs/>
+          <w:kern w:val="0"/>
+          <w:sz w:val="26"/>
+          <w:szCs w:val="26"/>
+          <w:u w:val="single"/>
+          <w:lang w:val="en-VN"/>
+          <w14:ligatures w14:val="none"/>
+        </w:rPr>
+      </w:pPr>
+      <w:r>
+        <w:rPr>
+          <w:rFonts w:ascii="Times New Roman" w:eastAsia="Times New Roman" w:hAnsi="Times New Roman" w:cs="Times New Roman"/>
+          <w:b/>
+          <w:bCs/>
+          <w:kern w:val="0"/>
+          <w:sz w:val="26"/>
+          <w:szCs w:val="26"/>
+          <w:u w:val="single"/>
+          <w:lang w:val="en-VN"/>
+          <w14:ligatures w14:val="none"/>
+        </w:rPr>
+        <w:t>Các giải pháp chi tiết:</w:t>
+      </w:r>
+    </w:p>
+    <w:p>
+      <w:pPr>
+        <w:spacing w:before="100" w:beforeAutospacing="1" w:after="100" w:afterAutospacing="1" w:line="240" w:lineRule="auto"/>
+        <w:outlineLvl w:val="2"/>
+        <w:rPr>
+          <w:rFonts w:ascii="Times New Roman" w:eastAsia="Times New Roman" w:hAnsi="Times New Roman" w:cs="Times New Roman"/>
+          <w:b/>
+          <w:bCs/>
+          <w:kern w:val="0"/>
+          <w:sz w:val="26"/>
+          <w:szCs w:val="26"/>
+          <w:lang w:val="en-VN"/>
+          <w14:ligatures w14:val="none"/>
+        </w:rPr>
+      </w:pPr>
+      <w:r>
+        <w:rPr>
+          <w:rFonts w:ascii="Times New Roman" w:eastAsia="Times New Roman" w:hAnsi="Times New Roman" w:cs="Times New Roman"/>
+          <w:b/>
+          <w:bCs/>
+          <w:kern w:val="0"/>
+          <w:sz w:val="26"/>
+          <w:szCs w:val="26"/>
+          <w:lang w:val="en-VN"/>
+          <w14:ligatures w14:val="none"/>
+        </w:rPr>
+        <w:t>a) Triển khai nhiều server (tối thiểu 2)</w:t>
+      </w:r>
+    </w:p>
+    <w:p>
+      <w:pPr>
+        <w:numPr>
+          <w:ilvl w:val="0"/>
+          <w:numId w:val="19"/>
+        </w:numPr>
+        <w:spacing w:before="100" w:beforeAutospacing="1" w:after="100" w:afterAutospacing="1" w:line="240" w:lineRule="auto"/>
+        <w:outlineLvl w:val="2"/>
+        <w:rPr>
+          <w:rFonts w:ascii="Times New Roman" w:eastAsia="Times New Roman" w:hAnsi="Times New Roman" w:cs="Times New Roman"/>
+          <w:kern w:val="0"/>
+          <w:sz w:val="26"/>
+          <w:szCs w:val="26"/>
+          <w:lang w:val="en-VN"/>
+          <w14:ligatures w14:val="none"/>
+        </w:rPr>
+      </w:pPr>
+      <w:r>
+        <w:rPr>
+          <w:rFonts w:ascii="Times New Roman" w:eastAsia="Times New Roman" w:hAnsi="Times New Roman" w:cs="Times New Roman"/>
+          <w:b/>
+          <w:bCs/>
+          <w:kern w:val="0"/>
+          <w:sz w:val="26"/>
+          <w:szCs w:val="26"/>
+          <w:lang w:val="en-VN"/>
+          <w14:ligatures w14:val="none"/>
+        </w:rPr>
+        <w:t>Phần mềm:</w:t>
+      </w:r>
+      <w:r>
+        <w:rPr>
+          <w:rFonts w:ascii="Times New Roman" w:eastAsia="Times New Roman" w:hAnsi="Times New Roman" w:cs="Times New Roman"/>
+          <w:kern w:val="0"/>
+          <w:sz w:val="26"/>
+          <w:szCs w:val="26"/>
+          <w:lang w:val="en-VN"/>
+          <w14:ligatures w14:val="none"/>
+        </w:rPr>
+        <w:t> Sử dụng máy chủ ảo (VM) hoặc container (Docker) trên cloud.</w:t>
+      </w:r>
+    </w:p>
+    <w:p>
+      <w:pPr>
+        <w:numPr>
+          <w:ilvl w:val="0"/>
+          <w:numId w:val="19"/>
+        </w:numPr>
+        <w:spacing w:before="100" w:beforeAutospacing="1" w:after="100" w:afterAutospacing="1" w:line="240" w:lineRule="auto"/>
+        <w:outlineLvl w:val="2"/>
+        <w:rPr>
+          <w:rFonts w:ascii="Times New Roman" w:eastAsia="Times New Roman" w:hAnsi="Times New Roman" w:cs="Times New Roman"/>
+          <w:kern w:val="0"/>
+          <w:sz w:val="26"/>
+          <w:szCs w:val="26"/>
+          <w:lang w:val="en-VN"/>
+          <w14:ligatures w14:val="none"/>
+        </w:rPr>
+      </w:pPr>
+      <w:r>
+        <w:rPr>
+          <w:rFonts w:ascii="Times New Roman" w:eastAsia="Times New Roman" w:hAnsi="Times New Roman" w:cs="Times New Roman"/>
+          <w:b/>
+          <w:bCs/>
+          <w:kern w:val="0"/>
+          <w:sz w:val="26"/>
+          <w:szCs w:val="26"/>
+          <w:lang w:val="en-VN"/>
+          <w14:ligatures w14:val="none"/>
+        </w:rPr>
+        <w:t>Cách triển khai:</w:t>
+      </w:r>
+    </w:p>
+    <w:p>
+      <w:pPr>
+        <w:numPr>
+          <w:ilvl w:val="1"/>
+          <w:numId w:val="19"/>
+        </w:numPr>
+        <w:spacing w:before="100" w:beforeAutospacing="1" w:after="100" w:afterAutospacing="1" w:line="240" w:lineRule="auto"/>
+        <w:outlineLvl w:val="2"/>
+        <w:rPr>
+          <w:rFonts w:ascii="Times New Roman" w:eastAsia="Times New Roman" w:hAnsi="Times New Roman" w:cs="Times New Roman"/>
+          <w:kern w:val="0"/>
+          <w:sz w:val="26"/>
+          <w:szCs w:val="26"/>
+          <w:lang w:val="en-VN"/>
+          <w14:ligatures w14:val="none"/>
+        </w:rPr>
+      </w:pPr>
+      <w:r>
+        <w:rPr>
+          <w:rFonts w:ascii="Times New Roman" w:eastAsia="Times New Roman" w:hAnsi="Times New Roman" w:cs="Times New Roman"/>
+          <w:kern w:val="0"/>
+          <w:sz w:val="26"/>
+          <w:szCs w:val="26"/>
+          <w:lang w:val="en-VN"/>
+          <w14:ligatures w14:val="none"/>
+        </w:rPr>
+        <w:t>Sử dụng 2 server chạy cùng ứng dụng, đặt sau load balancer.</w:t>
+      </w:r>
+    </w:p>
+    <w:p>
+      <w:pPr>
+        <w:numPr>
+          <w:ilvl w:val="1"/>
+          <w:numId w:val="19"/>
+        </w:numPr>
+        <w:spacing w:before="100" w:beforeAutospacing="1" w:after="100" w:afterAutospacing="1" w:line="240" w:lineRule="auto"/>
+        <w:outlineLvl w:val="2"/>
+        <w:rPr>
+          <w:rFonts w:ascii="Times New Roman" w:eastAsia="Times New Roman" w:hAnsi="Times New Roman" w:cs="Times New Roman"/>
+          <w:kern w:val="0"/>
+          <w:sz w:val="26"/>
+          <w:szCs w:val="26"/>
+          <w:lang w:val="en-VN"/>
+          <w14:ligatures w14:val="none"/>
+        </w:rPr>
+      </w:pPr>
+      <w:r>
+        <w:rPr>
+          <w:rFonts w:ascii="Times New Roman" w:eastAsia="Times New Roman" w:hAnsi="Times New Roman" w:cs="Times New Roman"/>
+          <w:kern w:val="0"/>
+          <w:sz w:val="26"/>
+          <w:szCs w:val="26"/>
+          <w:lang w:val="en-VN"/>
+          <w14:ligatures w14:val="none"/>
+        </w:rPr>
+        <w:t>Các server không lưu trữ state (stateless) để dễ dàng thay thế.</w:t>
+      </w:r>
+    </w:p>
+    <w:p>
+      <w:pPr>
+        <w:numPr>
+          <w:ilvl w:val="0"/>
+          <w:numId w:val="19"/>
+        </w:numPr>
+        <w:spacing w:before="100" w:beforeAutospacing="1" w:after="100" w:afterAutospacing="1" w:line="240" w:lineRule="auto"/>
+        <w:outlineLvl w:val="2"/>
+        <w:rPr>
+          <w:rFonts w:ascii="Times New Roman" w:eastAsia="Times New Roman" w:hAnsi="Times New Roman" w:cs="Times New Roman"/>
+          <w:kern w:val="0"/>
+          <w:sz w:val="26"/>
+          <w:szCs w:val="26"/>
+          <w:lang w:val="en-VN"/>
+          <w14:ligatures w14:val="none"/>
+        </w:rPr>
+      </w:pPr>
+      <w:r>
+        <w:rPr>
+          <w:rFonts w:ascii="Times New Roman" w:eastAsia="Times New Roman" w:hAnsi="Times New Roman" w:cs="Times New Roman"/>
+          <w:b/>
+          <w:bCs/>
+          <w:kern w:val="0"/>
+          <w:sz w:val="26"/>
+          <w:szCs w:val="26"/>
+          <w:lang w:val="en-VN"/>
+          <w14:ligatures w14:val="none"/>
+        </w:rPr>
+        <w:t>Giải quyết vấn đề:</w:t>
+      </w:r>
+      <w:r>
+        <w:rPr>
+          <w:rFonts w:ascii="Times New Roman" w:eastAsia="Times New Roman" w:hAnsi="Times New Roman" w:cs="Times New Roman"/>
+          <w:kern w:val="0"/>
+          <w:sz w:val="26"/>
+          <w:szCs w:val="26"/>
+          <w:lang w:val="en-VN"/>
+          <w14:ligatures w14:val="none"/>
+        </w:rPr>
+        <w:t> Khi một server gặp sự cố, server còn lại vẫn phục vụ.</w:t>
+      </w:r>
+    </w:p>
+    <w:p>
+      <w:pPr>
+        <w:spacing w:before="100" w:beforeAutospacing="1" w:after="100" w:afterAutospacing="1" w:line="240" w:lineRule="auto"/>
+        <w:outlineLvl w:val="2"/>
+        <w:rPr>
+          <w:rFonts w:ascii="Times New Roman" w:eastAsia="Times New Roman" w:hAnsi="Times New Roman" w:cs="Times New Roman"/>
+          <w:b/>
+          <w:bCs/>
+          <w:kern w:val="0"/>
+          <w:sz w:val="26"/>
+          <w:szCs w:val="26"/>
+          <w:lang w:val="vi-VN"/>
+          <w14:ligatures w14:val="none"/>
+        </w:rPr>
+      </w:pPr>
+      <w:r>
+        <w:rPr>
+          <w:rFonts w:ascii="Times New Roman" w:eastAsia="Times New Roman" w:hAnsi="Times New Roman" w:cs="Times New Roman"/>
+          <w:b/>
+          <w:bCs/>
+          <w:kern w:val="0"/>
+          <w:sz w:val="26"/>
+          <w:szCs w:val="26"/>
+          <w:lang w:val="en-VN"/>
+          <w14:ligatures w14:val="none"/>
+        </w:rPr>
+        <w:t xml:space="preserve">b) </w:t>
+      </w:r>
+      <w:r>
+        <w:rPr>
+          <w:rFonts w:ascii="Times New Roman" w:eastAsia="Times New Roman" w:hAnsi="Times New Roman" w:cs="Times New Roman"/>
+          <w:b/>
+          <w:bCs/>
+          <w:kern w:val="0"/>
+          <w:sz w:val="26"/>
+          <w:szCs w:val="26"/>
+          <w:lang w:val="en-VN"/>
+          <w14:ligatures w14:val="none"/>
+        </w:rPr>
+        <w:t>Sử dụng Load Balancer (Ví dụ: Nginx)</w:t>
+      </w:r>
+    </w:p>
+    <w:p>
+      <w:pPr>
+        <w:numPr>
+          <w:ilvl w:val="0"/>
+          <w:numId w:val="31"/>
+        </w:numPr>
+        <w:spacing w:before="100" w:beforeAutospacing="1" w:after="100" w:afterAutospacing="1" w:line="240" w:lineRule="auto"/>
+        <w:outlineLvl w:val="2"/>
+        <w:rPr>
+          <w:rFonts w:ascii="Times New Roman" w:eastAsia="Times New Roman" w:hAnsi="Times New Roman" w:cs="Times New Roman"/>
+          <w:kern w:val="0"/>
+          <w:sz w:val="26"/>
+          <w:szCs w:val="26"/>
+          <w:lang w:val="en-VN"/>
+          <w14:ligatures w14:val="none"/>
+        </w:rPr>
+      </w:pPr>
+      <w:r>
+        <w:rPr>
+          <w:rFonts w:ascii="Times New Roman" w:eastAsia="Times New Roman" w:hAnsi="Times New Roman" w:cs="Times New Roman"/>
+          <w:b/>
+          <w:bCs/>
+          <w:kern w:val="0"/>
+          <w:sz w:val="26"/>
+          <w:szCs w:val="26"/>
+          <w:lang w:val="en-VN"/>
+          <w14:ligatures w14:val="none"/>
+        </w:rPr>
+        <w:t>Phần mềm:</w:t>
+      </w:r>
+      <w:r>
+        <w:rPr>
+          <w:rFonts w:ascii="Times New Roman" w:eastAsia="Times New Roman" w:hAnsi="Times New Roman" w:cs="Times New Roman"/>
+          <w:kern w:val="0"/>
+          <w:sz w:val="26"/>
+          <w:szCs w:val="26"/>
+          <w:lang w:val="en-VN"/>
+          <w14:ligatures w14:val="none"/>
+        </w:rPr>
+        <w:t> Nginx (open source) hoặc AWS Application Load Balancer (ALB).</w:t>
+      </w:r>
+    </w:p>
+    <w:p>
+      <w:pPr>
+        <w:numPr>
+          <w:ilvl w:val="0"/>
+          <w:numId w:val="31"/>
+        </w:numPr>
+        <w:spacing w:before="100" w:beforeAutospacing="1" w:after="100" w:afterAutospacing="1" w:line="240" w:lineRule="auto"/>
+        <w:outlineLvl w:val="2"/>
+        <w:rPr>
+          <w:rFonts w:ascii="Times New Roman" w:eastAsia="Times New Roman" w:hAnsi="Times New Roman" w:cs="Times New Roman"/>
+          <w:kern w:val="0"/>
+          <w:sz w:val="26"/>
+          <w:szCs w:val="26"/>
+          <w:lang w:val="en-VN"/>
+          <w14:ligatures w14:val="none"/>
+        </w:rPr>
+      </w:pPr>
+      <w:r>
+        <w:rPr>
+          <w:rFonts w:ascii="Times New Roman" w:eastAsia="Times New Roman" w:hAnsi="Times New Roman" w:cs="Times New Roman"/>
+          <w:b/>
+          <w:bCs/>
+          <w:kern w:val="0"/>
+          <w:sz w:val="26"/>
+          <w:szCs w:val="26"/>
+          <w:lang w:val="en-VN"/>
+          <w14:ligatures w14:val="none"/>
+        </w:rPr>
+        <w:t>Cách thức hoạt động:</w:t>
+      </w:r>
+    </w:p>
+    <w:p>
+      <w:pPr>
+        <w:numPr>
+          <w:ilvl w:val="1"/>
+          <w:numId w:val="31"/>
+        </w:numPr>
+        <w:spacing w:before="100" w:beforeAutospacing="1" w:after="100" w:afterAutospacing="1" w:line="240" w:lineRule="auto"/>
+        <w:outlineLvl w:val="2"/>
+        <w:rPr>
+          <w:rFonts w:ascii="Times New Roman" w:eastAsia="Times New Roman" w:hAnsi="Times New Roman" w:cs="Times New Roman"/>
+          <w:kern w:val="0"/>
+          <w:sz w:val="26"/>
+          <w:szCs w:val="26"/>
+          <w:lang w:val="en-VN"/>
+          <w14:ligatures w14:val="none"/>
+        </w:rPr>
+      </w:pPr>
+      <w:r>
+        <w:rPr>
+          <w:rFonts w:ascii="Times New Roman" w:eastAsia="Times New Roman" w:hAnsi="Times New Roman" w:cs="Times New Roman"/>
+          <w:kern w:val="0"/>
+          <w:sz w:val="26"/>
+          <w:szCs w:val="26"/>
+          <w:lang w:val="en-VN"/>
+          <w14:ligatures w14:val="none"/>
+        </w:rPr>
+        <w:t>Load Balancer đứng trước các máy chủ ứng dụng, phân phối các yêu cầu từ người dùng đến các máy chủ backend dựa trên thuật toán (round-robin, least connections, IP hash...).</w:t>
+      </w:r>
+    </w:p>
+    <w:p>
+      <w:pPr>
+        <w:numPr>
+          <w:ilvl w:val="1"/>
+          <w:numId w:val="31"/>
+        </w:numPr>
+        <w:spacing w:before="100" w:beforeAutospacing="1" w:after="100" w:afterAutospacing="1" w:line="240" w:lineRule="auto"/>
+        <w:outlineLvl w:val="2"/>
+        <w:rPr>
+          <w:rFonts w:ascii="Times New Roman" w:eastAsia="Times New Roman" w:hAnsi="Times New Roman" w:cs="Times New Roman"/>
+          <w:kern w:val="0"/>
+          <w:sz w:val="26"/>
+          <w:szCs w:val="26"/>
+          <w:lang w:val="en-VN"/>
+          <w14:ligatures w14:val="none"/>
+        </w:rPr>
+      </w:pPr>
+      <w:r>
+        <w:rPr>
+          <w:rFonts w:ascii="Times New Roman" w:eastAsia="Times New Roman" w:hAnsi="Times New Roman" w:cs="Times New Roman"/>
+          <w:kern w:val="0"/>
+          <w:sz w:val="26"/>
+          <w:szCs w:val="26"/>
+          <w:lang w:val="en-VN"/>
+          <w14:ligatures w14:val="none"/>
+        </w:rPr>
+        <w:t>Nginx có cơ chế health check để phát hiện server nào không khả dụng và tự động loại bỏ khỏi nhóm.</w:t>
+      </w:r>
+    </w:p>
+    <w:p>
+      <w:pPr>
+        <w:numPr>
+          <w:ilvl w:val="0"/>
+          <w:numId w:val="31"/>
+        </w:numPr>
+        <w:spacing w:before="100" w:beforeAutospacing="1" w:after="100" w:afterAutospacing="1" w:line="240" w:lineRule="auto"/>
+        <w:outlineLvl w:val="2"/>
+        <w:rPr>
+          <w:rFonts w:ascii="Times New Roman" w:eastAsia="Times New Roman" w:hAnsi="Times New Roman" w:cs="Times New Roman"/>
+          <w:kern w:val="0"/>
+          <w:sz w:val="26"/>
+          <w:szCs w:val="26"/>
+          <w:lang w:val="en-VN"/>
+          <w14:ligatures w14:val="none"/>
+        </w:rPr>
+      </w:pPr>
+      <w:r>
+        <w:rPr>
+          <w:rFonts w:ascii="Times New Roman" w:eastAsia="Times New Roman" w:hAnsi="Times New Roman" w:cs="Times New Roman"/>
+          <w:b/>
+          <w:bCs/>
+          <w:kern w:val="0"/>
+          <w:sz w:val="26"/>
+          <w:szCs w:val="26"/>
+          <w:lang w:val="en-VN"/>
+          <w14:ligatures w14:val="none"/>
+        </w:rPr>
+        <w:t>Triển khai:</w:t>
+      </w:r>
+    </w:p>
+    <w:p>
+      <w:pPr>
+        <w:numPr>
+          <w:ilvl w:val="1"/>
+          <w:numId w:val="31"/>
+        </w:numPr>
+        <w:spacing w:before="100" w:beforeAutospacing="1" w:after="100" w:afterAutospacing="1" w:line="240" w:lineRule="auto"/>
+        <w:outlineLvl w:val="2"/>
+        <w:rPr>
+          <w:rFonts w:ascii="Times New Roman" w:eastAsia="Times New Roman" w:hAnsi="Times New Roman" w:cs="Times New Roman"/>
+          <w:kern w:val="0"/>
+          <w:sz w:val="26"/>
+          <w:szCs w:val="26"/>
+          <w:lang w:val="en-VN"/>
+          <w14:ligatures w14:val="none"/>
+        </w:rPr>
+      </w:pPr>
+      <w:r>
+        <w:rPr>
+          <w:rFonts w:ascii="Times New Roman" w:eastAsia="Times New Roman" w:hAnsi="Times New Roman" w:cs="Times New Roman"/>
+          <w:kern w:val="0"/>
+          <w:sz w:val="26"/>
+          <w:szCs w:val="26"/>
+          <w:lang w:val="en-VN"/>
+          <w14:ligatures w14:val="none"/>
+        </w:rPr>
+        <w:t>Cài đặt Nginx trên một máy chủ riêng hoặc sử dụng load balancer của cloud.</w:t>
+      </w:r>
+    </w:p>
+    <w:p>
+      <w:pPr>
+        <w:numPr>
+          <w:ilvl w:val="1"/>
+          <w:numId w:val="31"/>
+        </w:numPr>
+        <w:spacing w:before="100" w:beforeAutospacing="1" w:after="100" w:afterAutospacing="1" w:line="240" w:lineRule="auto"/>
+        <w:outlineLvl w:val="2"/>
+        <w:rPr>
+          <w:rFonts w:ascii="Times New Roman" w:eastAsia="Times New Roman" w:hAnsi="Times New Roman" w:cs="Times New Roman"/>
+          <w:kern w:val="0"/>
+          <w:sz w:val="26"/>
+          <w:szCs w:val="26"/>
+          <w:lang w:val="en-VN"/>
+          <w14:ligatures w14:val="none"/>
+        </w:rPr>
+      </w:pPr>
+      <w:r>
+        <w:rPr>
+          <w:rFonts w:ascii="Times New Roman" w:eastAsia="Times New Roman" w:hAnsi="Times New Roman" w:cs="Times New Roman"/>
+          <w:kern w:val="0"/>
+          <w:sz w:val="26"/>
+          <w:szCs w:val="26"/>
+          <w:lang w:val="en-VN"/>
+          <w14:ligatures w14:val="none"/>
+        </w:rPr>
+        <w:t>Cấu hình upstream chứa danh sách các máy chủ backend.</w:t>
+      </w:r>
+    </w:p>
+    <w:p>
+      <w:pPr>
+        <w:numPr>
+          <w:ilvl w:val="1"/>
+          <w:numId w:val="31"/>
+        </w:numPr>
+        <w:spacing w:before="100" w:beforeAutospacing="1" w:after="100" w:afterAutospacing="1" w:line="240" w:lineRule="auto"/>
+        <w:outlineLvl w:val="2"/>
+        <w:rPr>
+          <w:rFonts w:ascii="Times New Roman" w:eastAsia="Times New Roman" w:hAnsi="Times New Roman" w:cs="Times New Roman"/>
+          <w:kern w:val="0"/>
+          <w:sz w:val="26"/>
+          <w:szCs w:val="26"/>
+          <w:lang w:val="en-VN"/>
+          <w14:ligatures w14:val="none"/>
+        </w:rPr>
+      </w:pPr>
+      <w:r>
+        <w:rPr>
+          <w:rFonts w:ascii="Times New Roman" w:eastAsia="Times New Roman" w:hAnsi="Times New Roman" w:cs="Times New Roman"/>
+          <w:kern w:val="0"/>
+          <w:sz w:val="26"/>
+          <w:szCs w:val="26"/>
+          <w:lang w:val="en-VN"/>
+          <w14:ligatures w14:val="none"/>
+        </w:rPr>
+        <w:t>Cấu hình health check định kỳ gửi request tới một endpoint (ví dụ: /health) trên các backend. Nếu backend không phản hồi, Nginx sẽ tạm ngừng gửi request tới backend đó.</w:t>
+      </w:r>
+    </w:p>
+    <w:p>
+      <w:pPr>
+        <w:numPr>
+          <w:ilvl w:val="0"/>
+          <w:numId w:val="31"/>
+        </w:numPr>
+        <w:spacing w:before="100" w:beforeAutospacing="1" w:after="100" w:afterAutospacing="1" w:line="240" w:lineRule="auto"/>
+        <w:outlineLvl w:val="2"/>
+        <w:rPr>
+          <w:rFonts w:ascii="Times New Roman" w:eastAsia="Times New Roman" w:hAnsi="Times New Roman" w:cs="Times New Roman"/>
+          <w:kern w:val="0"/>
+          <w:sz w:val="26"/>
+          <w:szCs w:val="26"/>
+          <w:lang w:val="en-VN"/>
+          <w14:ligatures w14:val="none"/>
+        </w:rPr>
+      </w:pPr>
+      <w:r>
+        <w:rPr>
+          <w:rFonts w:ascii="Times New Roman" w:eastAsia="Times New Roman" w:hAnsi="Times New Roman" w:cs="Times New Roman"/>
+          <w:b/>
+          <w:bCs/>
+          <w:kern w:val="0"/>
+          <w:sz w:val="26"/>
+          <w:szCs w:val="26"/>
+          <w:lang w:val="en-VN"/>
+          <w14:ligatures w14:val="none"/>
+        </w:rPr>
+        <w:t>Giải quyết vấn đề:</w:t>
+      </w:r>
+    </w:p>
+    <w:p>
+      <w:pPr>
+        <w:numPr>
+          <w:ilvl w:val="1"/>
+          <w:numId w:val="31"/>
+        </w:numPr>
+        <w:spacing w:before="100" w:beforeAutospacing="1" w:after="100" w:afterAutospacing="1" w:line="240" w:lineRule="auto"/>
+        <w:outlineLvl w:val="2"/>
+        <w:rPr>
+          <w:rFonts w:ascii="Times New Roman" w:eastAsia="Times New Roman" w:hAnsi="Times New Roman" w:cs="Times New Roman"/>
+          <w:kern w:val="0"/>
+          <w:sz w:val="26"/>
+          <w:szCs w:val="26"/>
+          <w:lang w:val="en-VN"/>
+          <w14:ligatures w14:val="none"/>
+        </w:rPr>
+      </w:pPr>
+      <w:r>
+        <w:rPr>
+          <w:rFonts w:ascii="Times New Roman" w:eastAsia="Times New Roman" w:hAnsi="Times New Roman" w:cs="Times New Roman"/>
+          <w:kern w:val="0"/>
+          <w:sz w:val="26"/>
+          <w:szCs w:val="26"/>
+          <w:lang w:val="en-VN"/>
+          <w14:ligatures w14:val="none"/>
+        </w:rPr>
+        <w:t>Phân tải, tránh quá tải trên một máy chủ.</w:t>
+      </w:r>
+    </w:p>
+    <w:p>
+      <w:pPr>
+        <w:numPr>
+          <w:ilvl w:val="1"/>
+          <w:numId w:val="31"/>
+        </w:numPr>
+        <w:spacing w:before="100" w:beforeAutospacing="1" w:after="100" w:afterAutospacing="1" w:line="240" w:lineRule="auto"/>
+        <w:outlineLvl w:val="2"/>
+        <w:rPr>
+          <w:rFonts w:ascii="Times New Roman" w:eastAsia="Times New Roman" w:hAnsi="Times New Roman" w:cs="Times New Roman"/>
+          <w:kern w:val="0"/>
+          <w:sz w:val="26"/>
+          <w:szCs w:val="26"/>
+          <w:lang w:val="en-VN"/>
+          <w14:ligatures w14:val="none"/>
+        </w:rPr>
+      </w:pPr>
+      <w:r>
+        <w:rPr>
+          <w:rFonts w:ascii="Times New Roman" w:eastAsia="Times New Roman" w:hAnsi="Times New Roman" w:cs="Times New Roman"/>
+          <w:kern w:val="0"/>
+          <w:sz w:val="26"/>
+          <w:szCs w:val="26"/>
+          <w:lang w:val="en-VN"/>
+          <w14:ligatures w14:val="none"/>
+        </w:rPr>
+        <w:t>Khi một máy chủ backend gặp sự cố, load balancer sẽ chuyển hướng traffic sang các máy chủ còn lại, đảm bảo dịch vụ không bị gián đoạn.</w:t>
+      </w:r>
+    </w:p>
+    <w:p>
+      <w:pPr>
+        <w:spacing w:before="100" w:beforeAutospacing="1" w:after="100" w:afterAutospacing="1" w:line="240" w:lineRule="auto"/>
+        <w:outlineLvl w:val="2"/>
+        <w:rPr>
+          <w:rFonts w:ascii="Times New Roman" w:eastAsia="Times New Roman" w:hAnsi="Times New Roman" w:cs="Times New Roman"/>
+          <w:kern w:val="0"/>
+          <w:sz w:val="26"/>
+          <w:szCs w:val="26"/>
+          <w:lang w:val="en-VN"/>
+          <w14:ligatures w14:val="none"/>
+        </w:rPr>
+      </w:pPr>
+      <w:r>
+        <w:rPr>
+          <w:rFonts w:ascii="Times New Roman" w:eastAsia="Times New Roman" w:hAnsi="Times New Roman" w:cs="Times New Roman"/>
+          <w:kern w:val="0"/>
+          <w:sz w:val="26"/>
+          <w:szCs w:val="26"/>
+          <w:lang w:val="en-VN"/>
+          <w14:ligatures w14:val="none"/>
+        </w:rPr>
+        <w:lastRenderedPageBreak/>
+        <w:t>Ngoài ra, còn có các giải pháp khác như:</w:t>
+      </w:r>
+    </w:p>
+    <w:p>
+      <w:pPr>
+        <w:numPr>
+          <w:ilvl w:val="0"/>
+          <w:numId w:val="32"/>
+        </w:numPr>
+        <w:spacing w:before="100" w:beforeAutospacing="1" w:after="100" w:afterAutospacing="1" w:line="240" w:lineRule="auto"/>
+        <w:outlineLvl w:val="2"/>
+        <w:rPr>
+          <w:rFonts w:ascii="Times New Roman" w:eastAsia="Times New Roman" w:hAnsi="Times New Roman" w:cs="Times New Roman"/>
+          <w:kern w:val="0"/>
+          <w:sz w:val="26"/>
+          <w:szCs w:val="26"/>
+          <w:lang w:val="en-VN"/>
+          <w14:ligatures w14:val="none"/>
+        </w:rPr>
+      </w:pPr>
+      <w:r>
+        <w:rPr>
+          <w:rFonts w:ascii="Times New Roman" w:eastAsia="Times New Roman" w:hAnsi="Times New Roman" w:cs="Times New Roman"/>
+          <w:b/>
+          <w:bCs/>
+          <w:kern w:val="0"/>
+          <w:sz w:val="26"/>
+          <w:szCs w:val="26"/>
+          <w:lang w:val="en-VN"/>
+          <w14:ligatures w14:val="none"/>
+        </w:rPr>
+        <w:t>Auto-scaling:</w:t>
+      </w:r>
+      <w:r>
+        <w:rPr>
+          <w:rFonts w:ascii="Times New Roman" w:eastAsia="Times New Roman" w:hAnsi="Times New Roman" w:cs="Times New Roman"/>
+          <w:kern w:val="0"/>
+          <w:sz w:val="26"/>
+          <w:szCs w:val="26"/>
+          <w:lang w:val="en-VN"/>
+          <w14:ligatures w14:val="none"/>
+        </w:rPr>
+        <w:t> Tự động thêm máy chủ khi tải cao, xóa bớt khi tải thấp (sử dụng AWS Auto Scaling Group, Kubernetes Horizontal Pod Autoscaler).</w:t>
+      </w:r>
+    </w:p>
+    <w:p>
+      <w:pPr>
+        <w:numPr>
+          <w:ilvl w:val="0"/>
+          <w:numId w:val="32"/>
+        </w:numPr>
+        <w:spacing w:before="100" w:beforeAutospacing="1" w:after="100" w:afterAutospacing="1" w:line="240" w:lineRule="auto"/>
+        <w:outlineLvl w:val="2"/>
+        <w:rPr>
+          <w:rFonts w:ascii="Times New Roman" w:eastAsia="Times New Roman" w:hAnsi="Times New Roman" w:cs="Times New Roman"/>
+          <w:kern w:val="0"/>
+          <w:sz w:val="26"/>
+          <w:szCs w:val="26"/>
+          <w:lang w:val="en-VN"/>
+          <w14:ligatures w14:val="none"/>
+        </w:rPr>
+      </w:pPr>
+      <w:r>
+        <w:rPr>
+          <w:rFonts w:ascii="Times New Roman" w:eastAsia="Times New Roman" w:hAnsi="Times New Roman" w:cs="Times New Roman"/>
+          <w:b/>
+          <w:bCs/>
+          <w:kern w:val="0"/>
+          <w:sz w:val="26"/>
+          <w:szCs w:val="26"/>
+          <w:lang w:val="en-VN"/>
+          <w14:ligatures w14:val="none"/>
+        </w:rPr>
+        <w:t>Database Replication:</w:t>
+      </w:r>
+      <w:r>
+        <w:rPr>
+          <w:rFonts w:ascii="Times New Roman" w:eastAsia="Times New Roman" w:hAnsi="Times New Roman" w:cs="Times New Roman"/>
+          <w:kern w:val="0"/>
+          <w:sz w:val="26"/>
+          <w:szCs w:val="26"/>
+          <w:lang w:val="en-VN"/>
+          <w14:ligatures w14:val="none"/>
+        </w:rPr>
+        <w:t> Sử dụng cơ chế master-slave để đảm bảo database luôn sẵn sàng.</w:t>
+      </w:r>
+    </w:p>
+    <w:p>
+      <w:pPr>
+        <w:numPr>
+          <w:ilvl w:val="0"/>
+          <w:numId w:val="32"/>
+        </w:numPr>
+        <w:spacing w:before="100" w:beforeAutospacing="1" w:after="100" w:afterAutospacing="1" w:line="240" w:lineRule="auto"/>
+        <w:outlineLvl w:val="2"/>
+        <w:rPr>
+          <w:rFonts w:ascii="Times New Roman" w:eastAsia="Times New Roman" w:hAnsi="Times New Roman" w:cs="Times New Roman"/>
+          <w:kern w:val="0"/>
+          <w:sz w:val="26"/>
+          <w:szCs w:val="26"/>
+          <w:lang w:val="en-VN"/>
+          <w14:ligatures w14:val="none"/>
+        </w:rPr>
+      </w:pPr>
+      <w:r>
+        <w:rPr>
+          <w:rFonts w:ascii="Times New Roman" w:eastAsia="Times New Roman" w:hAnsi="Times New Roman" w:cs="Times New Roman"/>
+          <w:b/>
+          <w:bCs/>
+          <w:kern w:val="0"/>
+          <w:sz w:val="26"/>
+          <w:szCs w:val="26"/>
+          <w:lang w:val="en-VN"/>
+          <w14:ligatures w14:val="none"/>
+        </w:rPr>
+        <w:t>Multi-region Deployment:</w:t>
+      </w:r>
+      <w:r>
+        <w:rPr>
+          <w:rFonts w:ascii="Times New Roman" w:eastAsia="Times New Roman" w:hAnsi="Times New Roman" w:cs="Times New Roman"/>
+          <w:kern w:val="0"/>
+          <w:sz w:val="26"/>
+          <w:szCs w:val="26"/>
+          <w:lang w:val="en-VN"/>
+          <w14:ligatures w14:val="none"/>
+        </w:rPr>
+        <w:t> Triển khai hệ thống ở nhiều vùng địa lý, sử dụng DNS-based load balancing (ví dụ: AWS Route53) để chuyển hướng người dùng đến vùng gần nhất.</w:t>
+      </w:r>
+    </w:p>
+    <w:p>
+      <w:pPr>
+        <w:spacing w:before="100" w:beforeAutospacing="1" w:after="100" w:afterAutospacing="1" w:line="240" w:lineRule="auto"/>
+        <w:outlineLvl w:val="2"/>
+        <w:rPr>
+          <w:rFonts w:ascii="Times New Roman" w:eastAsia="Times New Roman" w:hAnsi="Times New Roman" w:cs="Times New Roman"/>
+          <w:kern w:val="0"/>
+          <w:sz w:val="26"/>
+          <w:szCs w:val="26"/>
+          <w:lang w:val="vi-VN"/>
+          <w14:ligatures w14:val="none"/>
+        </w:rPr>
+      </w:pPr>
+      <w:r>
+        <w:rPr>
+          <w:rFonts w:ascii="Times New Roman" w:eastAsia="Times New Roman" w:hAnsi="Times New Roman" w:cs="Times New Roman"/>
+          <w:b/>
+          <w:bCs/>
+          <w:kern w:val="0"/>
+          <w:sz w:val="26"/>
+          <w:szCs w:val="26"/>
+          <w:lang w:val="en-VN"/>
+          <w14:ligatures w14:val="none"/>
+        </w:rPr>
+        <w:t>c) Deployment Strategy)</w:t>
+      </w:r>
+      <w:r>
+        <w:rPr>
+          <w:rFonts w:ascii="Times New Roman" w:eastAsia="Times New Roman" w:hAnsi="Times New Roman" w:cs="Times New Roman"/>
+          <w:kern w:val="0"/>
+          <w:sz w:val="26"/>
+          <w:szCs w:val="26"/>
+          <w:lang w:val="vi-VN"/>
+          <w14:ligatures w14:val="none"/>
+        </w:rPr>
+        <w:t xml:space="preserve">: </w:t>
+      </w:r>
+      <w:r>
+        <w:rPr>
+          <w:rFonts w:ascii="Times New Roman" w:eastAsia="Times New Roman" w:hAnsi="Times New Roman" w:cs="Times New Roman"/>
+          <w:b/>
+          <w:bCs/>
+          <w:kern w:val="0"/>
+          <w:sz w:val="26"/>
+          <w:szCs w:val="26"/>
+          <w:lang w:val="en-VN"/>
+          <w14:ligatures w14:val="none"/>
+        </w:rPr>
+        <w:t>Blue-Green Deployment</w:t>
+      </w:r>
+    </w:p>
+    <w:p>
+      <w:pPr>
+        <w:numPr>
+          <w:ilvl w:val="0"/>
+          <w:numId w:val="18"/>
+        </w:numPr>
+        <w:spacing w:before="100" w:beforeAutospacing="1" w:after="100" w:afterAutospacing="1" w:line="240" w:lineRule="auto"/>
+        <w:outlineLvl w:val="2"/>
+        <w:rPr>
+          <w:rFonts w:ascii="Times New Roman" w:eastAsia="Times New Roman" w:hAnsi="Times New Roman" w:cs="Times New Roman"/>
+          <w:kern w:val="0"/>
+          <w:sz w:val="26"/>
+          <w:szCs w:val="26"/>
+          <w:lang w:val="en-VN"/>
+          <w14:ligatures w14:val="none"/>
+        </w:rPr>
+      </w:pPr>
+      <w:r>
+        <w:rPr>
+          <w:rFonts w:ascii="Times New Roman" w:eastAsia="Times New Roman" w:hAnsi="Times New Roman" w:cs="Times New Roman"/>
+          <w:b/>
+          <w:bCs/>
+          <w:kern w:val="0"/>
+          <w:sz w:val="26"/>
+          <w:szCs w:val="26"/>
+          <w:lang w:val="en-VN"/>
+          <w14:ligatures w14:val="none"/>
+        </w:rPr>
+        <w:t>Cách triển khai:</w:t>
+      </w:r>
+      <w:r>
+        <w:rPr>
+          <w:rFonts w:ascii="Times New Roman" w:eastAsia="Times New Roman" w:hAnsi="Times New Roman" w:cs="Times New Roman"/>
+          <w:kern w:val="0"/>
+          <w:sz w:val="26"/>
+          <w:szCs w:val="26"/>
+          <w:lang w:val="en-VN"/>
+          <w14:ligatures w14:val="none"/>
+        </w:rPr>
+        <w:t> Duy trì hai môi trường giống hệt nhau (Blue và Green). Chỉ một môi trường chạy production tại một thời điểm. Khi cần cập nhật, triển khai lên môi trường không hoạt động, test xong thì chuyển hướng traffic.</w:t>
+      </w:r>
+    </w:p>
+    <w:p>
+      <w:pPr>
+        <w:numPr>
+          <w:ilvl w:val="0"/>
+          <w:numId w:val="18"/>
+        </w:numPr>
+        <w:spacing w:before="100" w:beforeAutospacing="1" w:after="100" w:afterAutospacing="1" w:line="240" w:lineRule="auto"/>
+        <w:outlineLvl w:val="2"/>
+        <w:rPr>
+          <w:rFonts w:ascii="Times New Roman" w:eastAsia="Times New Roman" w:hAnsi="Times New Roman" w:cs="Times New Roman"/>
+          <w:kern w:val="0"/>
+          <w:sz w:val="26"/>
+          <w:szCs w:val="26"/>
+          <w:lang w:val="en-VN"/>
+          <w14:ligatures w14:val="none"/>
+        </w:rPr>
+      </w:pPr>
+      <w:r>
+        <w:rPr>
+          <w:rFonts w:ascii="Times New Roman" w:eastAsia="Times New Roman" w:hAnsi="Times New Roman" w:cs="Times New Roman"/>
+          <w:b/>
+          <w:bCs/>
+          <w:kern w:val="0"/>
+          <w:sz w:val="26"/>
+          <w:szCs w:val="26"/>
+          <w:lang w:val="en-VN"/>
+          <w14:ligatures w14:val="none"/>
+        </w:rPr>
+        <w:t>Công cụ:</w:t>
+      </w:r>
+      <w:r>
+        <w:rPr>
+          <w:rFonts w:ascii="Times New Roman" w:eastAsia="Times New Roman" w:hAnsi="Times New Roman" w:cs="Times New Roman"/>
+          <w:kern w:val="0"/>
+          <w:sz w:val="26"/>
+          <w:szCs w:val="26"/>
+          <w:lang w:val="en-VN"/>
+          <w14:ligatures w14:val="none"/>
+        </w:rPr>
+        <w:t> Sử dụng Kubernetes với service và ingress để chuyển đổi, hoặc công cụ quản lý deployment của cloud.</w:t>
+      </w:r>
+    </w:p>
+    <w:p>
+      <w:pPr>
+        <w:numPr>
+          <w:ilvl w:val="0"/>
+          <w:numId w:val="18"/>
+        </w:numPr>
+        <w:spacing w:before="100" w:beforeAutospacing="1" w:after="100" w:afterAutospacing="1" w:line="240" w:lineRule="auto"/>
+        <w:outlineLvl w:val="2"/>
+        <w:rPr>
+          <w:rFonts w:ascii="Times New Roman" w:eastAsia="Times New Roman" w:hAnsi="Times New Roman" w:cs="Times New Roman"/>
+          <w:kern w:val="0"/>
+          <w:sz w:val="26"/>
+          <w:szCs w:val="26"/>
+          <w:lang w:val="en-VN"/>
+          <w14:ligatures w14:val="none"/>
+        </w:rPr>
+      </w:pPr>
+      <w:r>
+        <w:rPr>
+          <w:rFonts w:ascii="Times New Roman" w:eastAsia="Times New Roman" w:hAnsi="Times New Roman" w:cs="Times New Roman"/>
+          <w:b/>
+          <w:bCs/>
+          <w:kern w:val="0"/>
+          <w:sz w:val="26"/>
+          <w:szCs w:val="26"/>
+          <w:lang w:val="en-VN"/>
+          <w14:ligatures w14:val="none"/>
+        </w:rPr>
+        <w:t>Canary Deployment:</w:t>
+      </w:r>
+    </w:p>
+    <w:p>
+      <w:pPr>
+        <w:numPr>
+          <w:ilvl w:val="0"/>
+          <w:numId w:val="18"/>
+        </w:numPr>
+        <w:spacing w:before="100" w:beforeAutospacing="1" w:after="100" w:afterAutospacing="1" w:line="240" w:lineRule="auto"/>
+        <w:outlineLvl w:val="2"/>
+        <w:rPr>
+          <w:rFonts w:ascii="Times New Roman" w:eastAsia="Times New Roman" w:hAnsi="Times New Roman" w:cs="Times New Roman"/>
+          <w:kern w:val="0"/>
+          <w:sz w:val="26"/>
+          <w:szCs w:val="26"/>
+          <w:lang w:val="en-VN"/>
+          <w14:ligatures w14:val="none"/>
+        </w:rPr>
+      </w:pPr>
+      <w:r>
+        <w:rPr>
+          <w:rFonts w:ascii="Times New Roman" w:eastAsia="Times New Roman" w:hAnsi="Times New Roman" w:cs="Times New Roman"/>
+          <w:b/>
+          <w:bCs/>
+          <w:kern w:val="0"/>
+          <w:sz w:val="26"/>
+          <w:szCs w:val="26"/>
+          <w:lang w:val="en-VN"/>
+          <w14:ligatures w14:val="none"/>
+        </w:rPr>
+        <w:t>Cách triển khai:</w:t>
+      </w:r>
+      <w:r>
+        <w:rPr>
+          <w:rFonts w:ascii="Times New Roman" w:eastAsia="Times New Roman" w:hAnsi="Times New Roman" w:cs="Times New Roman"/>
+          <w:kern w:val="0"/>
+          <w:sz w:val="26"/>
+          <w:szCs w:val="26"/>
+          <w:lang w:val="en-VN"/>
+          <w14:ligatures w14:val="none"/>
+        </w:rPr>
+        <w:t> Chỉ chuyển một phần nhỏ traffic (ví dụ 5%) sang phiên bản mới để kiểm tra, sau đó tăng dần.</w:t>
+      </w:r>
+    </w:p>
+    <w:p>
+      <w:pPr>
+        <w:numPr>
+          <w:ilvl w:val="0"/>
+          <w:numId w:val="18"/>
+        </w:numPr>
+        <w:spacing w:before="100" w:beforeAutospacing="1" w:after="100" w:afterAutospacing="1" w:line="240" w:lineRule="auto"/>
+        <w:outlineLvl w:val="2"/>
+        <w:rPr>
+          <w:rFonts w:ascii="Times New Roman" w:eastAsia="Times New Roman" w:hAnsi="Times New Roman" w:cs="Times New Roman"/>
+          <w:kern w:val="0"/>
+          <w:sz w:val="26"/>
+          <w:szCs w:val="26"/>
+          <w:lang w:val="en-VN"/>
+          <w14:ligatures w14:val="none"/>
+        </w:rPr>
+      </w:pPr>
+      <w:r>
+        <w:rPr>
+          <w:rFonts w:ascii="Times New Roman" w:eastAsia="Times New Roman" w:hAnsi="Times New Roman" w:cs="Times New Roman"/>
+          <w:b/>
+          <w:bCs/>
+          <w:kern w:val="0"/>
+          <w:sz w:val="26"/>
+          <w:szCs w:val="26"/>
+          <w:lang w:val="en-VN"/>
+          <w14:ligatures w14:val="none"/>
+        </w:rPr>
+        <w:t>Công cụ:</w:t>
+      </w:r>
+      <w:r>
+        <w:rPr>
+          <w:rFonts w:ascii="Times New Roman" w:eastAsia="Times New Roman" w:hAnsi="Times New Roman" w:cs="Times New Roman"/>
+          <w:kern w:val="0"/>
+          <w:sz w:val="26"/>
+          <w:szCs w:val="26"/>
+          <w:lang w:val="en-VN"/>
+          <w14:ligatures w14:val="none"/>
+        </w:rPr>
+        <w:t> Kubernetes với Istio (traffic splitting) hoặc Nginx có cấu hình split.</w:t>
+      </w:r>
+    </w:p>
+    <w:p>
+      <w:pPr>
+        <w:spacing w:before="100" w:beforeAutospacing="1" w:after="100" w:afterAutospacing="1" w:line="240" w:lineRule="auto"/>
+        <w:outlineLvl w:val="2"/>
+        <w:rPr>
+          <w:rFonts w:ascii="Times New Roman" w:eastAsia="Times New Roman" w:hAnsi="Times New Roman" w:cs="Times New Roman"/>
+          <w:kern w:val="0"/>
+          <w:sz w:val="26"/>
+          <w:szCs w:val="26"/>
+          <w:lang w:val="en-VN"/>
+          <w14:ligatures w14:val="none"/>
+        </w:rPr>
+      </w:pPr>
+      <w:r>
+        <w:rPr>
+          <w:rFonts w:ascii="Times New Roman" w:eastAsia="Times New Roman" w:hAnsi="Times New Roman" w:cs="Times New Roman"/>
+          <w:b/>
+          <w:bCs/>
+          <w:kern w:val="0"/>
+          <w:sz w:val="26"/>
+          <w:szCs w:val="26"/>
+          <w:lang w:val="en-VN"/>
+          <w14:ligatures w14:val="none"/>
+        </w:rPr>
+        <w:t>d) Sao lưu dữ liệu (Backup)</w:t>
+      </w:r>
+    </w:p>
+    <w:p>
+      <w:pPr>
+        <w:numPr>
+          <w:ilvl w:val="0"/>
+          <w:numId w:val="22"/>
+        </w:numPr>
+        <w:spacing w:before="100" w:beforeAutospacing="1" w:after="100" w:afterAutospacing="1" w:line="240" w:lineRule="auto"/>
+        <w:outlineLvl w:val="2"/>
+        <w:rPr>
+          <w:rFonts w:ascii="Times New Roman" w:eastAsia="Times New Roman" w:hAnsi="Times New Roman" w:cs="Times New Roman"/>
+          <w:kern w:val="0"/>
+          <w:sz w:val="26"/>
+          <w:szCs w:val="26"/>
+          <w:lang w:val="en-VN"/>
+          <w14:ligatures w14:val="none"/>
+        </w:rPr>
+      </w:pPr>
+      <w:r>
+        <w:rPr>
+          <w:rFonts w:ascii="Times New Roman" w:eastAsia="Times New Roman" w:hAnsi="Times New Roman" w:cs="Times New Roman"/>
+          <w:b/>
+          <w:bCs/>
+          <w:kern w:val="0"/>
+          <w:sz w:val="26"/>
+          <w:szCs w:val="26"/>
+          <w:lang w:val="en-VN"/>
+          <w14:ligatures w14:val="none"/>
+        </w:rPr>
+        <w:t>Phần mềm:</w:t>
+      </w:r>
+      <w:r>
+        <w:rPr>
+          <w:rFonts w:ascii="Times New Roman" w:eastAsia="Times New Roman" w:hAnsi="Times New Roman" w:cs="Times New Roman"/>
+          <w:kern w:val="0"/>
+          <w:sz w:val="26"/>
+          <w:szCs w:val="26"/>
+          <w:lang w:val="en-VN"/>
+          <w14:ligatures w14:val="none"/>
+        </w:rPr>
+        <w:t> Công cụ backup của database (pg_dump cho PostgreSQL, mysqldump cho MySQL) và công cụ backup file hệ thống (rsync, AWS S3 sync).</w:t>
+      </w:r>
+    </w:p>
+    <w:p>
+      <w:pPr>
+        <w:numPr>
+          <w:ilvl w:val="0"/>
+          <w:numId w:val="22"/>
+        </w:numPr>
+        <w:spacing w:before="100" w:beforeAutospacing="1" w:after="100" w:afterAutospacing="1" w:line="240" w:lineRule="auto"/>
+        <w:outlineLvl w:val="2"/>
+        <w:rPr>
+          <w:rFonts w:ascii="Times New Roman" w:eastAsia="Times New Roman" w:hAnsi="Times New Roman" w:cs="Times New Roman"/>
+          <w:kern w:val="0"/>
+          <w:sz w:val="26"/>
+          <w:szCs w:val="26"/>
+          <w:lang w:val="en-VN"/>
+          <w14:ligatures w14:val="none"/>
+        </w:rPr>
+      </w:pPr>
+      <w:r>
+        <w:rPr>
+          <w:rFonts w:ascii="Times New Roman" w:eastAsia="Times New Roman" w:hAnsi="Times New Roman" w:cs="Times New Roman"/>
+          <w:b/>
+          <w:bCs/>
+          <w:kern w:val="0"/>
+          <w:sz w:val="26"/>
+          <w:szCs w:val="26"/>
+          <w:lang w:val="en-VN"/>
+          <w14:ligatures w14:val="none"/>
+        </w:rPr>
+        <w:t>Cách triển khai:</w:t>
+      </w:r>
+    </w:p>
+    <w:p>
+      <w:pPr>
+        <w:numPr>
+          <w:ilvl w:val="1"/>
+          <w:numId w:val="22"/>
+        </w:numPr>
+        <w:spacing w:before="100" w:beforeAutospacing="1" w:after="100" w:afterAutospacing="1" w:line="240" w:lineRule="auto"/>
+        <w:outlineLvl w:val="2"/>
+        <w:rPr>
+          <w:rFonts w:ascii="Times New Roman" w:eastAsia="Times New Roman" w:hAnsi="Times New Roman" w:cs="Times New Roman"/>
+          <w:kern w:val="0"/>
+          <w:sz w:val="26"/>
+          <w:szCs w:val="26"/>
+          <w:lang w:val="en-VN"/>
+          <w14:ligatures w14:val="none"/>
+        </w:rPr>
+      </w:pPr>
+      <w:r>
+        <w:rPr>
+          <w:rFonts w:ascii="Times New Roman" w:eastAsia="Times New Roman" w:hAnsi="Times New Roman" w:cs="Times New Roman"/>
+          <w:kern w:val="0"/>
+          <w:sz w:val="26"/>
+          <w:szCs w:val="26"/>
+          <w:lang w:val="en-VN"/>
+          <w14:ligatures w14:val="none"/>
+        </w:rPr>
+        <w:t>Database: backup hàng ngày và lưu trữ ở nhiều nơi (cloud storage).</w:t>
+      </w:r>
+    </w:p>
+    <w:p>
+      <w:pPr>
+        <w:numPr>
+          <w:ilvl w:val="1"/>
+          <w:numId w:val="22"/>
+        </w:numPr>
+        <w:spacing w:before="100" w:beforeAutospacing="1" w:after="100" w:afterAutospacing="1" w:line="240" w:lineRule="auto"/>
+        <w:outlineLvl w:val="2"/>
+        <w:rPr>
+          <w:rFonts w:ascii="Times New Roman" w:eastAsia="Times New Roman" w:hAnsi="Times New Roman" w:cs="Times New Roman"/>
+          <w:kern w:val="0"/>
+          <w:sz w:val="26"/>
+          <w:szCs w:val="26"/>
+          <w:lang w:val="en-VN"/>
+          <w14:ligatures w14:val="none"/>
+        </w:rPr>
+      </w:pPr>
+      <w:r>
+        <w:rPr>
+          <w:rFonts w:ascii="Times New Roman" w:eastAsia="Times New Roman" w:hAnsi="Times New Roman" w:cs="Times New Roman"/>
+          <w:kern w:val="0"/>
+          <w:sz w:val="26"/>
+          <w:szCs w:val="26"/>
+          <w:lang w:val="en-VN"/>
+          <w14:ligatures w14:val="none"/>
+        </w:rPr>
+        <w:t>Code và cấu hình: sử dụng version control (Git) và lưu trữ artifact.</w:t>
+      </w:r>
+    </w:p>
+    <w:p>
+      <w:pPr>
+        <w:numPr>
+          <w:ilvl w:val="0"/>
+          <w:numId w:val="22"/>
+        </w:numPr>
+        <w:spacing w:before="100" w:beforeAutospacing="1" w:after="100" w:afterAutospacing="1" w:line="240" w:lineRule="auto"/>
+        <w:outlineLvl w:val="2"/>
+        <w:rPr>
+          <w:rFonts w:ascii="Times New Roman" w:eastAsia="Times New Roman" w:hAnsi="Times New Roman" w:cs="Times New Roman"/>
+          <w:kern w:val="0"/>
+          <w:sz w:val="26"/>
+          <w:szCs w:val="26"/>
+          <w:lang w:val="en-VN"/>
+          <w14:ligatures w14:val="none"/>
+        </w:rPr>
+      </w:pPr>
+      <w:r>
+        <w:rPr>
+          <w:rFonts w:ascii="Times New Roman" w:eastAsia="Times New Roman" w:hAnsi="Times New Roman" w:cs="Times New Roman"/>
+          <w:b/>
+          <w:bCs/>
+          <w:kern w:val="0"/>
+          <w:sz w:val="26"/>
+          <w:szCs w:val="26"/>
+          <w:lang w:val="en-VN"/>
+          <w14:ligatures w14:val="none"/>
+        </w:rPr>
+        <w:t>Giải quyết vấn đề:</w:t>
+      </w:r>
+      <w:r>
+        <w:rPr>
+          <w:rFonts w:ascii="Times New Roman" w:eastAsia="Times New Roman" w:hAnsi="Times New Roman" w:cs="Times New Roman"/>
+          <w:kern w:val="0"/>
+          <w:sz w:val="26"/>
+          <w:szCs w:val="26"/>
+          <w:lang w:val="en-VN"/>
+          <w14:ligatures w14:val="none"/>
+        </w:rPr>
+        <w:t> Phục hồi dữ liệu khi có sự cố.</w:t>
+      </w:r>
+    </w:p>
+    <w:p>
+      <w:pPr>
+        <w:spacing w:before="100" w:beforeAutospacing="1" w:after="100" w:afterAutospacing="1" w:line="240" w:lineRule="auto"/>
+        <w:outlineLvl w:val="2"/>
+        <w:rPr>
+          <w:rFonts w:ascii="Times New Roman" w:eastAsia="Times New Roman" w:hAnsi="Times New Roman" w:cs="Times New Roman"/>
+          <w:kern w:val="0"/>
+          <w:sz w:val="26"/>
+          <w:szCs w:val="26"/>
+          <w:lang w:val="en-VN"/>
+          <w14:ligatures w14:val="none"/>
+        </w:rPr>
+      </w:pPr>
+      <w:r>
+        <w:rPr>
+          <w:rFonts w:ascii="Times New Roman" w:eastAsia="Times New Roman" w:hAnsi="Times New Roman" w:cs="Times New Roman"/>
+          <w:kern w:val="0"/>
+          <w:sz w:val="26"/>
+          <w:szCs w:val="26"/>
+          <w:highlight w:val="yellow"/>
           <w:lang w:val="en-VN"/>
           <w14:ligatures w14:val="none"/>
         </w:rPr>
@@ -167,30 +1408,6 @@
     <w:p>
       <w:pPr>
         <w:spacing w:before="100" w:beforeAutospacing="1" w:after="100" w:afterAutospacing="1" w:line="240" w:lineRule="auto"/>
-        <w:rPr>
-          <w:rFonts w:ascii="Times New Roman" w:eastAsia="Times New Roman" w:hAnsi="Times New Roman" w:cs="Times New Roman"/>
-          <w:kern w:val="0"/>
-          <w:sz w:val="26"/>
-          <w:szCs w:val="26"/>
-          <w:lang w:val="en-VN"/>
-          <w14:ligatures w14:val="none"/>
-        </w:rPr>
-      </w:pPr>
-      <w:r>
-        <w:rPr>
-          <w:rFonts w:ascii="Times New Roman" w:eastAsia="Times New Roman" w:hAnsi="Times New Roman" w:cs="Times New Roman"/>
-          <w:kern w:val="0"/>
-          <w:sz w:val="26"/>
-          <w:szCs w:val="26"/>
-          <w:lang w:val="en-VN"/>
-          <w14:ligatures w14:val="none"/>
-        </w:rPr>
-        <w:t>Thời gian phản hồi của hệ thống phải nhanh. Người dùng thường rời bỏ website nếu chờ quá lâu, vì vậy các trang chính như trang sản phẩm, giỏ hàng và thanh toán cần tải trong thời gian ngắn (khoảng dưới 2 giây).</w:t>
-      </w:r>
-    </w:p>
-    <w:p>
-      <w:pPr>
-        <w:spacing w:before="100" w:beforeAutospacing="1" w:after="100" w:afterAutospacing="1" w:line="240" w:lineRule="auto"/>
         <w:outlineLvl w:val="2"/>
         <w:rPr>
           <w:rFonts w:ascii="Times New Roman" w:eastAsia="Times New Roman" w:hAnsi="Times New Roman" w:cs="Times New Roman"/>
@@ -204,9 +1421,354 @@
       <w:r>
         <w:rPr>
           <w:rFonts w:ascii="Times New Roman" w:eastAsia="Times New Roman" w:hAnsi="Times New Roman" w:cs="Times New Roman"/>
-          <w:kern w:val="0"/>
-          <w:sz w:val="26"/>
-          <w:szCs w:val="26"/>
+          <w:b/>
+          <w:bCs/>
+          <w:kern w:val="0"/>
+          <w:sz w:val="26"/>
+          <w:szCs w:val="26"/>
+          <w:lang w:val="en-VN"/>
+          <w14:ligatures w14:val="none"/>
+        </w:rPr>
+        <w:t>Mục tiêu:</w:t>
+      </w:r>
+      <w:r>
+        <w:rPr>
+          <w:rFonts w:ascii="Times New Roman" w:eastAsia="Times New Roman" w:hAnsi="Times New Roman" w:cs="Times New Roman"/>
+          <w:kern w:val="0"/>
+          <w:sz w:val="26"/>
+          <w:szCs w:val="26"/>
+          <w:lang w:val="en-VN"/>
+          <w14:ligatures w14:val="none"/>
+        </w:rPr>
+        <w:t> 95% yêu cầu tải trang sản phẩm có thời gian phản hồi dưới 2 giây khi có 5.000 người dùng đồng thời.</w:t>
+      </w:r>
+    </w:p>
+    <w:p>
+      <w:pPr>
+        <w:spacing w:before="100" w:beforeAutospacing="1" w:after="100" w:afterAutospacing="1" w:line="240" w:lineRule="auto"/>
+        <w:outlineLvl w:val="2"/>
+        <w:rPr>
+          <w:rFonts w:ascii="Times New Roman" w:eastAsia="Times New Roman" w:hAnsi="Times New Roman" w:cs="Times New Roman"/>
+          <w:kern w:val="0"/>
+          <w:sz w:val="26"/>
+          <w:szCs w:val="26"/>
+          <w:lang w:val="en-VN"/>
+          <w14:ligatures w14:val="none"/>
+        </w:rPr>
+      </w:pPr>
+      <w:r>
+        <w:rPr>
+          <w:rFonts w:ascii="Times New Roman" w:eastAsia="Times New Roman" w:hAnsi="Times New Roman" w:cs="Times New Roman"/>
+          <w:b/>
+          <w:bCs/>
+          <w:kern w:val="0"/>
+          <w:sz w:val="26"/>
+          <w:szCs w:val="26"/>
+          <w:lang w:val="en-VN"/>
+          <w14:ligatures w14:val="none"/>
+        </w:rPr>
+        <w:t>Cách đạt được:</w:t>
+      </w:r>
+    </w:p>
+    <w:p>
+      <w:pPr>
+        <w:spacing w:before="100" w:beforeAutospacing="1" w:after="100" w:afterAutospacing="1" w:line="240" w:lineRule="auto"/>
+        <w:outlineLvl w:val="2"/>
+        <w:rPr>
+          <w:rFonts w:ascii="Times New Roman" w:eastAsia="Times New Roman" w:hAnsi="Times New Roman" w:cs="Times New Roman"/>
+          <w:kern w:val="0"/>
+          <w:sz w:val="26"/>
+          <w:szCs w:val="26"/>
+          <w:lang w:val="en-VN"/>
+          <w14:ligatures w14:val="none"/>
+        </w:rPr>
+      </w:pPr>
+      <w:r>
+        <w:rPr>
+          <w:rFonts w:ascii="Times New Roman" w:eastAsia="Times New Roman" w:hAnsi="Times New Roman" w:cs="Times New Roman"/>
+          <w:b/>
+          <w:bCs/>
+          <w:kern w:val="0"/>
+          <w:sz w:val="26"/>
+          <w:szCs w:val="26"/>
+          <w:lang w:val="en-VN"/>
+          <w14:ligatures w14:val="none"/>
+        </w:rPr>
+        <w:t>Sử dụng Caching (Ví dụ: Redis)</w:t>
+      </w:r>
+    </w:p>
+    <w:p>
+      <w:pPr>
+        <w:numPr>
+          <w:ilvl w:val="0"/>
+          <w:numId w:val="33"/>
+        </w:numPr>
+        <w:spacing w:before="100" w:beforeAutospacing="1" w:after="100" w:afterAutospacing="1" w:line="240" w:lineRule="auto"/>
+        <w:outlineLvl w:val="2"/>
+        <w:rPr>
+          <w:rFonts w:ascii="Times New Roman" w:eastAsia="Times New Roman" w:hAnsi="Times New Roman" w:cs="Times New Roman"/>
+          <w:kern w:val="0"/>
+          <w:sz w:val="26"/>
+          <w:szCs w:val="26"/>
+          <w:lang w:val="en-VN"/>
+          <w14:ligatures w14:val="none"/>
+        </w:rPr>
+      </w:pPr>
+      <w:r>
+        <w:rPr>
+          <w:rFonts w:ascii="Times New Roman" w:eastAsia="Times New Roman" w:hAnsi="Times New Roman" w:cs="Times New Roman"/>
+          <w:b/>
+          <w:bCs/>
+          <w:kern w:val="0"/>
+          <w:sz w:val="26"/>
+          <w:szCs w:val="26"/>
+          <w:lang w:val="en-VN"/>
+          <w14:ligatures w14:val="none"/>
+        </w:rPr>
+        <w:t>Phần mềm:</w:t>
+      </w:r>
+      <w:r>
+        <w:rPr>
+          <w:rFonts w:ascii="Times New Roman" w:eastAsia="Times New Roman" w:hAnsi="Times New Roman" w:cs="Times New Roman"/>
+          <w:kern w:val="0"/>
+          <w:sz w:val="26"/>
+          <w:szCs w:val="26"/>
+          <w:lang w:val="en-VN"/>
+          <w14:ligatures w14:val="none"/>
+        </w:rPr>
+        <w:t> Redis (in-memory data store).</w:t>
+      </w:r>
+    </w:p>
+    <w:p>
+      <w:pPr>
+        <w:numPr>
+          <w:ilvl w:val="0"/>
+          <w:numId w:val="33"/>
+        </w:numPr>
+        <w:spacing w:before="100" w:beforeAutospacing="1" w:after="100" w:afterAutospacing="1" w:line="240" w:lineRule="auto"/>
+        <w:outlineLvl w:val="2"/>
+        <w:rPr>
+          <w:rFonts w:ascii="Times New Roman" w:eastAsia="Times New Roman" w:hAnsi="Times New Roman" w:cs="Times New Roman"/>
+          <w:kern w:val="0"/>
+          <w:sz w:val="26"/>
+          <w:szCs w:val="26"/>
+          <w:lang w:val="en-VN"/>
+          <w14:ligatures w14:val="none"/>
+        </w:rPr>
+      </w:pPr>
+      <w:r>
+        <w:rPr>
+          <w:rFonts w:ascii="Times New Roman" w:eastAsia="Times New Roman" w:hAnsi="Times New Roman" w:cs="Times New Roman"/>
+          <w:b/>
+          <w:bCs/>
+          <w:kern w:val="0"/>
+          <w:sz w:val="26"/>
+          <w:szCs w:val="26"/>
+          <w:lang w:val="en-VN"/>
+          <w14:ligatures w14:val="none"/>
+        </w:rPr>
+        <w:t>Cách thức hoạt động:</w:t>
+      </w:r>
+    </w:p>
+    <w:p>
+      <w:pPr>
+        <w:numPr>
+          <w:ilvl w:val="1"/>
+          <w:numId w:val="33"/>
+        </w:numPr>
+        <w:spacing w:before="100" w:beforeAutospacing="1" w:after="100" w:afterAutospacing="1" w:line="240" w:lineRule="auto"/>
+        <w:outlineLvl w:val="2"/>
+        <w:rPr>
+          <w:rFonts w:ascii="Times New Roman" w:eastAsia="Times New Roman" w:hAnsi="Times New Roman" w:cs="Times New Roman"/>
+          <w:kern w:val="0"/>
+          <w:sz w:val="26"/>
+          <w:szCs w:val="26"/>
+          <w:lang w:val="en-VN"/>
+          <w14:ligatures w14:val="none"/>
+        </w:rPr>
+      </w:pPr>
+      <w:r>
+        <w:rPr>
+          <w:rFonts w:ascii="Times New Roman" w:eastAsia="Times New Roman" w:hAnsi="Times New Roman" w:cs="Times New Roman"/>
+          <w:kern w:val="0"/>
+          <w:sz w:val="26"/>
+          <w:szCs w:val="26"/>
+          <w:lang w:val="en-VN"/>
+          <w14:ligatures w14:val="none"/>
+        </w:rPr>
+        <w:lastRenderedPageBreak/>
+        <w:t>Lưu trữ dữ liệu thường xuyên truy cập nhưng ít thay đổi (thông tin sản phẩm, danh mục, session người dùng) trong bộ nhớ RAM, giúp truy xuất nhanh hơn so với đọc từ database.</w:t>
+      </w:r>
+    </w:p>
+    <w:p>
+      <w:pPr>
+        <w:numPr>
+          <w:ilvl w:val="0"/>
+          <w:numId w:val="33"/>
+        </w:numPr>
+        <w:spacing w:before="100" w:beforeAutospacing="1" w:after="100" w:afterAutospacing="1" w:line="240" w:lineRule="auto"/>
+        <w:outlineLvl w:val="2"/>
+        <w:rPr>
+          <w:rFonts w:ascii="Times New Roman" w:eastAsia="Times New Roman" w:hAnsi="Times New Roman" w:cs="Times New Roman"/>
+          <w:kern w:val="0"/>
+          <w:sz w:val="26"/>
+          <w:szCs w:val="26"/>
+          <w:lang w:val="en-VN"/>
+          <w14:ligatures w14:val="none"/>
+        </w:rPr>
+      </w:pPr>
+      <w:r>
+        <w:rPr>
+          <w:rFonts w:ascii="Times New Roman" w:eastAsia="Times New Roman" w:hAnsi="Times New Roman" w:cs="Times New Roman"/>
+          <w:b/>
+          <w:bCs/>
+          <w:kern w:val="0"/>
+          <w:sz w:val="26"/>
+          <w:szCs w:val="26"/>
+          <w:lang w:val="en-VN"/>
+          <w14:ligatures w14:val="none"/>
+        </w:rPr>
+        <w:t>Triển khai:</w:t>
+      </w:r>
+    </w:p>
+    <w:p>
+      <w:pPr>
+        <w:numPr>
+          <w:ilvl w:val="1"/>
+          <w:numId w:val="33"/>
+        </w:numPr>
+        <w:spacing w:before="100" w:beforeAutospacing="1" w:after="100" w:afterAutospacing="1" w:line="240" w:lineRule="auto"/>
+        <w:outlineLvl w:val="2"/>
+        <w:rPr>
+          <w:rFonts w:ascii="Times New Roman" w:eastAsia="Times New Roman" w:hAnsi="Times New Roman" w:cs="Times New Roman"/>
+          <w:kern w:val="0"/>
+          <w:sz w:val="26"/>
+          <w:szCs w:val="26"/>
+          <w:lang w:val="en-VN"/>
+          <w14:ligatures w14:val="none"/>
+        </w:rPr>
+      </w:pPr>
+      <w:r>
+        <w:rPr>
+          <w:rFonts w:ascii="Times New Roman" w:eastAsia="Times New Roman" w:hAnsi="Times New Roman" w:cs="Times New Roman"/>
+          <w:kern w:val="0"/>
+          <w:sz w:val="26"/>
+          <w:szCs w:val="26"/>
+          <w:lang w:val="en-VN"/>
+          <w14:ligatures w14:val="none"/>
+        </w:rPr>
+        <w:t>Triển khai Redis server trên một máy chủ riêng hoặc sử dụng dịch vụ managed Redis (AWS ElastiCache).</w:t>
+      </w:r>
+    </w:p>
+    <w:p>
+      <w:pPr>
+        <w:numPr>
+          <w:ilvl w:val="1"/>
+          <w:numId w:val="33"/>
+        </w:numPr>
+        <w:spacing w:before="100" w:beforeAutospacing="1" w:after="100" w:afterAutospacing="1" w:line="240" w:lineRule="auto"/>
+        <w:outlineLvl w:val="2"/>
+        <w:rPr>
+          <w:rFonts w:ascii="Times New Roman" w:eastAsia="Times New Roman" w:hAnsi="Times New Roman" w:cs="Times New Roman"/>
+          <w:kern w:val="0"/>
+          <w:sz w:val="26"/>
+          <w:szCs w:val="26"/>
+          <w:lang w:val="en-VN"/>
+          <w14:ligatures w14:val="none"/>
+        </w:rPr>
+      </w:pPr>
+      <w:r>
+        <w:rPr>
+          <w:rFonts w:ascii="Times New Roman" w:eastAsia="Times New Roman" w:hAnsi="Times New Roman" w:cs="Times New Roman"/>
+          <w:kern w:val="0"/>
+          <w:sz w:val="26"/>
+          <w:szCs w:val="26"/>
+          <w:lang w:val="en-VN"/>
+          <w14:ligatures w14:val="none"/>
+        </w:rPr>
+        <w:t>Ứng dụng sẽ kiểm tra cache trước khi truy vấn database. Nếu dữ liệu có trong cache, trả về ngay; nếu không, lấy từ database và lưu vào cache.</w:t>
+      </w:r>
+    </w:p>
+    <w:p>
+      <w:pPr>
+        <w:numPr>
+          <w:ilvl w:val="0"/>
+          <w:numId w:val="33"/>
+        </w:numPr>
+        <w:spacing w:before="100" w:beforeAutospacing="1" w:after="100" w:afterAutospacing="1" w:line="240" w:lineRule="auto"/>
+        <w:outlineLvl w:val="2"/>
+        <w:rPr>
+          <w:rFonts w:ascii="Times New Roman" w:eastAsia="Times New Roman" w:hAnsi="Times New Roman" w:cs="Times New Roman"/>
+          <w:kern w:val="0"/>
+          <w:sz w:val="26"/>
+          <w:szCs w:val="26"/>
+          <w:lang w:val="en-VN"/>
+          <w14:ligatures w14:val="none"/>
+        </w:rPr>
+      </w:pPr>
+      <w:r>
+        <w:rPr>
+          <w:rFonts w:ascii="Times New Roman" w:eastAsia="Times New Roman" w:hAnsi="Times New Roman" w:cs="Times New Roman"/>
+          <w:b/>
+          <w:bCs/>
+          <w:kern w:val="0"/>
+          <w:sz w:val="26"/>
+          <w:szCs w:val="26"/>
+          <w:lang w:val="en-VN"/>
+          <w14:ligatures w14:val="none"/>
+        </w:rPr>
+        <w:t>Giải quyết vấn đề:</w:t>
+      </w:r>
+    </w:p>
+    <w:p>
+      <w:pPr>
+        <w:numPr>
+          <w:ilvl w:val="1"/>
+          <w:numId w:val="33"/>
+        </w:numPr>
+        <w:spacing w:before="100" w:beforeAutospacing="1" w:after="100" w:afterAutospacing="1" w:line="240" w:lineRule="auto"/>
+        <w:outlineLvl w:val="2"/>
+        <w:rPr>
+          <w:rFonts w:ascii="Times New Roman" w:eastAsia="Times New Roman" w:hAnsi="Times New Roman" w:cs="Times New Roman"/>
+          <w:kern w:val="0"/>
+          <w:sz w:val="26"/>
+          <w:szCs w:val="26"/>
+          <w:lang w:val="en-VN"/>
+          <w14:ligatures w14:val="none"/>
+        </w:rPr>
+      </w:pPr>
+      <w:r>
+        <w:rPr>
+          <w:rFonts w:ascii="Times New Roman" w:eastAsia="Times New Roman" w:hAnsi="Times New Roman" w:cs="Times New Roman"/>
+          <w:kern w:val="0"/>
+          <w:sz w:val="26"/>
+          <w:szCs w:val="26"/>
+          <w:lang w:val="en-VN"/>
+          <w14:ligatures w14:val="none"/>
+        </w:rPr>
+        <w:t>Giảm tải cho database, giảm thời gian phản hồi.</w:t>
+      </w:r>
+    </w:p>
+    <w:p>
+      <w:pPr>
+        <w:spacing w:before="100" w:beforeAutospacing="1" w:after="100" w:afterAutospacing="1" w:line="240" w:lineRule="auto"/>
+        <w:outlineLvl w:val="2"/>
+        <w:rPr>
+          <w:rFonts w:ascii="Times New Roman" w:eastAsia="Times New Roman" w:hAnsi="Times New Roman" w:cs="Times New Roman"/>
+          <w:kern w:val="0"/>
+          <w:sz w:val="26"/>
+          <w:szCs w:val="26"/>
+          <w:lang w:val="en-VN"/>
+          <w14:ligatures w14:val="none"/>
+        </w:rPr>
+      </w:pPr>
+      <w:r>
+        <w:rPr>
+          <w:rFonts w:ascii="Times New Roman" w:eastAsia="Times New Roman" w:hAnsi="Times New Roman" w:cs="Times New Roman"/>
+          <w:kern w:val="0"/>
+          <w:sz w:val="26"/>
+          <w:szCs w:val="26"/>
+          <w:highlight w:val="yellow"/>
           <w:lang w:val="en-VN"/>
           <w14:ligatures w14:val="none"/>
         </w:rPr>
@@ -216,30 +1778,6 @@
     <w:p>
       <w:pPr>
         <w:spacing w:before="100" w:beforeAutospacing="1" w:after="100" w:afterAutospacing="1" w:line="240" w:lineRule="auto"/>
-        <w:rPr>
-          <w:rFonts w:ascii="Times New Roman" w:eastAsia="Times New Roman" w:hAnsi="Times New Roman" w:cs="Times New Roman"/>
-          <w:kern w:val="0"/>
-          <w:sz w:val="26"/>
-          <w:szCs w:val="26"/>
-          <w:lang w:val="en-VN"/>
-          <w14:ligatures w14:val="none"/>
-        </w:rPr>
-      </w:pPr>
-      <w:r>
-        <w:rPr>
-          <w:rFonts w:ascii="Times New Roman" w:eastAsia="Times New Roman" w:hAnsi="Times New Roman" w:cs="Times New Roman"/>
-          <w:kern w:val="0"/>
-          <w:sz w:val="26"/>
-          <w:szCs w:val="26"/>
-          <w:lang w:val="en-VN"/>
-          <w14:ligatures w14:val="none"/>
-        </w:rPr>
-        <w:t>Lượng người dùng không ổn định, có thể tăng đột biến vào cuối tuần hoặc các dịp khuyến mãi. Hệ thống cần có khả năng mở rộng để xử lý nhiều người dùng hơn mà không cần thay đổi toàn bộ kiến trúc.</w:t>
-      </w:r>
-    </w:p>
-    <w:p>
-      <w:pPr>
-        <w:spacing w:before="100" w:beforeAutospacing="1" w:after="100" w:afterAutospacing="1" w:line="240" w:lineRule="auto"/>
         <w:outlineLvl w:val="2"/>
         <w:rPr>
           <w:rFonts w:ascii="Times New Roman" w:eastAsia="Times New Roman" w:hAnsi="Times New Roman" w:cs="Times New Roman"/>
@@ -253,9 +1791,382 @@
       <w:r>
         <w:rPr>
           <w:rFonts w:ascii="Times New Roman" w:eastAsia="Times New Roman" w:hAnsi="Times New Roman" w:cs="Times New Roman"/>
-          <w:kern w:val="0"/>
-          <w:sz w:val="26"/>
-          <w:szCs w:val="26"/>
+          <w:b/>
+          <w:bCs/>
+          <w:kern w:val="0"/>
+          <w:sz w:val="26"/>
+          <w:szCs w:val="26"/>
+          <w:lang w:val="en-VN"/>
+          <w14:ligatures w14:val="none"/>
+        </w:rPr>
+        <w:t>Mục tiêu:</w:t>
+      </w:r>
+      <w:r>
+        <w:rPr>
+          <w:rFonts w:ascii="Times New Roman" w:eastAsia="Times New Roman" w:hAnsi="Times New Roman" w:cs="Times New Roman"/>
+          <w:kern w:val="0"/>
+          <w:sz w:val="26"/>
+          <w:szCs w:val="26"/>
+          <w:lang w:val="en-VN"/>
+          <w14:ligatures w14:val="none"/>
+        </w:rPr>
+        <w:t> Khi lượng truy cập tăng gấp 3 lần bình thường, hệ thống có thể tự động mở rộng tài nguyên để đáp ứng.</w:t>
+      </w:r>
+    </w:p>
+    <w:p>
+      <w:pPr>
+        <w:spacing w:before="100" w:beforeAutospacing="1" w:after="100" w:afterAutospacing="1" w:line="240" w:lineRule="auto"/>
+        <w:outlineLvl w:val="2"/>
+        <w:rPr>
+          <w:rFonts w:ascii="Times New Roman" w:eastAsia="Times New Roman" w:hAnsi="Times New Roman" w:cs="Times New Roman"/>
+          <w:kern w:val="0"/>
+          <w:sz w:val="26"/>
+          <w:szCs w:val="26"/>
+          <w:lang w:val="en-VN"/>
+          <w14:ligatures w14:val="none"/>
+        </w:rPr>
+      </w:pPr>
+      <w:r>
+        <w:rPr>
+          <w:rFonts w:ascii="Times New Roman" w:eastAsia="Times New Roman" w:hAnsi="Times New Roman" w:cs="Times New Roman"/>
+          <w:b/>
+          <w:bCs/>
+          <w:kern w:val="0"/>
+          <w:sz w:val="26"/>
+          <w:szCs w:val="26"/>
+          <w:lang w:val="en-VN"/>
+          <w14:ligatures w14:val="none"/>
+        </w:rPr>
+        <w:t>Cách đạt được:</w:t>
+      </w:r>
+    </w:p>
+    <w:p>
+      <w:pPr>
+        <w:spacing w:before="100" w:beforeAutospacing="1" w:after="100" w:afterAutospacing="1" w:line="240" w:lineRule="auto"/>
+        <w:outlineLvl w:val="2"/>
+        <w:rPr>
+          <w:rFonts w:ascii="Times New Roman" w:eastAsia="Times New Roman" w:hAnsi="Times New Roman" w:cs="Times New Roman"/>
+          <w:kern w:val="0"/>
+          <w:sz w:val="26"/>
+          <w:szCs w:val="26"/>
+          <w:lang w:val="en-VN"/>
+          <w14:ligatures w14:val="none"/>
+        </w:rPr>
+      </w:pPr>
+      <w:r>
+        <w:rPr>
+          <w:rFonts w:ascii="Times New Roman" w:eastAsia="Times New Roman" w:hAnsi="Times New Roman" w:cs="Times New Roman"/>
+          <w:b/>
+          <w:bCs/>
+          <w:kern w:val="0"/>
+          <w:sz w:val="26"/>
+          <w:szCs w:val="26"/>
+          <w:lang w:val="en-VN"/>
+          <w14:ligatures w14:val="none"/>
+        </w:rPr>
+        <w:t>Auto-scaling với Kubernetes (Horizontal Pod Autoscaler)</w:t>
+      </w:r>
+    </w:p>
+    <w:p>
+      <w:pPr>
+        <w:numPr>
+          <w:ilvl w:val="0"/>
+          <w:numId w:val="34"/>
+        </w:numPr>
+        <w:spacing w:before="100" w:beforeAutospacing="1" w:after="100" w:afterAutospacing="1" w:line="240" w:lineRule="auto"/>
+        <w:outlineLvl w:val="2"/>
+        <w:rPr>
+          <w:rFonts w:ascii="Times New Roman" w:eastAsia="Times New Roman" w:hAnsi="Times New Roman" w:cs="Times New Roman"/>
+          <w:kern w:val="0"/>
+          <w:sz w:val="26"/>
+          <w:szCs w:val="26"/>
+          <w:lang w:val="en-VN"/>
+          <w14:ligatures w14:val="none"/>
+        </w:rPr>
+      </w:pPr>
+      <w:r>
+        <w:rPr>
+          <w:rFonts w:ascii="Times New Roman" w:eastAsia="Times New Roman" w:hAnsi="Times New Roman" w:cs="Times New Roman"/>
+          <w:b/>
+          <w:bCs/>
+          <w:kern w:val="0"/>
+          <w:sz w:val="26"/>
+          <w:szCs w:val="26"/>
+          <w:lang w:val="en-VN"/>
+          <w14:ligatures w14:val="none"/>
+        </w:rPr>
+        <w:t>Phần mềm:</w:t>
+      </w:r>
+      <w:r>
+        <w:rPr>
+          <w:rFonts w:ascii="Times New Roman" w:eastAsia="Times New Roman" w:hAnsi="Times New Roman" w:cs="Times New Roman"/>
+          <w:kern w:val="0"/>
+          <w:sz w:val="26"/>
+          <w:szCs w:val="26"/>
+          <w:lang w:val="en-VN"/>
+          <w14:ligatures w14:val="none"/>
+        </w:rPr>
+        <w:t> Kubernetes (container orchestration).</w:t>
+      </w:r>
+    </w:p>
+    <w:p>
+      <w:pPr>
+        <w:numPr>
+          <w:ilvl w:val="0"/>
+          <w:numId w:val="34"/>
+        </w:numPr>
+        <w:spacing w:before="100" w:beforeAutospacing="1" w:after="100" w:afterAutospacing="1" w:line="240" w:lineRule="auto"/>
+        <w:outlineLvl w:val="2"/>
+        <w:rPr>
+          <w:rFonts w:ascii="Times New Roman" w:eastAsia="Times New Roman" w:hAnsi="Times New Roman" w:cs="Times New Roman"/>
+          <w:kern w:val="0"/>
+          <w:sz w:val="26"/>
+          <w:szCs w:val="26"/>
+          <w:lang w:val="en-VN"/>
+          <w14:ligatures w14:val="none"/>
+        </w:rPr>
+      </w:pPr>
+      <w:r>
+        <w:rPr>
+          <w:rFonts w:ascii="Times New Roman" w:eastAsia="Times New Roman" w:hAnsi="Times New Roman" w:cs="Times New Roman"/>
+          <w:b/>
+          <w:bCs/>
+          <w:kern w:val="0"/>
+          <w:sz w:val="26"/>
+          <w:szCs w:val="26"/>
+          <w:lang w:val="en-VN"/>
+          <w14:ligatures w14:val="none"/>
+        </w:rPr>
+        <w:t>Cách thức hoạt động:</w:t>
+      </w:r>
+    </w:p>
+    <w:p>
+      <w:pPr>
+        <w:numPr>
+          <w:ilvl w:val="1"/>
+          <w:numId w:val="34"/>
+        </w:numPr>
+        <w:spacing w:before="100" w:beforeAutospacing="1" w:after="100" w:afterAutospacing="1" w:line="240" w:lineRule="auto"/>
+        <w:outlineLvl w:val="2"/>
+        <w:rPr>
+          <w:rFonts w:ascii="Times New Roman" w:eastAsia="Times New Roman" w:hAnsi="Times New Roman" w:cs="Times New Roman"/>
+          <w:kern w:val="0"/>
+          <w:sz w:val="26"/>
+          <w:szCs w:val="26"/>
+          <w:lang w:val="en-VN"/>
+          <w14:ligatures w14:val="none"/>
+        </w:rPr>
+      </w:pPr>
+      <w:r>
+        <w:rPr>
+          <w:rFonts w:ascii="Times New Roman" w:eastAsia="Times New Roman" w:hAnsi="Times New Roman" w:cs="Times New Roman"/>
+          <w:kern w:val="0"/>
+          <w:sz w:val="26"/>
+          <w:szCs w:val="26"/>
+          <w:lang w:val="en-VN"/>
+          <w14:ligatures w14:val="none"/>
+        </w:rPr>
+        <w:t>Kubernetes cho phép khai báo số lượng replica (bản sao) của một ứng dụng. Horizontal Pod Autoscaler (HPA) tự động điều chỉnh số lượng replica dựa trên các ngưỡng tài nguyên (ví dụ: CPU, memory) hoặc custom metrics.</w:t>
+      </w:r>
+    </w:p>
+    <w:p>
+      <w:pPr>
+        <w:numPr>
+          <w:ilvl w:val="0"/>
+          <w:numId w:val="34"/>
+        </w:numPr>
+        <w:spacing w:before="100" w:beforeAutospacing="1" w:after="100" w:afterAutospacing="1" w:line="240" w:lineRule="auto"/>
+        <w:outlineLvl w:val="2"/>
+        <w:rPr>
+          <w:rFonts w:ascii="Times New Roman" w:eastAsia="Times New Roman" w:hAnsi="Times New Roman" w:cs="Times New Roman"/>
+          <w:kern w:val="0"/>
+          <w:sz w:val="26"/>
+          <w:szCs w:val="26"/>
+          <w:lang w:val="en-VN"/>
+          <w14:ligatures w14:val="none"/>
+        </w:rPr>
+      </w:pPr>
+      <w:r>
+        <w:rPr>
+          <w:rFonts w:ascii="Times New Roman" w:eastAsia="Times New Roman" w:hAnsi="Times New Roman" w:cs="Times New Roman"/>
+          <w:b/>
+          <w:bCs/>
+          <w:kern w:val="0"/>
+          <w:sz w:val="26"/>
+          <w:szCs w:val="26"/>
+          <w:lang w:val="en-VN"/>
+          <w14:ligatures w14:val="none"/>
+        </w:rPr>
+        <w:t>Triển khai:</w:t>
+      </w:r>
+    </w:p>
+    <w:p>
+      <w:pPr>
+        <w:numPr>
+          <w:ilvl w:val="1"/>
+          <w:numId w:val="34"/>
+        </w:numPr>
+        <w:spacing w:before="100" w:beforeAutospacing="1" w:after="100" w:afterAutospacing="1" w:line="240" w:lineRule="auto"/>
+        <w:outlineLvl w:val="2"/>
+        <w:rPr>
+          <w:rFonts w:ascii="Times New Roman" w:eastAsia="Times New Roman" w:hAnsi="Times New Roman" w:cs="Times New Roman"/>
+          <w:kern w:val="0"/>
+          <w:sz w:val="26"/>
+          <w:szCs w:val="26"/>
+          <w:lang w:val="en-VN"/>
+          <w14:ligatures w14:val="none"/>
+        </w:rPr>
+      </w:pPr>
+      <w:r>
+        <w:rPr>
+          <w:rFonts w:ascii="Times New Roman" w:eastAsia="Times New Roman" w:hAnsi="Times New Roman" w:cs="Times New Roman"/>
+          <w:kern w:val="0"/>
+          <w:sz w:val="26"/>
+          <w:szCs w:val="26"/>
+          <w:lang w:val="en-VN"/>
+          <w14:ligatures w14:val="none"/>
+        </w:rPr>
+        <w:t>Đóng gói ứng dụng thành container image.</w:t>
+      </w:r>
+    </w:p>
+    <w:p>
+      <w:pPr>
+        <w:numPr>
+          <w:ilvl w:val="1"/>
+          <w:numId w:val="34"/>
+        </w:numPr>
+        <w:spacing w:before="100" w:beforeAutospacing="1" w:after="100" w:afterAutospacing="1" w:line="240" w:lineRule="auto"/>
+        <w:outlineLvl w:val="2"/>
+        <w:rPr>
+          <w:rFonts w:ascii="Times New Roman" w:eastAsia="Times New Roman" w:hAnsi="Times New Roman" w:cs="Times New Roman"/>
+          <w:kern w:val="0"/>
+          <w:sz w:val="26"/>
+          <w:szCs w:val="26"/>
+          <w:lang w:val="en-VN"/>
+          <w14:ligatures w14:val="none"/>
+        </w:rPr>
+      </w:pPr>
+      <w:r>
+        <w:rPr>
+          <w:rFonts w:ascii="Times New Roman" w:eastAsia="Times New Roman" w:hAnsi="Times New Roman" w:cs="Times New Roman"/>
+          <w:kern w:val="0"/>
+          <w:sz w:val="26"/>
+          <w:szCs w:val="26"/>
+          <w:lang w:val="en-VN"/>
+          <w14:ligatures w14:val="none"/>
+        </w:rPr>
+        <w:t>Triển khai lên Kubernetes cluster, khai báo Deployment và Service.</w:t>
+      </w:r>
+    </w:p>
+    <w:p>
+      <w:pPr>
+        <w:numPr>
+          <w:ilvl w:val="1"/>
+          <w:numId w:val="34"/>
+        </w:numPr>
+        <w:spacing w:before="100" w:beforeAutospacing="1" w:after="100" w:afterAutospacing="1" w:line="240" w:lineRule="auto"/>
+        <w:outlineLvl w:val="2"/>
+        <w:rPr>
+          <w:rFonts w:ascii="Times New Roman" w:eastAsia="Times New Roman" w:hAnsi="Times New Roman" w:cs="Times New Roman"/>
+          <w:kern w:val="0"/>
+          <w:sz w:val="26"/>
+          <w:szCs w:val="26"/>
+          <w:lang w:val="en-VN"/>
+          <w14:ligatures w14:val="none"/>
+        </w:rPr>
+      </w:pPr>
+      <w:r>
+        <w:rPr>
+          <w:rFonts w:ascii="Times New Roman" w:eastAsia="Times New Roman" w:hAnsi="Times New Roman" w:cs="Times New Roman"/>
+          <w:kern w:val="0"/>
+          <w:sz w:val="26"/>
+          <w:szCs w:val="26"/>
+          <w:lang w:val="en-VN"/>
+          <w14:ligatures w14:val="none"/>
+        </w:rPr>
+        <w:t>Cấu hình HPA để tự động scale số lượng pod khi CPU vượt quá 70%.</w:t>
+      </w:r>
+    </w:p>
+    <w:p>
+      <w:pPr>
+        <w:numPr>
+          <w:ilvl w:val="0"/>
+          <w:numId w:val="34"/>
+        </w:numPr>
+        <w:spacing w:before="100" w:beforeAutospacing="1" w:after="100" w:afterAutospacing="1" w:line="240" w:lineRule="auto"/>
+        <w:outlineLvl w:val="2"/>
+        <w:rPr>
+          <w:rFonts w:ascii="Times New Roman" w:eastAsia="Times New Roman" w:hAnsi="Times New Roman" w:cs="Times New Roman"/>
+          <w:kern w:val="0"/>
+          <w:sz w:val="26"/>
+          <w:szCs w:val="26"/>
+          <w:lang w:val="en-VN"/>
+          <w14:ligatures w14:val="none"/>
+        </w:rPr>
+      </w:pPr>
+      <w:r>
+        <w:rPr>
+          <w:rFonts w:ascii="Times New Roman" w:eastAsia="Times New Roman" w:hAnsi="Times New Roman" w:cs="Times New Roman"/>
+          <w:b/>
+          <w:bCs/>
+          <w:kern w:val="0"/>
+          <w:sz w:val="26"/>
+          <w:szCs w:val="26"/>
+          <w:lang w:val="en-VN"/>
+          <w14:ligatures w14:val="none"/>
+        </w:rPr>
+        <w:t>Giải quyết vấn đề:</w:t>
+      </w:r>
+    </w:p>
+    <w:p>
+      <w:pPr>
+        <w:numPr>
+          <w:ilvl w:val="1"/>
+          <w:numId w:val="34"/>
+        </w:numPr>
+        <w:spacing w:before="100" w:beforeAutospacing="1" w:after="100" w:afterAutospacing="1" w:line="240" w:lineRule="auto"/>
+        <w:outlineLvl w:val="2"/>
+        <w:rPr>
+          <w:rFonts w:ascii="Times New Roman" w:eastAsia="Times New Roman" w:hAnsi="Times New Roman" w:cs="Times New Roman"/>
+          <w:kern w:val="0"/>
+          <w:sz w:val="26"/>
+          <w:szCs w:val="26"/>
+          <w:lang w:val="en-VN"/>
+          <w14:ligatures w14:val="none"/>
+        </w:rPr>
+      </w:pPr>
+      <w:r>
+        <w:rPr>
+          <w:rFonts w:ascii="Times New Roman" w:eastAsia="Times New Roman" w:hAnsi="Times New Roman" w:cs="Times New Roman"/>
+          <w:kern w:val="0"/>
+          <w:sz w:val="26"/>
+          <w:szCs w:val="26"/>
+          <w:lang w:val="en-VN"/>
+          <w14:ligatures w14:val="none"/>
+        </w:rPr>
+        <w:t>Tự động tăng số lượng instance khi tải cao, giảm khi tải thấp, đảm bảo hiệu năng và tiết kiệm chi phí.</w:t>
+      </w:r>
+    </w:p>
+    <w:p>
+      <w:pPr>
+        <w:spacing w:before="100" w:beforeAutospacing="1" w:after="100" w:afterAutospacing="1" w:line="240" w:lineRule="auto"/>
+        <w:outlineLvl w:val="2"/>
+        <w:rPr>
+          <w:rFonts w:ascii="Times New Roman" w:eastAsia="Times New Roman" w:hAnsi="Times New Roman" w:cs="Times New Roman"/>
+          <w:kern w:val="0"/>
+          <w:sz w:val="26"/>
+          <w:szCs w:val="26"/>
+          <w:lang w:val="en-VN"/>
+          <w14:ligatures w14:val="none"/>
+        </w:rPr>
+      </w:pPr>
+      <w:r>
+        <w:rPr>
+          <w:rFonts w:ascii="Times New Roman" w:eastAsia="Times New Roman" w:hAnsi="Times New Roman" w:cs="Times New Roman"/>
+          <w:kern w:val="0"/>
+          <w:sz w:val="26"/>
+          <w:szCs w:val="26"/>
+          <w:highlight w:val="yellow"/>
           <w:lang w:val="en-VN"/>
           <w14:ligatures w14:val="none"/>
         </w:rPr>
@@ -265,30 +2176,6 @@
     <w:p>
       <w:pPr>
         <w:spacing w:before="100" w:beforeAutospacing="1" w:after="100" w:afterAutospacing="1" w:line="240" w:lineRule="auto"/>
-        <w:rPr>
-          <w:rFonts w:ascii="Times New Roman" w:eastAsia="Times New Roman" w:hAnsi="Times New Roman" w:cs="Times New Roman"/>
-          <w:kern w:val="0"/>
-          <w:sz w:val="26"/>
-          <w:szCs w:val="26"/>
-          <w:lang w:val="en-VN"/>
-          <w14:ligatures w14:val="none"/>
-        </w:rPr>
-      </w:pPr>
-      <w:r>
-        <w:rPr>
-          <w:rFonts w:ascii="Times New Roman" w:eastAsia="Times New Roman" w:hAnsi="Times New Roman" w:cs="Times New Roman"/>
-          <w:kern w:val="0"/>
-          <w:sz w:val="26"/>
-          <w:szCs w:val="26"/>
-          <w:lang w:val="en-VN"/>
-          <w14:ligatures w14:val="none"/>
-        </w:rPr>
-        <w:t>Hệ thống cần dễ nâng cấp và mở rộng chức năng, ví dụ như thêm phương thức thanh toán mới hoặc thêm chương trình khuyến mãi, mà không ảnh hưởng đến các chức năng đang hoạt động.</w:t>
-      </w:r>
-    </w:p>
-    <w:p>
-      <w:pPr>
-        <w:spacing w:before="100" w:beforeAutospacing="1" w:after="100" w:afterAutospacing="1" w:line="240" w:lineRule="auto"/>
         <w:outlineLvl w:val="2"/>
         <w:rPr>
           <w:rFonts w:ascii="Times New Roman" w:eastAsia="Times New Roman" w:hAnsi="Times New Roman" w:cs="Times New Roman"/>
@@ -302,9 +2189,412 @@
       <w:r>
         <w:rPr>
           <w:rFonts w:ascii="Times New Roman" w:eastAsia="Times New Roman" w:hAnsi="Times New Roman" w:cs="Times New Roman"/>
-          <w:kern w:val="0"/>
-          <w:sz w:val="26"/>
-          <w:szCs w:val="26"/>
+          <w:b/>
+          <w:bCs/>
+          <w:kern w:val="0"/>
+          <w:sz w:val="26"/>
+          <w:szCs w:val="26"/>
+          <w:lang w:val="en-VN"/>
+          <w14:ligatures w14:val="none"/>
+        </w:rPr>
+        <w:t>Mục tiêu:</w:t>
+      </w:r>
+      <w:r>
+        <w:rPr>
+          <w:rFonts w:ascii="Times New Roman" w:eastAsia="Times New Roman" w:hAnsi="Times New Roman" w:cs="Times New Roman"/>
+          <w:kern w:val="0"/>
+          <w:sz w:val="26"/>
+          <w:szCs w:val="26"/>
+          <w:lang w:val="en-VN"/>
+          <w14:ligatures w14:val="none"/>
+        </w:rPr>
+        <w:t> Có thể tích hợp thêm cổng thanh toán mới mà không cần chỉnh sửa các module liên quan đến đơn hàng.</w:t>
+      </w:r>
+    </w:p>
+    <w:p>
+      <w:pPr>
+        <w:spacing w:before="100" w:beforeAutospacing="1" w:after="100" w:afterAutospacing="1" w:line="240" w:lineRule="auto"/>
+        <w:outlineLvl w:val="2"/>
+        <w:rPr>
+          <w:rFonts w:ascii="Times New Roman" w:eastAsia="Times New Roman" w:hAnsi="Times New Roman" w:cs="Times New Roman"/>
+          <w:kern w:val="0"/>
+          <w:sz w:val="26"/>
+          <w:szCs w:val="26"/>
+          <w:lang w:val="en-VN"/>
+          <w14:ligatures w14:val="none"/>
+        </w:rPr>
+      </w:pPr>
+      <w:r>
+        <w:rPr>
+          <w:rFonts w:ascii="Times New Roman" w:eastAsia="Times New Roman" w:hAnsi="Times New Roman" w:cs="Times New Roman"/>
+          <w:b/>
+          <w:bCs/>
+          <w:kern w:val="0"/>
+          <w:sz w:val="26"/>
+          <w:szCs w:val="26"/>
+          <w:lang w:val="en-VN"/>
+          <w14:ligatures w14:val="none"/>
+        </w:rPr>
+        <w:t>Cách đạt được:</w:t>
+      </w:r>
+    </w:p>
+    <w:p>
+      <w:pPr>
+        <w:spacing w:before="100" w:beforeAutospacing="1" w:after="100" w:afterAutospacing="1" w:line="240" w:lineRule="auto"/>
+        <w:outlineLvl w:val="2"/>
+        <w:rPr>
+          <w:rFonts w:ascii="Times New Roman" w:eastAsia="Times New Roman" w:hAnsi="Times New Roman" w:cs="Times New Roman"/>
+          <w:kern w:val="0"/>
+          <w:sz w:val="26"/>
+          <w:szCs w:val="26"/>
+          <w:lang w:val="en-VN"/>
+          <w14:ligatures w14:val="none"/>
+        </w:rPr>
+      </w:pPr>
+      <w:r>
+        <w:rPr>
+          <w:rFonts w:ascii="Times New Roman" w:eastAsia="Times New Roman" w:hAnsi="Times New Roman" w:cs="Times New Roman"/>
+          <w:b/>
+          <w:bCs/>
+          <w:kern w:val="0"/>
+          <w:sz w:val="26"/>
+          <w:szCs w:val="26"/>
+          <w:lang w:val="en-VN"/>
+          <w14:ligatures w14:val="none"/>
+        </w:rPr>
+        <w:t>Sử dụng Design Pattern: Strategy Pattern và Dependency Injection</w:t>
+      </w:r>
+    </w:p>
+    <w:p>
+      <w:pPr>
+        <w:numPr>
+          <w:ilvl w:val="0"/>
+          <w:numId w:val="35"/>
+        </w:numPr>
+        <w:spacing w:before="100" w:beforeAutospacing="1" w:after="100" w:afterAutospacing="1" w:line="240" w:lineRule="auto"/>
+        <w:outlineLvl w:val="2"/>
+        <w:rPr>
+          <w:rFonts w:ascii="Times New Roman" w:eastAsia="Times New Roman" w:hAnsi="Times New Roman" w:cs="Times New Roman"/>
+          <w:kern w:val="0"/>
+          <w:sz w:val="26"/>
+          <w:szCs w:val="26"/>
+          <w:lang w:val="en-VN"/>
+          <w14:ligatures w14:val="none"/>
+        </w:rPr>
+      </w:pPr>
+      <w:r>
+        <w:rPr>
+          <w:rFonts w:ascii="Times New Roman" w:eastAsia="Times New Roman" w:hAnsi="Times New Roman" w:cs="Times New Roman"/>
+          <w:b/>
+          <w:bCs/>
+          <w:kern w:val="0"/>
+          <w:sz w:val="26"/>
+          <w:szCs w:val="26"/>
+          <w:lang w:val="en-VN"/>
+          <w14:ligatures w14:val="none"/>
+        </w:rPr>
+        <w:lastRenderedPageBreak/>
+        <w:t>Phần mềm:</w:t>
+      </w:r>
+      <w:r>
+        <w:rPr>
+          <w:rFonts w:ascii="Times New Roman" w:eastAsia="Times New Roman" w:hAnsi="Times New Roman" w:cs="Times New Roman"/>
+          <w:kern w:val="0"/>
+          <w:sz w:val="26"/>
+          <w:szCs w:val="26"/>
+          <w:lang w:val="en-VN"/>
+          <w14:ligatures w14:val="none"/>
+        </w:rPr>
+        <w:t> Không phụ thuộc vào phần mềm cụ thể, mà là cách thiết kế code.</w:t>
+      </w:r>
+    </w:p>
+    <w:p>
+      <w:pPr>
+        <w:numPr>
+          <w:ilvl w:val="0"/>
+          <w:numId w:val="35"/>
+        </w:numPr>
+        <w:spacing w:before="100" w:beforeAutospacing="1" w:after="100" w:afterAutospacing="1" w:line="240" w:lineRule="auto"/>
+        <w:outlineLvl w:val="2"/>
+        <w:rPr>
+          <w:rFonts w:ascii="Times New Roman" w:eastAsia="Times New Roman" w:hAnsi="Times New Roman" w:cs="Times New Roman"/>
+          <w:kern w:val="0"/>
+          <w:sz w:val="26"/>
+          <w:szCs w:val="26"/>
+          <w:lang w:val="en-VN"/>
+          <w14:ligatures w14:val="none"/>
+        </w:rPr>
+      </w:pPr>
+      <w:r>
+        <w:rPr>
+          <w:rFonts w:ascii="Times New Roman" w:eastAsia="Times New Roman" w:hAnsi="Times New Roman" w:cs="Times New Roman"/>
+          <w:b/>
+          <w:bCs/>
+          <w:kern w:val="0"/>
+          <w:sz w:val="26"/>
+          <w:szCs w:val="26"/>
+          <w:lang w:val="en-VN"/>
+          <w14:ligatures w14:val="none"/>
+        </w:rPr>
+        <w:t>Cách thức hoạt động:</w:t>
+      </w:r>
+    </w:p>
+    <w:p>
+      <w:pPr>
+        <w:numPr>
+          <w:ilvl w:val="1"/>
+          <w:numId w:val="35"/>
+        </w:numPr>
+        <w:spacing w:before="100" w:beforeAutospacing="1" w:after="100" w:afterAutospacing="1" w:line="240" w:lineRule="auto"/>
+        <w:outlineLvl w:val="2"/>
+        <w:rPr>
+          <w:rFonts w:ascii="Times New Roman" w:eastAsia="Times New Roman" w:hAnsi="Times New Roman" w:cs="Times New Roman"/>
+          <w:kern w:val="0"/>
+          <w:sz w:val="26"/>
+          <w:szCs w:val="26"/>
+          <w:lang w:val="en-VN"/>
+          <w14:ligatures w14:val="none"/>
+        </w:rPr>
+      </w:pPr>
+      <w:r>
+        <w:rPr>
+          <w:rFonts w:ascii="Times New Roman" w:eastAsia="Times New Roman" w:hAnsi="Times New Roman" w:cs="Times New Roman"/>
+          <w:kern w:val="0"/>
+          <w:sz w:val="26"/>
+          <w:szCs w:val="26"/>
+          <w:lang w:val="en-VN"/>
+          <w14:ligatures w14:val="none"/>
+        </w:rPr>
+        <w:t>Định nghĩa một interface cho các phương thức thanh toán. Mỗi cổng thanh toán (PayPal, Stripe, VNPay) sẽ triển khai interface đó.</w:t>
+      </w:r>
+    </w:p>
+    <w:p>
+      <w:pPr>
+        <w:numPr>
+          <w:ilvl w:val="1"/>
+          <w:numId w:val="35"/>
+        </w:numPr>
+        <w:spacing w:before="100" w:beforeAutospacing="1" w:after="100" w:afterAutospacing="1" w:line="240" w:lineRule="auto"/>
+        <w:outlineLvl w:val="2"/>
+        <w:rPr>
+          <w:rFonts w:ascii="Times New Roman" w:eastAsia="Times New Roman" w:hAnsi="Times New Roman" w:cs="Times New Roman"/>
+          <w:kern w:val="0"/>
+          <w:sz w:val="26"/>
+          <w:szCs w:val="26"/>
+          <w:lang w:val="en-VN"/>
+          <w14:ligatures w14:val="none"/>
+        </w:rPr>
+      </w:pPr>
+      <w:r>
+        <w:rPr>
+          <w:rFonts w:ascii="Times New Roman" w:eastAsia="Times New Roman" w:hAnsi="Times New Roman" w:cs="Times New Roman"/>
+          <w:kern w:val="0"/>
+          <w:sz w:val="26"/>
+          <w:szCs w:val="26"/>
+          <w:lang w:val="en-VN"/>
+          <w14:ligatures w14:val="none"/>
+        </w:rPr>
+        <w:t>Sử dụng Dependency Injection để inject đối tượng thanh toán vào service xử lý đơn hàng.</w:t>
+      </w:r>
+    </w:p>
+    <w:p>
+      <w:pPr>
+        <w:numPr>
+          <w:ilvl w:val="0"/>
+          <w:numId w:val="35"/>
+        </w:numPr>
+        <w:spacing w:before="100" w:beforeAutospacing="1" w:after="100" w:afterAutospacing="1" w:line="240" w:lineRule="auto"/>
+        <w:outlineLvl w:val="2"/>
+        <w:rPr>
+          <w:rFonts w:ascii="Times New Roman" w:eastAsia="Times New Roman" w:hAnsi="Times New Roman" w:cs="Times New Roman"/>
+          <w:kern w:val="0"/>
+          <w:sz w:val="26"/>
+          <w:szCs w:val="26"/>
+          <w:lang w:val="en-VN"/>
+          <w14:ligatures w14:val="none"/>
+        </w:rPr>
+      </w:pPr>
+      <w:r>
+        <w:rPr>
+          <w:rFonts w:ascii="Times New Roman" w:eastAsia="Times New Roman" w:hAnsi="Times New Roman" w:cs="Times New Roman"/>
+          <w:b/>
+          <w:bCs/>
+          <w:kern w:val="0"/>
+          <w:sz w:val="26"/>
+          <w:szCs w:val="26"/>
+          <w:lang w:val="en-VN"/>
+          <w14:ligatures w14:val="none"/>
+        </w:rPr>
+        <w:t>Triển khai:</w:t>
+      </w:r>
+    </w:p>
+    <w:p>
+      <w:pPr>
+        <w:numPr>
+          <w:ilvl w:val="1"/>
+          <w:numId w:val="35"/>
+        </w:numPr>
+        <w:spacing w:before="100" w:beforeAutospacing="1" w:after="100" w:afterAutospacing="1" w:line="240" w:lineRule="auto"/>
+        <w:outlineLvl w:val="2"/>
+        <w:rPr>
+          <w:rFonts w:ascii="Times New Roman" w:eastAsia="Times New Roman" w:hAnsi="Times New Roman" w:cs="Times New Roman"/>
+          <w:kern w:val="0"/>
+          <w:sz w:val="26"/>
+          <w:szCs w:val="26"/>
+          <w:lang w:val="en-VN"/>
+          <w14:ligatures w14:val="none"/>
+        </w:rPr>
+      </w:pPr>
+      <w:r>
+        <w:rPr>
+          <w:rFonts w:ascii="Times New Roman" w:eastAsia="Times New Roman" w:hAnsi="Times New Roman" w:cs="Times New Roman"/>
+          <w:kern w:val="0"/>
+          <w:sz w:val="26"/>
+          <w:szCs w:val="26"/>
+          <w:lang w:val="en-VN"/>
+          <w14:ligatures w14:val="none"/>
+        </w:rPr>
+        <w:t>Tạo interface PaymentGateway với phương thức processPayment.</w:t>
+      </w:r>
+    </w:p>
+    <w:p>
+      <w:pPr>
+        <w:numPr>
+          <w:ilvl w:val="1"/>
+          <w:numId w:val="35"/>
+        </w:numPr>
+        <w:spacing w:before="100" w:beforeAutospacing="1" w:after="100" w:afterAutospacing="1" w:line="240" w:lineRule="auto"/>
+        <w:outlineLvl w:val="2"/>
+        <w:rPr>
+          <w:rFonts w:ascii="Times New Roman" w:eastAsia="Times New Roman" w:hAnsi="Times New Roman" w:cs="Times New Roman"/>
+          <w:kern w:val="0"/>
+          <w:sz w:val="26"/>
+          <w:szCs w:val="26"/>
+          <w:lang w:val="en-VN"/>
+          <w14:ligatures w14:val="none"/>
+        </w:rPr>
+      </w:pPr>
+      <w:r>
+        <w:rPr>
+          <w:rFonts w:ascii="Times New Roman" w:eastAsia="Times New Roman" w:hAnsi="Times New Roman" w:cs="Times New Roman"/>
+          <w:kern w:val="0"/>
+          <w:sz w:val="26"/>
+          <w:szCs w:val="26"/>
+          <w:lang w:val="en-VN"/>
+          <w14:ligatures w14:val="none"/>
+        </w:rPr>
+        <w:t>Các lớp PayPalGateway, StripeGateway triển khai interface.</w:t>
+      </w:r>
+    </w:p>
+    <w:p>
+      <w:pPr>
+        <w:numPr>
+          <w:ilvl w:val="1"/>
+          <w:numId w:val="35"/>
+        </w:numPr>
+        <w:spacing w:before="100" w:beforeAutospacing="1" w:after="100" w:afterAutospacing="1" w:line="240" w:lineRule="auto"/>
+        <w:outlineLvl w:val="2"/>
+        <w:rPr>
+          <w:rFonts w:ascii="Times New Roman" w:eastAsia="Times New Roman" w:hAnsi="Times New Roman" w:cs="Times New Roman"/>
+          <w:kern w:val="0"/>
+          <w:sz w:val="26"/>
+          <w:szCs w:val="26"/>
+          <w:lang w:val="en-VN"/>
+          <w14:ligatures w14:val="none"/>
+        </w:rPr>
+      </w:pPr>
+      <w:r>
+        <w:rPr>
+          <w:rFonts w:ascii="Times New Roman" w:eastAsia="Times New Roman" w:hAnsi="Times New Roman" w:cs="Times New Roman"/>
+          <w:kern w:val="0"/>
+          <w:sz w:val="26"/>
+          <w:szCs w:val="26"/>
+          <w:lang w:val="en-VN"/>
+          <w14:ligatures w14:val="none"/>
+        </w:rPr>
+        <w:t>Trong service xử lý đơn hàng, chỉ gọi phương thức processPayment thông qua interface.</w:t>
+      </w:r>
+    </w:p>
+    <w:p>
+      <w:pPr>
+        <w:numPr>
+          <w:ilvl w:val="0"/>
+          <w:numId w:val="35"/>
+        </w:numPr>
+        <w:spacing w:before="100" w:beforeAutospacing="1" w:after="100" w:afterAutospacing="1" w:line="240" w:lineRule="auto"/>
+        <w:outlineLvl w:val="2"/>
+        <w:rPr>
+          <w:rFonts w:ascii="Times New Roman" w:eastAsia="Times New Roman" w:hAnsi="Times New Roman" w:cs="Times New Roman"/>
+          <w:kern w:val="0"/>
+          <w:sz w:val="26"/>
+          <w:szCs w:val="26"/>
+          <w:lang w:val="en-VN"/>
+          <w14:ligatures w14:val="none"/>
+        </w:rPr>
+      </w:pPr>
+      <w:r>
+        <w:rPr>
+          <w:rFonts w:ascii="Times New Roman" w:eastAsia="Times New Roman" w:hAnsi="Times New Roman" w:cs="Times New Roman"/>
+          <w:b/>
+          <w:bCs/>
+          <w:kern w:val="0"/>
+          <w:sz w:val="26"/>
+          <w:szCs w:val="26"/>
+          <w:lang w:val="en-VN"/>
+          <w14:ligatures w14:val="none"/>
+        </w:rPr>
+        <w:t>Giải quyết vấn đề:</w:t>
+      </w:r>
+    </w:p>
+    <w:p>
+      <w:pPr>
+        <w:numPr>
+          <w:ilvl w:val="1"/>
+          <w:numId w:val="35"/>
+        </w:numPr>
+        <w:spacing w:before="100" w:beforeAutospacing="1" w:after="100" w:afterAutospacing="1" w:line="240" w:lineRule="auto"/>
+        <w:outlineLvl w:val="2"/>
+        <w:rPr>
+          <w:rFonts w:ascii="Times New Roman" w:eastAsia="Times New Roman" w:hAnsi="Times New Roman" w:cs="Times New Roman"/>
+          <w:kern w:val="0"/>
+          <w:sz w:val="26"/>
+          <w:szCs w:val="26"/>
+          <w:lang w:val="en-VN"/>
+          <w14:ligatures w14:val="none"/>
+        </w:rPr>
+      </w:pPr>
+      <w:r>
+        <w:rPr>
+          <w:rFonts w:ascii="Times New Roman" w:eastAsia="Times New Roman" w:hAnsi="Times New Roman" w:cs="Times New Roman"/>
+          <w:kern w:val="0"/>
+          <w:sz w:val="26"/>
+          <w:szCs w:val="26"/>
+          <w:lang w:val="en-VN"/>
+          <w14:ligatures w14:val="none"/>
+        </w:rPr>
+        <w:t>Khi thêm cổng thanh toán mới, chỉ cần tạo lớp triển khai interface mà không cần sửa code ở service đơn hàng.</w:t>
+      </w:r>
+    </w:p>
+    <w:p>
+      <w:pPr>
+        <w:spacing w:before="100" w:beforeAutospacing="1" w:after="100" w:afterAutospacing="1" w:line="240" w:lineRule="auto"/>
+        <w:outlineLvl w:val="2"/>
+        <w:rPr>
+          <w:rFonts w:ascii="Times New Roman" w:eastAsia="Times New Roman" w:hAnsi="Times New Roman" w:cs="Times New Roman"/>
+          <w:kern w:val="0"/>
+          <w:sz w:val="26"/>
+          <w:szCs w:val="26"/>
+          <w:lang w:val="en-VN"/>
+          <w14:ligatures w14:val="none"/>
+        </w:rPr>
+      </w:pPr>
+      <w:r>
+        <w:rPr>
+          <w:rFonts w:ascii="Times New Roman" w:eastAsia="Times New Roman" w:hAnsi="Times New Roman" w:cs="Times New Roman"/>
+          <w:kern w:val="0"/>
+          <w:sz w:val="26"/>
+          <w:szCs w:val="26"/>
+          <w:highlight w:val="yellow"/>
           <w:lang w:val="en-VN"/>
           <w14:ligatures w14:val="none"/>
         </w:rPr>
@@ -314,30 +2604,6 @@
     <w:p>
       <w:pPr>
         <w:spacing w:before="100" w:beforeAutospacing="1" w:after="100" w:afterAutospacing="1" w:line="240" w:lineRule="auto"/>
-        <w:rPr>
-          <w:rFonts w:ascii="Times New Roman" w:eastAsia="Times New Roman" w:hAnsi="Times New Roman" w:cs="Times New Roman"/>
-          <w:kern w:val="0"/>
-          <w:sz w:val="26"/>
-          <w:szCs w:val="26"/>
-          <w:lang w:val="en-VN"/>
-          <w14:ligatures w14:val="none"/>
-        </w:rPr>
-      </w:pPr>
-      <w:r>
-        <w:rPr>
-          <w:rFonts w:ascii="Times New Roman" w:eastAsia="Times New Roman" w:hAnsi="Times New Roman" w:cs="Times New Roman"/>
-          <w:kern w:val="0"/>
-          <w:sz w:val="26"/>
-          <w:szCs w:val="26"/>
-          <w:lang w:val="en-VN"/>
-          <w14:ligatures w14:val="none"/>
-        </w:rPr>
-        <w:t>Dữ liệu người dùng và dữ liệu thanh toán phải được bảo vệ an toàn. Hệ thống cần ngăn chặn các hình thức tấn công phổ biến như SQL Injection, XSS và đảm bảo thông tin nhạy cảm không bị rò rỉ.</w:t>
-      </w:r>
-    </w:p>
-    <w:p>
-      <w:pPr>
-        <w:spacing w:before="100" w:beforeAutospacing="1" w:after="100" w:afterAutospacing="1" w:line="240" w:lineRule="auto"/>
         <w:outlineLvl w:val="2"/>
         <w:rPr>
           <w:rFonts w:ascii="Times New Roman" w:eastAsia="Times New Roman" w:hAnsi="Times New Roman" w:cs="Times New Roman"/>
@@ -351,9 +2617,632 @@
       <w:r>
         <w:rPr>
           <w:rFonts w:ascii="Times New Roman" w:eastAsia="Times New Roman" w:hAnsi="Times New Roman" w:cs="Times New Roman"/>
-          <w:kern w:val="0"/>
-          <w:sz w:val="26"/>
-          <w:szCs w:val="26"/>
+          <w:b/>
+          <w:bCs/>
+          <w:kern w:val="0"/>
+          <w:sz w:val="26"/>
+          <w:szCs w:val="26"/>
+          <w:u w:val="single"/>
+          <w:lang w:val="en-VN"/>
+          <w14:ligatures w14:val="none"/>
+        </w:rPr>
+        <w:t>Mục tiêu:</w:t>
+      </w:r>
+      <w:r>
+        <w:rPr>
+          <w:rFonts w:ascii="Times New Roman" w:eastAsia="Times New Roman" w:hAnsi="Times New Roman" w:cs="Times New Roman"/>
+          <w:kern w:val="0"/>
+          <w:sz w:val="26"/>
+          <w:szCs w:val="26"/>
+          <w:lang w:val="en-VN"/>
+          <w14:ligatures w14:val="none"/>
+        </w:rPr>
+        <w:t> Bảo vệ dữ liệu người dùng và thanh toán, ngăn chặn các cuộc tấn công phổ biến.</w:t>
+      </w:r>
+    </w:p>
+    <w:p>
+      <w:pPr>
+        <w:spacing w:before="100" w:beforeAutospacing="1" w:after="100" w:afterAutospacing="1" w:line="240" w:lineRule="auto"/>
+        <w:outlineLvl w:val="2"/>
+        <w:rPr>
+          <w:rFonts w:ascii="Times New Roman" w:eastAsia="Times New Roman" w:hAnsi="Times New Roman" w:cs="Times New Roman"/>
+          <w:b/>
+          <w:bCs/>
+          <w:kern w:val="0"/>
+          <w:sz w:val="26"/>
+          <w:szCs w:val="26"/>
+          <w:u w:val="single"/>
+          <w:lang w:val="en-VN"/>
+          <w14:ligatures w14:val="none"/>
+        </w:rPr>
+      </w:pPr>
+      <w:r>
+        <w:rPr>
+          <w:rFonts w:ascii="Times New Roman" w:eastAsia="Times New Roman" w:hAnsi="Times New Roman" w:cs="Times New Roman"/>
+          <w:b/>
+          <w:bCs/>
+          <w:kern w:val="0"/>
+          <w:sz w:val="26"/>
+          <w:szCs w:val="26"/>
+          <w:u w:val="single"/>
+          <w:lang w:val="en-VN"/>
+          <w14:ligatures w14:val="none"/>
+        </w:rPr>
+        <w:t>Các giải pháp chi tiết:</w:t>
+      </w:r>
+    </w:p>
+    <w:p>
+      <w:pPr>
+        <w:spacing w:before="100" w:beforeAutospacing="1" w:after="100" w:afterAutospacing="1" w:line="240" w:lineRule="auto"/>
+        <w:outlineLvl w:val="2"/>
+        <w:rPr>
+          <w:rFonts w:ascii="Times New Roman" w:eastAsia="Times New Roman" w:hAnsi="Times New Roman" w:cs="Times New Roman"/>
+          <w:kern w:val="0"/>
+          <w:sz w:val="26"/>
+          <w:szCs w:val="26"/>
+          <w:lang w:val="en-VN"/>
+          <w14:ligatures w14:val="none"/>
+        </w:rPr>
+      </w:pPr>
+      <w:r>
+        <w:rPr>
+          <w:rFonts w:ascii="Times New Roman" w:eastAsia="Times New Roman" w:hAnsi="Times New Roman" w:cs="Times New Roman"/>
+          <w:b/>
+          <w:bCs/>
+          <w:kern w:val="0"/>
+          <w:sz w:val="26"/>
+          <w:szCs w:val="26"/>
+          <w:lang w:val="en-VN"/>
+          <w14:ligatures w14:val="none"/>
+        </w:rPr>
+        <w:t>a) Mã hóa dữ liệu nhạy cảm</w:t>
+      </w:r>
+    </w:p>
+    <w:p>
+      <w:pPr>
+        <w:numPr>
+          <w:ilvl w:val="0"/>
+          <w:numId w:val="23"/>
+        </w:numPr>
+        <w:spacing w:before="100" w:beforeAutospacing="1" w:after="100" w:afterAutospacing="1" w:line="240" w:lineRule="auto"/>
+        <w:outlineLvl w:val="2"/>
+        <w:rPr>
+          <w:rFonts w:ascii="Times New Roman" w:eastAsia="Times New Roman" w:hAnsi="Times New Roman" w:cs="Times New Roman"/>
+          <w:kern w:val="0"/>
+          <w:sz w:val="26"/>
+          <w:szCs w:val="26"/>
+          <w:lang w:val="en-VN"/>
+          <w14:ligatures w14:val="none"/>
+        </w:rPr>
+      </w:pPr>
+      <w:r>
+        <w:rPr>
+          <w:rFonts w:ascii="Times New Roman" w:eastAsia="Times New Roman" w:hAnsi="Times New Roman" w:cs="Times New Roman"/>
+          <w:b/>
+          <w:bCs/>
+          <w:kern w:val="0"/>
+          <w:sz w:val="26"/>
+          <w:szCs w:val="26"/>
+          <w:lang w:val="en-VN"/>
+          <w14:ligatures w14:val="none"/>
+        </w:rPr>
+        <w:t>Phần mềm:</w:t>
+      </w:r>
+      <w:r>
+        <w:rPr>
+          <w:rFonts w:ascii="Times New Roman" w:eastAsia="Times New Roman" w:hAnsi="Times New Roman" w:cs="Times New Roman"/>
+          <w:kern w:val="0"/>
+          <w:sz w:val="26"/>
+          <w:szCs w:val="26"/>
+          <w:lang w:val="en-VN"/>
+          <w14:ligatures w14:val="none"/>
+        </w:rPr>
+        <w:t> Sử dụng thư viện mã hóa (OpenSSL, bcrypt) và cơ chế mã hóa của database.</w:t>
+      </w:r>
+    </w:p>
+    <w:p>
+      <w:pPr>
+        <w:numPr>
+          <w:ilvl w:val="0"/>
+          <w:numId w:val="23"/>
+        </w:numPr>
+        <w:spacing w:before="100" w:beforeAutospacing="1" w:after="100" w:afterAutospacing="1" w:line="240" w:lineRule="auto"/>
+        <w:outlineLvl w:val="2"/>
+        <w:rPr>
+          <w:rFonts w:ascii="Times New Roman" w:eastAsia="Times New Roman" w:hAnsi="Times New Roman" w:cs="Times New Roman"/>
+          <w:kern w:val="0"/>
+          <w:sz w:val="26"/>
+          <w:szCs w:val="26"/>
+          <w:lang w:val="en-VN"/>
+          <w14:ligatures w14:val="none"/>
+        </w:rPr>
+      </w:pPr>
+      <w:r>
+        <w:rPr>
+          <w:rFonts w:ascii="Times New Roman" w:eastAsia="Times New Roman" w:hAnsi="Times New Roman" w:cs="Times New Roman"/>
+          <w:b/>
+          <w:bCs/>
+          <w:kern w:val="0"/>
+          <w:sz w:val="26"/>
+          <w:szCs w:val="26"/>
+          <w:lang w:val="en-VN"/>
+          <w14:ligatures w14:val="none"/>
+        </w:rPr>
+        <w:t>Cách triển khai:</w:t>
+      </w:r>
+    </w:p>
+    <w:p>
+      <w:pPr>
+        <w:numPr>
+          <w:ilvl w:val="1"/>
+          <w:numId w:val="23"/>
+        </w:numPr>
+        <w:spacing w:before="100" w:beforeAutospacing="1" w:after="100" w:afterAutospacing="1" w:line="240" w:lineRule="auto"/>
+        <w:outlineLvl w:val="2"/>
+        <w:rPr>
+          <w:rFonts w:ascii="Times New Roman" w:eastAsia="Times New Roman" w:hAnsi="Times New Roman" w:cs="Times New Roman"/>
+          <w:kern w:val="0"/>
+          <w:sz w:val="26"/>
+          <w:szCs w:val="26"/>
+          <w:lang w:val="en-VN"/>
+          <w14:ligatures w14:val="none"/>
+        </w:rPr>
+      </w:pPr>
+      <w:r>
+        <w:rPr>
+          <w:rFonts w:ascii="Times New Roman" w:eastAsia="Times New Roman" w:hAnsi="Times New Roman" w:cs="Times New Roman"/>
+          <w:kern w:val="0"/>
+          <w:sz w:val="26"/>
+          <w:szCs w:val="26"/>
+          <w:lang w:val="en-VN"/>
+          <w14:ligatures w14:val="none"/>
+        </w:rPr>
+        <w:t>Mã hóa mật khẩu: dùng bcrypt để hash.</w:t>
+      </w:r>
+    </w:p>
+    <w:p>
+      <w:pPr>
+        <w:numPr>
+          <w:ilvl w:val="1"/>
+          <w:numId w:val="23"/>
+        </w:numPr>
+        <w:spacing w:before="100" w:beforeAutospacing="1" w:after="100" w:afterAutospacing="1" w:line="240" w:lineRule="auto"/>
+        <w:outlineLvl w:val="2"/>
+        <w:rPr>
+          <w:rFonts w:ascii="Times New Roman" w:eastAsia="Times New Roman" w:hAnsi="Times New Roman" w:cs="Times New Roman"/>
+          <w:kern w:val="0"/>
+          <w:sz w:val="26"/>
+          <w:szCs w:val="26"/>
+          <w:lang w:val="en-VN"/>
+          <w14:ligatures w14:val="none"/>
+        </w:rPr>
+      </w:pPr>
+      <w:r>
+        <w:rPr>
+          <w:rFonts w:ascii="Times New Roman" w:eastAsia="Times New Roman" w:hAnsi="Times New Roman" w:cs="Times New Roman"/>
+          <w:kern w:val="0"/>
+          <w:sz w:val="26"/>
+          <w:szCs w:val="26"/>
+          <w:lang w:val="en-VN"/>
+          <w14:ligatures w14:val="none"/>
+        </w:rPr>
+        <w:t>Mã hóa thông tin thẻ tín dụng: sử dụng thư viện mã hóa và lưu trữ key an toàn (AWS KMS, HashiCorp Vault).</w:t>
+      </w:r>
+    </w:p>
+    <w:p>
+      <w:pPr>
+        <w:numPr>
+          <w:ilvl w:val="0"/>
+          <w:numId w:val="24"/>
+        </w:numPr>
+        <w:spacing w:before="100" w:beforeAutospacing="1" w:after="100" w:afterAutospacing="1" w:line="240" w:lineRule="auto"/>
+        <w:outlineLvl w:val="2"/>
+        <w:rPr>
+          <w:rFonts w:ascii="Times New Roman" w:eastAsia="Times New Roman" w:hAnsi="Times New Roman" w:cs="Times New Roman"/>
+          <w:kern w:val="0"/>
+          <w:sz w:val="26"/>
+          <w:szCs w:val="26"/>
+          <w:lang w:val="en-VN"/>
+          <w14:ligatures w14:val="none"/>
+        </w:rPr>
+      </w:pPr>
+      <w:r>
+        <w:rPr>
+          <w:rFonts w:ascii="Times New Roman" w:eastAsia="Times New Roman" w:hAnsi="Times New Roman" w:cs="Times New Roman"/>
+          <w:b/>
+          <w:bCs/>
+          <w:kern w:val="0"/>
+          <w:sz w:val="26"/>
+          <w:szCs w:val="26"/>
+          <w:lang w:val="en-VN"/>
+          <w14:ligatures w14:val="none"/>
+        </w:rPr>
+        <w:t>Giải quyết vấn đề:</w:t>
+      </w:r>
+      <w:r>
+        <w:rPr>
+          <w:rFonts w:ascii="Times New Roman" w:eastAsia="Times New Roman" w:hAnsi="Times New Roman" w:cs="Times New Roman"/>
+          <w:kern w:val="0"/>
+          <w:sz w:val="26"/>
+          <w:szCs w:val="26"/>
+          <w:lang w:val="en-VN"/>
+          <w14:ligatures w14:val="none"/>
+        </w:rPr>
+        <w:t> Ngăn chặn lộ thông tin nhạy cảm.</w:t>
+      </w:r>
+    </w:p>
+    <w:p>
+      <w:pPr>
+        <w:spacing w:before="100" w:beforeAutospacing="1" w:after="100" w:afterAutospacing="1" w:line="240" w:lineRule="auto"/>
+        <w:outlineLvl w:val="2"/>
+        <w:rPr>
+          <w:rFonts w:ascii="Times New Roman" w:eastAsia="Times New Roman" w:hAnsi="Times New Roman" w:cs="Times New Roman"/>
+          <w:kern w:val="0"/>
+          <w:sz w:val="26"/>
+          <w:szCs w:val="26"/>
+          <w:lang w:val="en-VN"/>
+          <w14:ligatures w14:val="none"/>
+        </w:rPr>
+      </w:pPr>
+      <w:r>
+        <w:rPr>
+          <w:rFonts w:ascii="Times New Roman" w:eastAsia="Times New Roman" w:hAnsi="Times New Roman" w:cs="Times New Roman"/>
+          <w:b/>
+          <w:bCs/>
+          <w:kern w:val="0"/>
+          <w:sz w:val="26"/>
+          <w:szCs w:val="26"/>
+          <w:lang w:val="en-VN"/>
+          <w14:ligatures w14:val="none"/>
+        </w:rPr>
+        <w:t>b) Ngăn chặn SQL Injection</w:t>
+      </w:r>
+    </w:p>
+    <w:p>
+      <w:pPr>
+        <w:numPr>
+          <w:ilvl w:val="0"/>
+          <w:numId w:val="25"/>
+        </w:numPr>
+        <w:spacing w:before="100" w:beforeAutospacing="1" w:after="100" w:afterAutospacing="1" w:line="240" w:lineRule="auto"/>
+        <w:outlineLvl w:val="2"/>
+        <w:rPr>
+          <w:rFonts w:ascii="Times New Roman" w:eastAsia="Times New Roman" w:hAnsi="Times New Roman" w:cs="Times New Roman"/>
+          <w:kern w:val="0"/>
+          <w:sz w:val="26"/>
+          <w:szCs w:val="26"/>
+          <w:lang w:val="en-VN"/>
+          <w14:ligatures w14:val="none"/>
+        </w:rPr>
+      </w:pPr>
+      <w:r>
+        <w:rPr>
+          <w:rFonts w:ascii="Times New Roman" w:eastAsia="Times New Roman" w:hAnsi="Times New Roman" w:cs="Times New Roman"/>
+          <w:b/>
+          <w:bCs/>
+          <w:kern w:val="0"/>
+          <w:sz w:val="26"/>
+          <w:szCs w:val="26"/>
+          <w:lang w:val="en-VN"/>
+          <w14:ligatures w14:val="none"/>
+        </w:rPr>
+        <w:t>Phần mềm:</w:t>
+      </w:r>
+      <w:r>
+        <w:rPr>
+          <w:rFonts w:ascii="Times New Roman" w:eastAsia="Times New Roman" w:hAnsi="Times New Roman" w:cs="Times New Roman"/>
+          <w:kern w:val="0"/>
+          <w:sz w:val="26"/>
+          <w:szCs w:val="26"/>
+          <w:lang w:val="en-VN"/>
+          <w14:ligatures w14:val="none"/>
+        </w:rPr>
+        <w:t> Sử dụng ORM (Object-Relational Mapping) hoặc prepared statements.</w:t>
+      </w:r>
+    </w:p>
+    <w:p>
+      <w:pPr>
+        <w:numPr>
+          <w:ilvl w:val="0"/>
+          <w:numId w:val="25"/>
+        </w:numPr>
+        <w:spacing w:before="100" w:beforeAutospacing="1" w:after="100" w:afterAutospacing="1" w:line="240" w:lineRule="auto"/>
+        <w:outlineLvl w:val="2"/>
+        <w:rPr>
+          <w:rFonts w:ascii="Times New Roman" w:eastAsia="Times New Roman" w:hAnsi="Times New Roman" w:cs="Times New Roman"/>
+          <w:kern w:val="0"/>
+          <w:sz w:val="26"/>
+          <w:szCs w:val="26"/>
+          <w:lang w:val="en-VN"/>
+          <w14:ligatures w14:val="none"/>
+        </w:rPr>
+      </w:pPr>
+      <w:r>
+        <w:rPr>
+          <w:rFonts w:ascii="Times New Roman" w:eastAsia="Times New Roman" w:hAnsi="Times New Roman" w:cs="Times New Roman"/>
+          <w:b/>
+          <w:bCs/>
+          <w:kern w:val="0"/>
+          <w:sz w:val="26"/>
+          <w:szCs w:val="26"/>
+          <w:lang w:val="en-VN"/>
+          <w14:ligatures w14:val="none"/>
+        </w:rPr>
+        <w:t>Giải quyết vấn đề:</w:t>
+      </w:r>
+      <w:r>
+        <w:rPr>
+          <w:rFonts w:ascii="Times New Roman" w:eastAsia="Times New Roman" w:hAnsi="Times New Roman" w:cs="Times New Roman"/>
+          <w:kern w:val="0"/>
+          <w:sz w:val="26"/>
+          <w:szCs w:val="26"/>
+          <w:lang w:val="en-VN"/>
+          <w14:ligatures w14:val="none"/>
+        </w:rPr>
+        <w:t> Ngăn chặn tấn công SQL injection.</w:t>
+      </w:r>
+    </w:p>
+    <w:p>
+      <w:pPr>
+        <w:spacing w:before="100" w:beforeAutospacing="1" w:after="100" w:afterAutospacing="1" w:line="240" w:lineRule="auto"/>
+        <w:outlineLvl w:val="2"/>
+        <w:rPr>
+          <w:rFonts w:ascii="Times New Roman" w:eastAsia="Times New Roman" w:hAnsi="Times New Roman" w:cs="Times New Roman"/>
+          <w:kern w:val="0"/>
+          <w:sz w:val="26"/>
+          <w:szCs w:val="26"/>
+          <w:lang w:val="en-VN"/>
+          <w14:ligatures w14:val="none"/>
+        </w:rPr>
+      </w:pPr>
+      <w:r>
+        <w:rPr>
+          <w:rFonts w:ascii="Times New Roman" w:eastAsia="Times New Roman" w:hAnsi="Times New Roman" w:cs="Times New Roman"/>
+          <w:b/>
+          <w:bCs/>
+          <w:kern w:val="0"/>
+          <w:sz w:val="26"/>
+          <w:szCs w:val="26"/>
+          <w:lang w:val="en-VN"/>
+          <w14:ligatures w14:val="none"/>
+        </w:rPr>
+        <w:t>c) Ngăn chặn XSS (Cross-Site Scripting)</w:t>
+      </w:r>
+    </w:p>
+    <w:p>
+      <w:pPr>
+        <w:numPr>
+          <w:ilvl w:val="0"/>
+          <w:numId w:val="27"/>
+        </w:numPr>
+        <w:spacing w:before="100" w:beforeAutospacing="1" w:after="100" w:afterAutospacing="1" w:line="240" w:lineRule="auto"/>
+        <w:outlineLvl w:val="2"/>
+        <w:rPr>
+          <w:rFonts w:ascii="Times New Roman" w:eastAsia="Times New Roman" w:hAnsi="Times New Roman" w:cs="Times New Roman"/>
+          <w:kern w:val="0"/>
+          <w:sz w:val="26"/>
+          <w:szCs w:val="26"/>
+          <w:lang w:val="en-VN"/>
+          <w14:ligatures w14:val="none"/>
+        </w:rPr>
+      </w:pPr>
+      <w:r>
+        <w:rPr>
+          <w:rFonts w:ascii="Times New Roman" w:eastAsia="Times New Roman" w:hAnsi="Times New Roman" w:cs="Times New Roman"/>
+          <w:b/>
+          <w:bCs/>
+          <w:kern w:val="0"/>
+          <w:sz w:val="26"/>
+          <w:szCs w:val="26"/>
+          <w:lang w:val="en-VN"/>
+          <w14:ligatures w14:val="none"/>
+        </w:rPr>
+        <w:t>Phần mềm:</w:t>
+      </w:r>
+      <w:r>
+        <w:rPr>
+          <w:rFonts w:ascii="Times New Roman" w:eastAsia="Times New Roman" w:hAnsi="Times New Roman" w:cs="Times New Roman"/>
+          <w:kern w:val="0"/>
+          <w:sz w:val="26"/>
+          <w:szCs w:val="26"/>
+          <w:lang w:val="en-VN"/>
+          <w14:ligatures w14:val="none"/>
+        </w:rPr>
+        <w:t> Thư viện sanitize (ví dụ: DOMPurify cho JavaScript, bleach cho Python).</w:t>
+      </w:r>
+    </w:p>
+    <w:p>
+      <w:pPr>
+        <w:numPr>
+          <w:ilvl w:val="0"/>
+          <w:numId w:val="28"/>
+        </w:numPr>
+        <w:spacing w:before="100" w:beforeAutospacing="1" w:after="100" w:afterAutospacing="1" w:line="240" w:lineRule="auto"/>
+        <w:outlineLvl w:val="2"/>
+        <w:rPr>
+          <w:rFonts w:ascii="Times New Roman" w:eastAsia="Times New Roman" w:hAnsi="Times New Roman" w:cs="Times New Roman"/>
+          <w:kern w:val="0"/>
+          <w:sz w:val="26"/>
+          <w:szCs w:val="26"/>
+          <w:lang w:val="en-VN"/>
+          <w14:ligatures w14:val="none"/>
+        </w:rPr>
+      </w:pPr>
+      <w:r>
+        <w:rPr>
+          <w:rFonts w:ascii="Times New Roman" w:eastAsia="Times New Roman" w:hAnsi="Times New Roman" w:cs="Times New Roman"/>
+          <w:b/>
+          <w:bCs/>
+          <w:kern w:val="0"/>
+          <w:sz w:val="26"/>
+          <w:szCs w:val="26"/>
+          <w:lang w:val="en-VN"/>
+          <w14:ligatures w14:val="none"/>
+        </w:rPr>
+        <w:lastRenderedPageBreak/>
+        <w:t>Giải quyết vấn đề:</w:t>
+      </w:r>
+      <w:r>
+        <w:rPr>
+          <w:rFonts w:ascii="Times New Roman" w:eastAsia="Times New Roman" w:hAnsi="Times New Roman" w:cs="Times New Roman"/>
+          <w:kern w:val="0"/>
+          <w:sz w:val="26"/>
+          <w:szCs w:val="26"/>
+          <w:lang w:val="en-VN"/>
+          <w14:ligatures w14:val="none"/>
+        </w:rPr>
+        <w:t> Ngăn chặn mã độc chèn vào trang web.</w:t>
+      </w:r>
+    </w:p>
+    <w:p>
+      <w:pPr>
+        <w:spacing w:before="100" w:beforeAutospacing="1" w:after="100" w:afterAutospacing="1" w:line="240" w:lineRule="auto"/>
+        <w:ind w:left="360"/>
+        <w:outlineLvl w:val="2"/>
+        <w:rPr>
+          <w:rFonts w:ascii="Times New Roman" w:eastAsia="Times New Roman" w:hAnsi="Times New Roman" w:cs="Times New Roman"/>
+          <w:kern w:val="0"/>
+          <w:sz w:val="26"/>
+          <w:szCs w:val="26"/>
+          <w:lang w:val="en-VN"/>
+          <w14:ligatures w14:val="none"/>
+        </w:rPr>
+      </w:pPr>
+      <w:r>
+        <w:rPr>
+          <w:rFonts w:ascii="Times New Roman" w:eastAsia="Times New Roman" w:hAnsi="Times New Roman" w:cs="Times New Roman"/>
+          <w:b/>
+          <w:bCs/>
+          <w:kern w:val="0"/>
+          <w:sz w:val="26"/>
+          <w:szCs w:val="26"/>
+          <w:lang w:val="en-VN"/>
+          <w14:ligatures w14:val="none"/>
+        </w:rPr>
+        <w:t>d) Xác thực và phân quyền</w:t>
+      </w:r>
+    </w:p>
+    <w:p>
+      <w:pPr>
+        <w:numPr>
+          <w:ilvl w:val="0"/>
+          <w:numId w:val="29"/>
+        </w:numPr>
+        <w:spacing w:before="100" w:beforeAutospacing="1" w:after="100" w:afterAutospacing="1" w:line="240" w:lineRule="auto"/>
+        <w:outlineLvl w:val="2"/>
+        <w:rPr>
+          <w:rFonts w:ascii="Times New Roman" w:eastAsia="Times New Roman" w:hAnsi="Times New Roman" w:cs="Times New Roman"/>
+          <w:kern w:val="0"/>
+          <w:sz w:val="26"/>
+          <w:szCs w:val="26"/>
+          <w:lang w:val="en-VN"/>
+          <w14:ligatures w14:val="none"/>
+        </w:rPr>
+      </w:pPr>
+      <w:r>
+        <w:rPr>
+          <w:rFonts w:ascii="Times New Roman" w:eastAsia="Times New Roman" w:hAnsi="Times New Roman" w:cs="Times New Roman"/>
+          <w:b/>
+          <w:bCs/>
+          <w:kern w:val="0"/>
+          <w:sz w:val="26"/>
+          <w:szCs w:val="26"/>
+          <w:lang w:val="en-VN"/>
+          <w14:ligatures w14:val="none"/>
+        </w:rPr>
+        <w:t>Phần mềm:</w:t>
+      </w:r>
+      <w:r>
+        <w:rPr>
+          <w:rFonts w:ascii="Times New Roman" w:eastAsia="Times New Roman" w:hAnsi="Times New Roman" w:cs="Times New Roman"/>
+          <w:kern w:val="0"/>
+          <w:sz w:val="26"/>
+          <w:szCs w:val="26"/>
+          <w:lang w:val="en-VN"/>
+          <w14:ligatures w14:val="none"/>
+        </w:rPr>
+        <w:t> JWT (JSON Web Token) hoặc session-based authentication.</w:t>
+      </w:r>
+    </w:p>
+    <w:p>
+      <w:pPr>
+        <w:numPr>
+          <w:ilvl w:val="0"/>
+          <w:numId w:val="30"/>
+        </w:numPr>
+        <w:shd w:val="clear" w:color="auto" w:fill="FFFFFF"/>
+        <w:spacing w:after="0" w:line="240" w:lineRule="auto"/>
+        <w:rPr>
+          <w:rFonts w:ascii="Times New Roman" w:eastAsia="Times New Roman" w:hAnsi="Times New Roman" w:cs="Times New Roman"/>
+          <w:color w:val="000000" w:themeColor="text1"/>
+          <w:kern w:val="0"/>
+          <w:sz w:val="26"/>
+          <w:szCs w:val="26"/>
+          <w:lang w:val="en-VN"/>
+          <w14:ligatures w14:val="none"/>
+        </w:rPr>
+      </w:pPr>
+      <w:r>
+        <w:rPr>
+          <w:rFonts w:ascii="Times New Roman" w:eastAsia="Times New Roman" w:hAnsi="Times New Roman" w:cs="Times New Roman"/>
+          <w:b/>
+          <w:bCs/>
+          <w:color w:val="000000" w:themeColor="text1"/>
+          <w:kern w:val="0"/>
+          <w:sz w:val="26"/>
+          <w:szCs w:val="26"/>
+          <w:lang w:val="en-VN"/>
+          <w14:ligatures w14:val="none"/>
+        </w:rPr>
+        <w:t>Giải quyết vấn đề:</w:t>
+      </w:r>
+      <w:r>
+        <w:rPr>
+          <w:rFonts w:ascii="Times New Roman" w:eastAsia="Times New Roman" w:hAnsi="Times New Roman" w:cs="Times New Roman"/>
+          <w:color w:val="000000" w:themeColor="text1"/>
+          <w:kern w:val="0"/>
+          <w:sz w:val="26"/>
+          <w:szCs w:val="26"/>
+          <w:lang w:val="en-VN"/>
+          <w14:ligatures w14:val="none"/>
+        </w:rPr>
+        <w:t> Đảm bảo chỉ người dùng hợp lệ mới truy cập được tài nguyên.</w:t>
+      </w:r>
+    </w:p>
+    <w:p>
+      <w:pPr>
+        <w:spacing w:before="100" w:beforeAutospacing="1" w:after="100" w:afterAutospacing="1" w:line="240" w:lineRule="auto"/>
+        <w:outlineLvl w:val="2"/>
+        <w:rPr>
+          <w:rFonts w:ascii="Times New Roman" w:eastAsia="Times New Roman" w:hAnsi="Times New Roman" w:cs="Times New Roman"/>
+          <w:kern w:val="0"/>
+          <w:sz w:val="26"/>
+          <w:szCs w:val="26"/>
+          <w:lang w:val="en-VN"/>
+          <w14:ligatures w14:val="none"/>
+        </w:rPr>
+      </w:pPr>
+    </w:p>
+    <w:p>
+      <w:pPr>
+        <w:spacing w:before="100" w:beforeAutospacing="1" w:after="100" w:afterAutospacing="1" w:line="240" w:lineRule="auto"/>
+        <w:outlineLvl w:val="2"/>
+        <w:rPr>
+          <w:rFonts w:ascii="Times New Roman" w:eastAsia="Times New Roman" w:hAnsi="Times New Roman" w:cs="Times New Roman"/>
+          <w:kern w:val="0"/>
+          <w:sz w:val="26"/>
+          <w:szCs w:val="26"/>
+          <w:lang w:val="en-VN"/>
+          <w14:ligatures w14:val="none"/>
+        </w:rPr>
+      </w:pPr>
+      <w:r>
+        <w:rPr>
+          <w:rFonts w:ascii="Times New Roman" w:eastAsia="Times New Roman" w:hAnsi="Times New Roman" w:cs="Times New Roman"/>
+          <w:kern w:val="0"/>
+          <w:sz w:val="26"/>
+          <w:szCs w:val="26"/>
+          <w:highlight w:val="yellow"/>
           <w:lang w:val="en-VN"/>
           <w14:ligatures w14:val="none"/>
         </w:rPr>
@@ -363,30 +3252,6 @@
     <w:p>
       <w:pPr>
         <w:spacing w:before="100" w:beforeAutospacing="1" w:after="100" w:afterAutospacing="1" w:line="240" w:lineRule="auto"/>
-        <w:rPr>
-          <w:rFonts w:ascii="Times New Roman" w:eastAsia="Times New Roman" w:hAnsi="Times New Roman" w:cs="Times New Roman"/>
-          <w:kern w:val="0"/>
-          <w:sz w:val="26"/>
-          <w:szCs w:val="26"/>
-          <w:lang w:val="en-VN"/>
-          <w14:ligatures w14:val="none"/>
-        </w:rPr>
-      </w:pPr>
-      <w:r>
-        <w:rPr>
-          <w:rFonts w:ascii="Times New Roman" w:eastAsia="Times New Roman" w:hAnsi="Times New Roman" w:cs="Times New Roman"/>
-          <w:kern w:val="0"/>
-          <w:sz w:val="26"/>
-          <w:szCs w:val="26"/>
-          <w:lang w:val="en-VN"/>
-          <w14:ligatures w14:val="none"/>
-        </w:rPr>
-        <w:t>Các giao dịch như đặt hàng và thanh toán phải được xử lý chính xác. Một đơn hàng chỉ được tạo một lần, không bị mất hoặc bị tạo trùng dù có xảy ra lỗi mạng hay sự cố tạm thời.</w:t>
-      </w:r>
-    </w:p>
-    <w:p>
-      <w:pPr>
-        <w:spacing w:before="100" w:beforeAutospacing="1" w:after="100" w:afterAutospacing="1" w:line="240" w:lineRule="auto"/>
         <w:outlineLvl w:val="2"/>
         <w:rPr>
           <w:rFonts w:ascii="Times New Roman" w:eastAsia="Times New Roman" w:hAnsi="Times New Roman" w:cs="Times New Roman"/>
@@ -400,6 +3265,544 @@
       <w:r>
         <w:rPr>
           <w:rFonts w:ascii="Times New Roman" w:eastAsia="Times New Roman" w:hAnsi="Times New Roman" w:cs="Times New Roman"/>
+          <w:b/>
+          <w:bCs/>
+          <w:kern w:val="0"/>
+          <w:sz w:val="26"/>
+          <w:szCs w:val="26"/>
+          <w:lang w:val="en-VN"/>
+          <w14:ligatures w14:val="none"/>
+        </w:rPr>
+        <w:t>Mục tiêu:</w:t>
+      </w:r>
+      <w:r>
+        <w:rPr>
+          <w:rFonts w:ascii="Times New Roman" w:eastAsia="Times New Roman" w:hAnsi="Times New Roman" w:cs="Times New Roman"/>
+          <w:kern w:val="0"/>
+          <w:sz w:val="26"/>
+          <w:szCs w:val="26"/>
+          <w:lang w:val="en-VN"/>
+          <w14:ligatures w14:val="none"/>
+        </w:rPr>
+        <w:t> Khi người dùng đặt hàng, hệ thống đảm bảo mỗi đơn hàng chỉ được tạo đúng một lần, kể cả khi xảy ra lỗi mạng.</w:t>
+      </w:r>
+    </w:p>
+    <w:p>
+      <w:pPr>
+        <w:spacing w:before="100" w:beforeAutospacing="1" w:after="100" w:afterAutospacing="1" w:line="240" w:lineRule="auto"/>
+        <w:outlineLvl w:val="2"/>
+        <w:rPr>
+          <w:rFonts w:ascii="Times New Roman" w:eastAsia="Times New Roman" w:hAnsi="Times New Roman" w:cs="Times New Roman"/>
+          <w:kern w:val="0"/>
+          <w:sz w:val="26"/>
+          <w:szCs w:val="26"/>
+          <w:lang w:val="en-VN"/>
+          <w14:ligatures w14:val="none"/>
+        </w:rPr>
+      </w:pPr>
+      <w:r>
+        <w:rPr>
+          <w:rFonts w:ascii="Times New Roman" w:eastAsia="Times New Roman" w:hAnsi="Times New Roman" w:cs="Times New Roman"/>
+          <w:b/>
+          <w:bCs/>
+          <w:kern w:val="0"/>
+          <w:sz w:val="26"/>
+          <w:szCs w:val="26"/>
+          <w:lang w:val="en-VN"/>
+          <w14:ligatures w14:val="none"/>
+        </w:rPr>
+        <w:t>Cách đạt được:</w:t>
+      </w:r>
+    </w:p>
+    <w:p>
+      <w:pPr>
+        <w:spacing w:before="100" w:beforeAutospacing="1" w:after="100" w:afterAutospacing="1" w:line="240" w:lineRule="auto"/>
+        <w:outlineLvl w:val="2"/>
+        <w:rPr>
+          <w:rFonts w:ascii="Times New Roman" w:eastAsia="Times New Roman" w:hAnsi="Times New Roman" w:cs="Times New Roman"/>
+          <w:kern w:val="0"/>
+          <w:sz w:val="26"/>
+          <w:szCs w:val="26"/>
+          <w:lang w:val="en-VN"/>
+          <w14:ligatures w14:val="none"/>
+        </w:rPr>
+      </w:pPr>
+      <w:r>
+        <w:rPr>
+          <w:rFonts w:ascii="Times New Roman" w:eastAsia="Times New Roman" w:hAnsi="Times New Roman" w:cs="Times New Roman"/>
+          <w:b/>
+          <w:bCs/>
+          <w:kern w:val="0"/>
+          <w:sz w:val="26"/>
+          <w:szCs w:val="26"/>
+          <w:lang w:val="en-VN"/>
+          <w14:ligatures w14:val="none"/>
+        </w:rPr>
+        <w:t>Sử dụng Idempotency Key (Khóa bất biến)</w:t>
+      </w:r>
+    </w:p>
+    <w:p>
+      <w:pPr>
+        <w:numPr>
+          <w:ilvl w:val="0"/>
+          <w:numId w:val="36"/>
+        </w:numPr>
+        <w:spacing w:before="100" w:beforeAutospacing="1" w:after="100" w:afterAutospacing="1" w:line="240" w:lineRule="auto"/>
+        <w:outlineLvl w:val="2"/>
+        <w:rPr>
+          <w:rFonts w:ascii="Times New Roman" w:eastAsia="Times New Roman" w:hAnsi="Times New Roman" w:cs="Times New Roman"/>
+          <w:kern w:val="0"/>
+          <w:sz w:val="26"/>
+          <w:szCs w:val="26"/>
+          <w:lang w:val="en-VN"/>
+          <w14:ligatures w14:val="none"/>
+        </w:rPr>
+      </w:pPr>
+      <w:r>
+        <w:rPr>
+          <w:rFonts w:ascii="Times New Roman" w:eastAsia="Times New Roman" w:hAnsi="Times New Roman" w:cs="Times New Roman"/>
+          <w:b/>
+          <w:bCs/>
+          <w:kern w:val="0"/>
+          <w:sz w:val="26"/>
+          <w:szCs w:val="26"/>
+          <w:lang w:val="en-VN"/>
+          <w14:ligatures w14:val="none"/>
+        </w:rPr>
+        <w:t>Phần mềm:</w:t>
+      </w:r>
+      <w:r>
+        <w:rPr>
+          <w:rFonts w:ascii="Times New Roman" w:eastAsia="Times New Roman" w:hAnsi="Times New Roman" w:cs="Times New Roman"/>
+          <w:kern w:val="0"/>
+          <w:sz w:val="26"/>
+          <w:szCs w:val="26"/>
+          <w:lang w:val="en-VN"/>
+          <w14:ligatures w14:val="none"/>
+        </w:rPr>
+        <w:t> Không phụ thuộc phần mềm cụ thể, là một kỹ thuật thiết kế API.</w:t>
+      </w:r>
+    </w:p>
+    <w:p>
+      <w:pPr>
+        <w:numPr>
+          <w:ilvl w:val="0"/>
+          <w:numId w:val="36"/>
+        </w:numPr>
+        <w:spacing w:before="100" w:beforeAutospacing="1" w:after="100" w:afterAutospacing="1" w:line="240" w:lineRule="auto"/>
+        <w:outlineLvl w:val="2"/>
+        <w:rPr>
+          <w:rFonts w:ascii="Times New Roman" w:eastAsia="Times New Roman" w:hAnsi="Times New Roman" w:cs="Times New Roman"/>
+          <w:kern w:val="0"/>
+          <w:sz w:val="26"/>
+          <w:szCs w:val="26"/>
+          <w:lang w:val="en-VN"/>
+          <w14:ligatures w14:val="none"/>
+        </w:rPr>
+      </w:pPr>
+      <w:r>
+        <w:rPr>
+          <w:rFonts w:ascii="Times New Roman" w:eastAsia="Times New Roman" w:hAnsi="Times New Roman" w:cs="Times New Roman"/>
+          <w:b/>
+          <w:bCs/>
+          <w:kern w:val="0"/>
+          <w:sz w:val="26"/>
+          <w:szCs w:val="26"/>
+          <w:lang w:val="en-VN"/>
+          <w14:ligatures w14:val="none"/>
+        </w:rPr>
+        <w:t>Cách thức hoạt động:</w:t>
+      </w:r>
+    </w:p>
+    <w:p>
+      <w:pPr>
+        <w:numPr>
+          <w:ilvl w:val="1"/>
+          <w:numId w:val="36"/>
+        </w:numPr>
+        <w:spacing w:before="100" w:beforeAutospacing="1" w:after="100" w:afterAutospacing="1" w:line="240" w:lineRule="auto"/>
+        <w:outlineLvl w:val="2"/>
+        <w:rPr>
+          <w:rFonts w:ascii="Times New Roman" w:eastAsia="Times New Roman" w:hAnsi="Times New Roman" w:cs="Times New Roman"/>
+          <w:kern w:val="0"/>
+          <w:sz w:val="26"/>
+          <w:szCs w:val="26"/>
+          <w:lang w:val="en-VN"/>
+          <w14:ligatures w14:val="none"/>
+        </w:rPr>
+      </w:pPr>
+      <w:r>
+        <w:rPr>
+          <w:rFonts w:ascii="Times New Roman" w:eastAsia="Times New Roman" w:hAnsi="Times New Roman" w:cs="Times New Roman"/>
+          <w:kern w:val="0"/>
+          <w:sz w:val="26"/>
+          <w:szCs w:val="26"/>
+          <w:lang w:val="en-VN"/>
+          <w14:ligatures w14:val="none"/>
+        </w:rPr>
+        <w:t>Client gửi một idempotency key (thường là UUID) trong header của request. Server lưu key này cùng với kết quả xử lý. Nếu request cùng key được gửi lại, server sẽ trả về kết quả đã lưu mà không xử lý lại.</w:t>
+      </w:r>
+    </w:p>
+    <w:p>
+      <w:pPr>
+        <w:numPr>
+          <w:ilvl w:val="0"/>
+          <w:numId w:val="36"/>
+        </w:numPr>
+        <w:spacing w:before="100" w:beforeAutospacing="1" w:after="100" w:afterAutospacing="1" w:line="240" w:lineRule="auto"/>
+        <w:outlineLvl w:val="2"/>
+        <w:rPr>
+          <w:rFonts w:ascii="Times New Roman" w:eastAsia="Times New Roman" w:hAnsi="Times New Roman" w:cs="Times New Roman"/>
+          <w:kern w:val="0"/>
+          <w:sz w:val="26"/>
+          <w:szCs w:val="26"/>
+          <w:lang w:val="en-VN"/>
+          <w14:ligatures w14:val="none"/>
+        </w:rPr>
+      </w:pPr>
+      <w:r>
+        <w:rPr>
+          <w:rFonts w:ascii="Times New Roman" w:eastAsia="Times New Roman" w:hAnsi="Times New Roman" w:cs="Times New Roman"/>
+          <w:b/>
+          <w:bCs/>
+          <w:kern w:val="0"/>
+          <w:sz w:val="26"/>
+          <w:szCs w:val="26"/>
+          <w:lang w:val="en-VN"/>
+          <w14:ligatures w14:val="none"/>
+        </w:rPr>
+        <w:t>Triển khai:</w:t>
+      </w:r>
+    </w:p>
+    <w:p>
+      <w:pPr>
+        <w:numPr>
+          <w:ilvl w:val="1"/>
+          <w:numId w:val="36"/>
+        </w:numPr>
+        <w:spacing w:before="100" w:beforeAutospacing="1" w:after="100" w:afterAutospacing="1" w:line="240" w:lineRule="auto"/>
+        <w:outlineLvl w:val="2"/>
+        <w:rPr>
+          <w:rFonts w:ascii="Times New Roman" w:eastAsia="Times New Roman" w:hAnsi="Times New Roman" w:cs="Times New Roman"/>
+          <w:kern w:val="0"/>
+          <w:sz w:val="26"/>
+          <w:szCs w:val="26"/>
+          <w:lang w:val="en-VN"/>
+          <w14:ligatures w14:val="none"/>
+        </w:rPr>
+      </w:pPr>
+      <w:r>
+        <w:rPr>
+          <w:rFonts w:ascii="Times New Roman" w:eastAsia="Times New Roman" w:hAnsi="Times New Roman" w:cs="Times New Roman"/>
+          <w:kern w:val="0"/>
+          <w:sz w:val="26"/>
+          <w:szCs w:val="26"/>
+          <w:lang w:val="en-VN"/>
+          <w14:ligatures w14:val="none"/>
+        </w:rPr>
+        <w:t>Client tạo một idempotency key duy nhất cho mỗi đơn hàng.</w:t>
+      </w:r>
+    </w:p>
+    <w:p>
+      <w:pPr>
+        <w:numPr>
+          <w:ilvl w:val="1"/>
+          <w:numId w:val="36"/>
+        </w:numPr>
+        <w:spacing w:before="100" w:beforeAutospacing="1" w:after="100" w:afterAutospacing="1" w:line="240" w:lineRule="auto"/>
+        <w:outlineLvl w:val="2"/>
+        <w:rPr>
+          <w:rFonts w:ascii="Times New Roman" w:eastAsia="Times New Roman" w:hAnsi="Times New Roman" w:cs="Times New Roman"/>
+          <w:kern w:val="0"/>
+          <w:sz w:val="26"/>
+          <w:szCs w:val="26"/>
+          <w:lang w:val="en-VN"/>
+          <w14:ligatures w14:val="none"/>
+        </w:rPr>
+      </w:pPr>
+      <w:r>
+        <w:rPr>
+          <w:rFonts w:ascii="Times New Roman" w:eastAsia="Times New Roman" w:hAnsi="Times New Roman" w:cs="Times New Roman"/>
+          <w:kern w:val="0"/>
+          <w:sz w:val="26"/>
+          <w:szCs w:val="26"/>
+          <w:lang w:val="en-VN"/>
+          <w14:ligatures w14:val="none"/>
+        </w:rPr>
+        <w:t>Server kiểm tra xem key đã tồn tại chưa. Nếu chưa, xử lý đơn hàng và lưu kết quả. Nếu có, trả về kết quả đã lưu.</w:t>
+      </w:r>
+    </w:p>
+    <w:p>
+      <w:pPr>
+        <w:numPr>
+          <w:ilvl w:val="0"/>
+          <w:numId w:val="36"/>
+        </w:numPr>
+        <w:spacing w:before="100" w:beforeAutospacing="1" w:after="100" w:afterAutospacing="1" w:line="240" w:lineRule="auto"/>
+        <w:outlineLvl w:val="2"/>
+        <w:rPr>
+          <w:rFonts w:ascii="Times New Roman" w:eastAsia="Times New Roman" w:hAnsi="Times New Roman" w:cs="Times New Roman"/>
+          <w:kern w:val="0"/>
+          <w:sz w:val="26"/>
+          <w:szCs w:val="26"/>
+          <w:lang w:val="en-VN"/>
+          <w14:ligatures w14:val="none"/>
+        </w:rPr>
+      </w:pPr>
+      <w:r>
+        <w:rPr>
+          <w:rFonts w:ascii="Times New Roman" w:eastAsia="Times New Roman" w:hAnsi="Times New Roman" w:cs="Times New Roman"/>
+          <w:b/>
+          <w:bCs/>
+          <w:kern w:val="0"/>
+          <w:sz w:val="26"/>
+          <w:szCs w:val="26"/>
+          <w:lang w:val="en-VN"/>
+          <w14:ligatures w14:val="none"/>
+        </w:rPr>
+        <w:t>Giải quyết vấn đề:</w:t>
+      </w:r>
+    </w:p>
+    <w:p>
+      <w:pPr>
+        <w:numPr>
+          <w:ilvl w:val="1"/>
+          <w:numId w:val="36"/>
+        </w:numPr>
+        <w:spacing w:before="100" w:beforeAutospacing="1" w:after="100" w:afterAutospacing="1" w:line="240" w:lineRule="auto"/>
+        <w:outlineLvl w:val="2"/>
+        <w:rPr>
+          <w:rFonts w:ascii="Times New Roman" w:eastAsia="Times New Roman" w:hAnsi="Times New Roman" w:cs="Times New Roman"/>
+          <w:kern w:val="0"/>
+          <w:sz w:val="26"/>
+          <w:szCs w:val="26"/>
+          <w:lang w:val="en-VN"/>
+          <w14:ligatures w14:val="none"/>
+        </w:rPr>
+      </w:pPr>
+      <w:r>
+        <w:rPr>
+          <w:rFonts w:ascii="Times New Roman" w:eastAsia="Times New Roman" w:hAnsi="Times New Roman" w:cs="Times New Roman"/>
+          <w:kern w:val="0"/>
+          <w:sz w:val="26"/>
+          <w:szCs w:val="26"/>
+          <w:lang w:val="en-VN"/>
+          <w14:ligatures w14:val="none"/>
+        </w:rPr>
+        <w:t>Đảm bảo đơn hàng chỉ được tạo một lần, ngăn chặn tạo trùng do client gửi request nhiều lần (ví dụ: double-click).</w:t>
+      </w:r>
+    </w:p>
+    <w:p>
+      <w:pPr>
+        <w:spacing w:before="100" w:beforeAutospacing="1" w:after="100" w:afterAutospacing="1" w:line="240" w:lineRule="auto"/>
+        <w:outlineLvl w:val="2"/>
+        <w:rPr>
+          <w:rFonts w:ascii="Times New Roman" w:eastAsia="Times New Roman" w:hAnsi="Times New Roman" w:cs="Times New Roman"/>
+          <w:kern w:val="0"/>
+          <w:sz w:val="26"/>
+          <w:szCs w:val="26"/>
+          <w:lang w:val="en-VN"/>
+          <w14:ligatures w14:val="none"/>
+        </w:rPr>
+      </w:pPr>
+      <w:r>
+        <w:rPr>
+          <w:rFonts w:ascii="Times New Roman" w:eastAsia="Times New Roman" w:hAnsi="Times New Roman" w:cs="Times New Roman"/>
+          <w:kern w:val="0"/>
+          <w:sz w:val="26"/>
+          <w:szCs w:val="26"/>
+          <w:highlight w:val="yellow"/>
+          <w:lang w:val="en-VN"/>
+          <w14:ligatures w14:val="none"/>
+        </w:rPr>
+        <w:t>7. Usability – Tính dễ sử dụng</w:t>
+      </w:r>
+    </w:p>
+    <w:p>
+      <w:pPr>
+        <w:spacing w:before="100" w:beforeAutospacing="1" w:after="100" w:afterAutospacing="1" w:line="240" w:lineRule="auto"/>
+        <w:outlineLvl w:val="2"/>
+        <w:rPr>
+          <w:rFonts w:ascii="Times New Roman" w:eastAsia="Times New Roman" w:hAnsi="Times New Roman" w:cs="Times New Roman"/>
+          <w:kern w:val="0"/>
+          <w:sz w:val="26"/>
+          <w:szCs w:val="26"/>
+          <w:lang w:val="en-VN"/>
+          <w14:ligatures w14:val="none"/>
+        </w:rPr>
+      </w:pPr>
+      <w:r>
+        <w:rPr>
+          <w:rFonts w:ascii="Times New Roman" w:eastAsia="Times New Roman" w:hAnsi="Times New Roman" w:cs="Times New Roman"/>
+          <w:b/>
+          <w:bCs/>
+          <w:kern w:val="0"/>
+          <w:sz w:val="26"/>
+          <w:szCs w:val="26"/>
+          <w:lang w:val="en-VN"/>
+          <w14:ligatures w14:val="none"/>
+        </w:rPr>
+        <w:t>Mục tiêu:</w:t>
+      </w:r>
+      <w:r>
+        <w:rPr>
+          <w:rFonts w:ascii="Times New Roman" w:eastAsia="Times New Roman" w:hAnsi="Times New Roman" w:cs="Times New Roman"/>
+          <w:kern w:val="0"/>
+          <w:sz w:val="26"/>
+          <w:szCs w:val="26"/>
+          <w:lang w:val="en-VN"/>
+          <w14:ligatures w14:val="none"/>
+        </w:rPr>
+        <w:t> Phần lớn người dùng mới có thể hoàn tất quá trình mua hàng ngay lần đầu sử dụng.</w:t>
+      </w:r>
+    </w:p>
+    <w:p>
+      <w:pPr>
+        <w:spacing w:before="100" w:beforeAutospacing="1" w:after="100" w:afterAutospacing="1" w:line="240" w:lineRule="auto"/>
+        <w:outlineLvl w:val="2"/>
+        <w:rPr>
+          <w:rFonts w:ascii="Times New Roman" w:eastAsia="Times New Roman" w:hAnsi="Times New Roman" w:cs="Times New Roman"/>
+          <w:kern w:val="0"/>
+          <w:sz w:val="26"/>
+          <w:szCs w:val="26"/>
+          <w:lang w:val="en-VN"/>
+          <w14:ligatures w14:val="none"/>
+        </w:rPr>
+      </w:pPr>
+      <w:r>
+        <w:rPr>
+          <w:rFonts w:ascii="Times New Roman" w:eastAsia="Times New Roman" w:hAnsi="Times New Roman" w:cs="Times New Roman"/>
+          <w:b/>
+          <w:bCs/>
+          <w:kern w:val="0"/>
+          <w:sz w:val="26"/>
+          <w:szCs w:val="26"/>
+          <w:lang w:val="en-VN"/>
+          <w14:ligatures w14:val="none"/>
+        </w:rPr>
+        <w:t>Cách đạt được:</w:t>
+      </w:r>
+    </w:p>
+    <w:p>
+      <w:pPr>
+        <w:spacing w:before="100" w:beforeAutospacing="1" w:after="100" w:afterAutospacing="1" w:line="240" w:lineRule="auto"/>
+        <w:outlineLvl w:val="2"/>
+        <w:rPr>
+          <w:rFonts w:ascii="Times New Roman" w:eastAsia="Times New Roman" w:hAnsi="Times New Roman" w:cs="Times New Roman"/>
+          <w:kern w:val="0"/>
+          <w:sz w:val="26"/>
+          <w:szCs w:val="26"/>
+          <w:lang w:val="en-VN"/>
+          <w14:ligatures w14:val="none"/>
+        </w:rPr>
+      </w:pPr>
+      <w:r>
+        <w:rPr>
+          <w:rFonts w:ascii="Times New Roman" w:eastAsia="Times New Roman" w:hAnsi="Times New Roman" w:cs="Times New Roman"/>
+          <w:b/>
+          <w:bCs/>
+          <w:kern w:val="0"/>
+          <w:sz w:val="26"/>
+          <w:szCs w:val="26"/>
+          <w:lang w:val="en-VN"/>
+          <w14:ligatures w14:val="none"/>
+        </w:rPr>
+        <w:t>Thiết kế giao diện người dùng (UI/UX) theo nguyên tắc trực quan</w:t>
+      </w:r>
+    </w:p>
+    <w:p>
+      <w:pPr>
+        <w:numPr>
+          <w:ilvl w:val="0"/>
+          <w:numId w:val="37"/>
+        </w:numPr>
+        <w:spacing w:before="100" w:beforeAutospacing="1" w:after="100" w:afterAutospacing="1" w:line="240" w:lineRule="auto"/>
+        <w:outlineLvl w:val="2"/>
+        <w:rPr>
+          <w:rFonts w:ascii="Times New Roman" w:eastAsia="Times New Roman" w:hAnsi="Times New Roman" w:cs="Times New Roman"/>
+          <w:kern w:val="0"/>
+          <w:sz w:val="26"/>
+          <w:szCs w:val="26"/>
+          <w:lang w:val="en-VN"/>
+          <w14:ligatures w14:val="none"/>
+        </w:rPr>
+      </w:pPr>
+      <w:r>
+        <w:rPr>
+          <w:rFonts w:ascii="Times New Roman" w:eastAsia="Times New Roman" w:hAnsi="Times New Roman" w:cs="Times New Roman"/>
+          <w:b/>
+          <w:bCs/>
+          <w:kern w:val="0"/>
+          <w:sz w:val="26"/>
+          <w:szCs w:val="26"/>
+          <w:lang w:val="en-VN"/>
+          <w14:ligatures w14:val="none"/>
+        </w:rPr>
+        <w:t>Phần mềm:</w:t>
+      </w:r>
+      <w:r>
+        <w:rPr>
+          <w:rFonts w:ascii="Times New Roman" w:eastAsia="Times New Roman" w:hAnsi="Times New Roman" w:cs="Times New Roman"/>
+          <w:kern w:val="0"/>
+          <w:sz w:val="26"/>
+          <w:szCs w:val="26"/>
+          <w:lang w:val="en-VN"/>
+          <w14:ligatures w14:val="none"/>
+        </w:rPr>
+        <w:t> Các framework frontend (React, Vue, Angular) và thư viện UI (Bootstrap, Material-UI).</w:t>
+      </w:r>
+    </w:p>
+    <w:p>
+      <w:pPr>
+        <w:numPr>
+          <w:ilvl w:val="0"/>
+          <w:numId w:val="37"/>
+        </w:numPr>
+        <w:spacing w:before="100" w:beforeAutospacing="1" w:after="100" w:afterAutospacing="1" w:line="240" w:lineRule="auto"/>
+        <w:outlineLvl w:val="2"/>
+        <w:rPr>
+          <w:rFonts w:ascii="Times New Roman" w:eastAsia="Times New Roman" w:hAnsi="Times New Roman" w:cs="Times New Roman"/>
+          <w:kern w:val="0"/>
+          <w:sz w:val="26"/>
+          <w:szCs w:val="26"/>
+          <w:lang w:val="en-VN"/>
+          <w14:ligatures w14:val="none"/>
+        </w:rPr>
+      </w:pPr>
+      <w:r>
+        <w:rPr>
+          <w:rFonts w:ascii="Times New Roman" w:eastAsia="Times New Roman" w:hAnsi="Times New Roman" w:cs="Times New Roman"/>
+          <w:b/>
+          <w:bCs/>
+          <w:kern w:val="0"/>
+          <w:sz w:val="26"/>
+          <w:szCs w:val="26"/>
+          <w:lang w:val="en-VN"/>
+          <w14:ligatures w14:val="none"/>
+        </w:rPr>
+        <w:t>Cách thức hoạt động:</w:t>
+      </w:r>
+    </w:p>
+    <w:p>
+      <w:pPr>
+        <w:numPr>
+          <w:ilvl w:val="1"/>
+          <w:numId w:val="37"/>
+        </w:numPr>
+        <w:spacing w:before="100" w:beforeAutospacing="1" w:after="100" w:afterAutospacing="1" w:line="240" w:lineRule="auto"/>
+        <w:outlineLvl w:val="2"/>
+        <w:rPr>
+          <w:rFonts w:ascii="Times New Roman" w:eastAsia="Times New Roman" w:hAnsi="Times New Roman" w:cs="Times New Roman"/>
+          <w:kern w:val="0"/>
+          <w:sz w:val="26"/>
+          <w:szCs w:val="26"/>
+          <w:lang w:val="en-VN"/>
+          <w14:ligatures w14:val="none"/>
+        </w:rPr>
+      </w:pPr>
+      <w:r>
+        <w:rPr>
+          <w:rFonts w:ascii="Times New Roman" w:eastAsia="Times New Roman" w:hAnsi="Times New Roman" w:cs="Times New Roman"/>
           <w:kern w:val="0"/>
           <w:sz w:val="26"/>
           <w:szCs w:val="26"/>
@@ -407,35 +3810,15 @@
           <w14:ligatures w14:val="none"/>
         </w:rPr>
         <w:lastRenderedPageBreak/>
-        <w:t>7. Usability – Tính dễ sử dụng</w:t>
-      </w:r>
-    </w:p>
-    <w:p>
-      <w:pPr>
-        <w:spacing w:before="100" w:beforeAutospacing="1" w:after="100" w:afterAutospacing="1" w:line="240" w:lineRule="auto"/>
-        <w:rPr>
-          <w:rFonts w:ascii="Times New Roman" w:eastAsia="Times New Roman" w:hAnsi="Times New Roman" w:cs="Times New Roman"/>
-          <w:kern w:val="0"/>
-          <w:sz w:val="26"/>
-          <w:szCs w:val="26"/>
-          <w:lang w:val="en-VN"/>
-          <w14:ligatures w14:val="none"/>
-        </w:rPr>
-      </w:pPr>
-      <w:r>
-        <w:rPr>
-          <w:rFonts w:ascii="Times New Roman" w:eastAsia="Times New Roman" w:hAnsi="Times New Roman" w:cs="Times New Roman"/>
-          <w:kern w:val="0"/>
-          <w:sz w:val="26"/>
-          <w:szCs w:val="26"/>
-          <w:lang w:val="en-VN"/>
-          <w14:ligatures w14:val="none"/>
-        </w:rPr>
-        <w:t>Giao diện cần thân thiện, dễ hiểu. Người dùng có thể dễ dàng tìm sản phẩm, thêm vào giỏ hàng và thanh toán ngay từ lần sử dụng đầu tiên, trên cả máy tính và điện thoại.</w:t>
-      </w:r>
-    </w:p>
-    <w:p>
-      <w:pPr>
+        <w:t>Áp dụng các nguyên tắc thiết kế UX: cấu trúc rõ ràng, điều hướng đơn giản, feedback tức thì, giảm thiểu số bước.</w:t>
+      </w:r>
+    </w:p>
+    <w:p>
+      <w:pPr>
+        <w:numPr>
+          <w:ilvl w:val="0"/>
+          <w:numId w:val="37"/>
+        </w:numPr>
         <w:spacing w:before="100" w:beforeAutospacing="1" w:after="100" w:afterAutospacing="1" w:line="240" w:lineRule="auto"/>
         <w:outlineLvl w:val="2"/>
         <w:rPr>
@@ -450,9 +3833,184 @@
       <w:r>
         <w:rPr>
           <w:rFonts w:ascii="Times New Roman" w:eastAsia="Times New Roman" w:hAnsi="Times New Roman" w:cs="Times New Roman"/>
-          <w:kern w:val="0"/>
-          <w:sz w:val="26"/>
-          <w:szCs w:val="26"/>
+          <w:b/>
+          <w:bCs/>
+          <w:kern w:val="0"/>
+          <w:sz w:val="26"/>
+          <w:szCs w:val="26"/>
+          <w:lang w:val="en-VN"/>
+          <w14:ligatures w14:val="none"/>
+        </w:rPr>
+        <w:t>Triển khai:</w:t>
+      </w:r>
+    </w:p>
+    <w:p>
+      <w:pPr>
+        <w:numPr>
+          <w:ilvl w:val="1"/>
+          <w:numId w:val="37"/>
+        </w:numPr>
+        <w:spacing w:before="100" w:beforeAutospacing="1" w:after="100" w:afterAutospacing="1" w:line="240" w:lineRule="auto"/>
+        <w:outlineLvl w:val="2"/>
+        <w:rPr>
+          <w:rFonts w:ascii="Times New Roman" w:eastAsia="Times New Roman" w:hAnsi="Times New Roman" w:cs="Times New Roman"/>
+          <w:kern w:val="0"/>
+          <w:sz w:val="26"/>
+          <w:szCs w:val="26"/>
+          <w:lang w:val="en-VN"/>
+          <w14:ligatures w14:val="none"/>
+        </w:rPr>
+      </w:pPr>
+      <w:r>
+        <w:rPr>
+          <w:rFonts w:ascii="Times New Roman" w:eastAsia="Times New Roman" w:hAnsi="Times New Roman" w:cs="Times New Roman"/>
+          <w:kern w:val="0"/>
+          <w:sz w:val="26"/>
+          <w:szCs w:val="26"/>
+          <w:lang w:val="en-VN"/>
+          <w14:ligatures w14:val="none"/>
+        </w:rPr>
+        <w:t>Sử dụng các component đã được thiết kế sẵn từ thư viện UI để đảm bảo tính nhất quán.</w:t>
+      </w:r>
+    </w:p>
+    <w:p>
+      <w:pPr>
+        <w:numPr>
+          <w:ilvl w:val="1"/>
+          <w:numId w:val="37"/>
+        </w:numPr>
+        <w:spacing w:before="100" w:beforeAutospacing="1" w:after="100" w:afterAutospacing="1" w:line="240" w:lineRule="auto"/>
+        <w:outlineLvl w:val="2"/>
+        <w:rPr>
+          <w:rFonts w:ascii="Times New Roman" w:eastAsia="Times New Roman" w:hAnsi="Times New Roman" w:cs="Times New Roman"/>
+          <w:kern w:val="0"/>
+          <w:sz w:val="26"/>
+          <w:szCs w:val="26"/>
+          <w:lang w:val="en-VN"/>
+          <w14:ligatures w14:val="none"/>
+        </w:rPr>
+      </w:pPr>
+      <w:r>
+        <w:rPr>
+          <w:rFonts w:ascii="Times New Roman" w:eastAsia="Times New Roman" w:hAnsi="Times New Roman" w:cs="Times New Roman"/>
+          <w:kern w:val="0"/>
+          <w:sz w:val="26"/>
+          <w:szCs w:val="26"/>
+          <w:lang w:val="en-VN"/>
+          <w14:ligatures w14:val="none"/>
+        </w:rPr>
+        <w:t>Tối ưu hóa cho thiết bị di động (responsive design).</w:t>
+      </w:r>
+    </w:p>
+    <w:p>
+      <w:pPr>
+        <w:numPr>
+          <w:ilvl w:val="1"/>
+          <w:numId w:val="37"/>
+        </w:numPr>
+        <w:spacing w:before="100" w:beforeAutospacing="1" w:after="100" w:afterAutospacing="1" w:line="240" w:lineRule="auto"/>
+        <w:outlineLvl w:val="2"/>
+        <w:rPr>
+          <w:rFonts w:ascii="Times New Roman" w:eastAsia="Times New Roman" w:hAnsi="Times New Roman" w:cs="Times New Roman"/>
+          <w:kern w:val="0"/>
+          <w:sz w:val="26"/>
+          <w:szCs w:val="26"/>
+          <w:lang w:val="en-VN"/>
+          <w14:ligatures w14:val="none"/>
+        </w:rPr>
+      </w:pPr>
+      <w:r>
+        <w:rPr>
+          <w:rFonts w:ascii="Times New Roman" w:eastAsia="Times New Roman" w:hAnsi="Times New Roman" w:cs="Times New Roman"/>
+          <w:kern w:val="0"/>
+          <w:sz w:val="26"/>
+          <w:szCs w:val="26"/>
+          <w:lang w:val="en-VN"/>
+          <w14:ligatures w14:val="none"/>
+        </w:rPr>
+        <w:t>Cung cấp hướng dẫn từng bước (wizard) cho quy trình thanh toán.</w:t>
+      </w:r>
+    </w:p>
+    <w:p>
+      <w:pPr>
+        <w:numPr>
+          <w:ilvl w:val="0"/>
+          <w:numId w:val="37"/>
+        </w:numPr>
+        <w:spacing w:before="100" w:beforeAutospacing="1" w:after="100" w:afterAutospacing="1" w:line="240" w:lineRule="auto"/>
+        <w:outlineLvl w:val="2"/>
+        <w:rPr>
+          <w:rFonts w:ascii="Times New Roman" w:eastAsia="Times New Roman" w:hAnsi="Times New Roman" w:cs="Times New Roman"/>
+          <w:kern w:val="0"/>
+          <w:sz w:val="26"/>
+          <w:szCs w:val="26"/>
+          <w:lang w:val="en-VN"/>
+          <w14:ligatures w14:val="none"/>
+        </w:rPr>
+      </w:pPr>
+      <w:r>
+        <w:rPr>
+          <w:rFonts w:ascii="Times New Roman" w:eastAsia="Times New Roman" w:hAnsi="Times New Roman" w:cs="Times New Roman"/>
+          <w:b/>
+          <w:bCs/>
+          <w:kern w:val="0"/>
+          <w:sz w:val="26"/>
+          <w:szCs w:val="26"/>
+          <w:lang w:val="en-VN"/>
+          <w14:ligatures w14:val="none"/>
+        </w:rPr>
+        <w:t>Giải quyết vấn đề:</w:t>
+      </w:r>
+    </w:p>
+    <w:p>
+      <w:pPr>
+        <w:numPr>
+          <w:ilvl w:val="1"/>
+          <w:numId w:val="37"/>
+        </w:numPr>
+        <w:spacing w:before="100" w:beforeAutospacing="1" w:after="100" w:afterAutospacing="1" w:line="240" w:lineRule="auto"/>
+        <w:outlineLvl w:val="2"/>
+        <w:rPr>
+          <w:rFonts w:ascii="Times New Roman" w:eastAsia="Times New Roman" w:hAnsi="Times New Roman" w:cs="Times New Roman"/>
+          <w:kern w:val="0"/>
+          <w:sz w:val="26"/>
+          <w:szCs w:val="26"/>
+          <w:lang w:val="en-VN"/>
+          <w14:ligatures w14:val="none"/>
+        </w:rPr>
+      </w:pPr>
+      <w:r>
+        <w:rPr>
+          <w:rFonts w:ascii="Times New Roman" w:eastAsia="Times New Roman" w:hAnsi="Times New Roman" w:cs="Times New Roman"/>
+          <w:kern w:val="0"/>
+          <w:sz w:val="26"/>
+          <w:szCs w:val="26"/>
+          <w:lang w:val="en-VN"/>
+          <w14:ligatures w14:val="none"/>
+        </w:rPr>
+        <w:t>Người dùng dễ dàng thực hiện các thao tác, tăng tỷ lệ chuyển đổi.</w:t>
+      </w:r>
+    </w:p>
+    <w:p>
+      <w:pPr>
+        <w:spacing w:before="100" w:beforeAutospacing="1" w:after="100" w:afterAutospacing="1" w:line="240" w:lineRule="auto"/>
+        <w:outlineLvl w:val="2"/>
+        <w:rPr>
+          <w:rFonts w:ascii="Times New Roman" w:eastAsia="Times New Roman" w:hAnsi="Times New Roman" w:cs="Times New Roman"/>
+          <w:kern w:val="0"/>
+          <w:sz w:val="26"/>
+          <w:szCs w:val="26"/>
+          <w:lang w:val="en-VN"/>
+          <w14:ligatures w14:val="none"/>
+        </w:rPr>
+      </w:pPr>
+      <w:r>
+        <w:rPr>
+          <w:rFonts w:ascii="Times New Roman" w:eastAsia="Times New Roman" w:hAnsi="Times New Roman" w:cs="Times New Roman"/>
+          <w:kern w:val="0"/>
+          <w:sz w:val="26"/>
+          <w:szCs w:val="26"/>
+          <w:highlight w:val="yellow"/>
           <w:lang w:val="en-VN"/>
           <w14:ligatures w14:val="none"/>
         </w:rPr>
@@ -461,6 +4019,494 @@
     </w:p>
     <w:p>
       <w:pPr>
+        <w:pStyle w:val="ds-markdown-paragraph"/>
+        <w:shd w:val="clear" w:color="auto" w:fill="FFFFFF"/>
+        <w:spacing w:before="180" w:beforeAutospacing="0" w:after="180" w:afterAutospacing="0"/>
+        <w:rPr>
+          <w:color w:val="000000" w:themeColor="text1"/>
+          <w:sz w:val="26"/>
+          <w:szCs w:val="26"/>
+        </w:rPr>
+      </w:pPr>
+      <w:r>
+        <w:rPr>
+          <w:rStyle w:val="Strong"/>
+          <w:rFonts w:eastAsiaTheme="majorEastAsia"/>
+          <w:color w:val="000000" w:themeColor="text1"/>
+          <w:sz w:val="26"/>
+          <w:szCs w:val="26"/>
+        </w:rPr>
+        <w:t>Mục tiêu:</w:t>
+      </w:r>
+      <w:r>
+        <w:rPr>
+          <w:color w:val="000000" w:themeColor="text1"/>
+          <w:sz w:val="26"/>
+          <w:szCs w:val="26"/>
+        </w:rPr>
+        <w:t> Chi phí vận hành hàng tháng ở mức hợp lý, phù hợp với một hệ thống quy mô nhỏ.</w:t>
+      </w:r>
+    </w:p>
+    <w:p>
+      <w:pPr>
+        <w:pStyle w:val="ds-markdown-paragraph"/>
+        <w:shd w:val="clear" w:color="auto" w:fill="FFFFFF"/>
+        <w:spacing w:before="180" w:beforeAutospacing="0" w:after="180" w:afterAutospacing="0"/>
+        <w:rPr>
+          <w:color w:val="000000" w:themeColor="text1"/>
+          <w:sz w:val="26"/>
+          <w:szCs w:val="26"/>
+        </w:rPr>
+      </w:pPr>
+      <w:r>
+        <w:rPr>
+          <w:rStyle w:val="Strong"/>
+          <w:rFonts w:eastAsiaTheme="majorEastAsia"/>
+          <w:color w:val="000000" w:themeColor="text1"/>
+          <w:sz w:val="26"/>
+          <w:szCs w:val="26"/>
+        </w:rPr>
+        <w:t>Cách đạt được:</w:t>
+      </w:r>
+    </w:p>
+    <w:p>
+      <w:pPr>
+        <w:pStyle w:val="ds-markdown-paragraph"/>
+        <w:shd w:val="clear" w:color="auto" w:fill="FFFFFF"/>
+        <w:spacing w:before="180" w:beforeAutospacing="0" w:after="180" w:afterAutospacing="0"/>
+        <w:rPr>
+          <w:color w:val="000000" w:themeColor="text1"/>
+          <w:sz w:val="26"/>
+          <w:szCs w:val="26"/>
+        </w:rPr>
+      </w:pPr>
+      <w:r>
+        <w:rPr>
+          <w:rStyle w:val="Strong"/>
+          <w:rFonts w:eastAsiaTheme="majorEastAsia"/>
+          <w:color w:val="000000" w:themeColor="text1"/>
+          <w:sz w:val="26"/>
+          <w:szCs w:val="26"/>
+        </w:rPr>
+        <w:t>a) Sử dụng Cloud với Auto-scaling và Reserved Instances</w:t>
+      </w:r>
+    </w:p>
+    <w:p>
+      <w:pPr>
+        <w:pStyle w:val="ds-markdown-paragraph"/>
+        <w:numPr>
+          <w:ilvl w:val="0"/>
+          <w:numId w:val="38"/>
+        </w:numPr>
+        <w:shd w:val="clear" w:color="auto" w:fill="FFFFFF"/>
+        <w:spacing w:before="0" w:beforeAutospacing="0" w:after="0" w:afterAutospacing="0"/>
+        <w:rPr>
+          <w:color w:val="000000" w:themeColor="text1"/>
+          <w:sz w:val="26"/>
+          <w:szCs w:val="26"/>
+        </w:rPr>
+      </w:pPr>
+      <w:r>
+        <w:rPr>
+          <w:rStyle w:val="Strong"/>
+          <w:rFonts w:eastAsiaTheme="majorEastAsia"/>
+          <w:color w:val="000000" w:themeColor="text1"/>
+          <w:sz w:val="26"/>
+          <w:szCs w:val="26"/>
+        </w:rPr>
+        <w:t>Phần mềm/Dịch vụ:</w:t>
+      </w:r>
+      <w:r>
+        <w:rPr>
+          <w:color w:val="000000" w:themeColor="text1"/>
+          <w:sz w:val="26"/>
+          <w:szCs w:val="26"/>
+        </w:rPr>
+        <w:t> AWS, Google Cloud, Azure.</w:t>
+      </w:r>
+    </w:p>
+    <w:p>
+      <w:pPr>
+        <w:pStyle w:val="ds-markdown-paragraph"/>
+        <w:numPr>
+          <w:ilvl w:val="0"/>
+          <w:numId w:val="38"/>
+        </w:numPr>
+        <w:shd w:val="clear" w:color="auto" w:fill="FFFFFF"/>
+        <w:spacing w:before="0" w:beforeAutospacing="0" w:after="30" w:afterAutospacing="0"/>
+        <w:rPr>
+          <w:color w:val="000000" w:themeColor="text1"/>
+          <w:sz w:val="26"/>
+          <w:szCs w:val="26"/>
+        </w:rPr>
+      </w:pPr>
+      <w:r>
+        <w:rPr>
+          <w:rStyle w:val="Strong"/>
+          <w:rFonts w:eastAsiaTheme="majorEastAsia"/>
+          <w:color w:val="000000" w:themeColor="text1"/>
+          <w:sz w:val="26"/>
+          <w:szCs w:val="26"/>
+        </w:rPr>
+        <w:t>Cách thức hoạt động:</w:t>
+      </w:r>
+    </w:p>
+    <w:p>
+      <w:pPr>
+        <w:pStyle w:val="ds-markdown-paragraph"/>
+        <w:numPr>
+          <w:ilvl w:val="1"/>
+          <w:numId w:val="38"/>
+        </w:numPr>
+        <w:shd w:val="clear" w:color="auto" w:fill="FFFFFF"/>
+        <w:spacing w:before="0" w:beforeAutospacing="0" w:after="0" w:afterAutospacing="0"/>
+        <w:rPr>
+          <w:color w:val="000000" w:themeColor="text1"/>
+          <w:sz w:val="26"/>
+          <w:szCs w:val="26"/>
+        </w:rPr>
+      </w:pPr>
+      <w:r>
+        <w:rPr>
+          <w:color w:val="000000" w:themeColor="text1"/>
+          <w:sz w:val="26"/>
+          <w:szCs w:val="26"/>
+        </w:rPr>
+        <w:t>Tận dụng tính linh hoạt của cloud: chỉ trả tiền cho tài nguyên thực sự sử dụng.</w:t>
+      </w:r>
+    </w:p>
+    <w:p>
+      <w:pPr>
+        <w:pStyle w:val="ds-markdown-paragraph"/>
+        <w:numPr>
+          <w:ilvl w:val="1"/>
+          <w:numId w:val="38"/>
+        </w:numPr>
+        <w:shd w:val="clear" w:color="auto" w:fill="FFFFFF"/>
+        <w:spacing w:before="0" w:beforeAutospacing="0" w:after="0" w:afterAutospacing="0"/>
+        <w:rPr>
+          <w:color w:val="000000" w:themeColor="text1"/>
+          <w:sz w:val="26"/>
+          <w:szCs w:val="26"/>
+        </w:rPr>
+      </w:pPr>
+      <w:r>
+        <w:rPr>
+          <w:color w:val="000000" w:themeColor="text1"/>
+          <w:sz w:val="26"/>
+          <w:szCs w:val="26"/>
+        </w:rPr>
+        <w:t>Sử dụng reserved instances để giảm chi phí cho các server chạy liên tục.</w:t>
+      </w:r>
+    </w:p>
+    <w:p>
+      <w:pPr>
+        <w:pStyle w:val="ds-markdown-paragraph"/>
+        <w:numPr>
+          <w:ilvl w:val="1"/>
+          <w:numId w:val="38"/>
+        </w:numPr>
+        <w:shd w:val="clear" w:color="auto" w:fill="FFFFFF"/>
+        <w:spacing w:before="0" w:beforeAutospacing="0" w:after="0" w:afterAutospacing="0"/>
+        <w:rPr>
+          <w:color w:val="000000" w:themeColor="text1"/>
+          <w:sz w:val="26"/>
+          <w:szCs w:val="26"/>
+        </w:rPr>
+      </w:pPr>
+      <w:r>
+        <w:rPr>
+          <w:color w:val="000000" w:themeColor="text1"/>
+          <w:sz w:val="26"/>
+          <w:szCs w:val="26"/>
+        </w:rPr>
+        <w:t>Auto-scaling tự động điều chỉnh số lượng server theo tải, tránh lãng phí.</w:t>
+      </w:r>
+    </w:p>
+    <w:p>
+      <w:pPr>
+        <w:pStyle w:val="ds-markdown-paragraph"/>
+        <w:numPr>
+          <w:ilvl w:val="0"/>
+          <w:numId w:val="38"/>
+        </w:numPr>
+        <w:shd w:val="clear" w:color="auto" w:fill="FFFFFF"/>
+        <w:spacing w:before="0" w:beforeAutospacing="0" w:after="30" w:afterAutospacing="0"/>
+        <w:rPr>
+          <w:color w:val="000000" w:themeColor="text1"/>
+          <w:sz w:val="26"/>
+          <w:szCs w:val="26"/>
+        </w:rPr>
+      </w:pPr>
+      <w:r>
+        <w:rPr>
+          <w:rStyle w:val="Strong"/>
+          <w:rFonts w:eastAsiaTheme="majorEastAsia"/>
+          <w:color w:val="000000" w:themeColor="text1"/>
+          <w:sz w:val="26"/>
+          <w:szCs w:val="26"/>
+        </w:rPr>
+        <w:t>Triển khai:</w:t>
+      </w:r>
+    </w:p>
+    <w:p>
+      <w:pPr>
+        <w:pStyle w:val="ds-markdown-paragraph"/>
+        <w:numPr>
+          <w:ilvl w:val="1"/>
+          <w:numId w:val="38"/>
+        </w:numPr>
+        <w:shd w:val="clear" w:color="auto" w:fill="FFFFFF"/>
+        <w:spacing w:before="0" w:beforeAutospacing="0" w:after="0" w:afterAutospacing="0"/>
+        <w:rPr>
+          <w:color w:val="000000" w:themeColor="text1"/>
+          <w:sz w:val="26"/>
+          <w:szCs w:val="26"/>
+        </w:rPr>
+      </w:pPr>
+      <w:r>
+        <w:rPr>
+          <w:color w:val="000000" w:themeColor="text1"/>
+          <w:sz w:val="26"/>
+          <w:szCs w:val="26"/>
+        </w:rPr>
+        <w:t>Sử dụng managed services (database, cache, queue) để giảm chi phí vận hành.</w:t>
+      </w:r>
+    </w:p>
+    <w:p>
+      <w:pPr>
+        <w:pStyle w:val="ds-markdown-paragraph"/>
+        <w:numPr>
+          <w:ilvl w:val="1"/>
+          <w:numId w:val="38"/>
+        </w:numPr>
+        <w:shd w:val="clear" w:color="auto" w:fill="FFFFFF"/>
+        <w:spacing w:before="0" w:beforeAutospacing="0" w:after="0" w:afterAutospacing="0"/>
+        <w:rPr>
+          <w:color w:val="000000" w:themeColor="text1"/>
+          <w:sz w:val="26"/>
+          <w:szCs w:val="26"/>
+        </w:rPr>
+      </w:pPr>
+      <w:r>
+        <w:rPr>
+          <w:color w:val="000000" w:themeColor="text1"/>
+          <w:sz w:val="26"/>
+          <w:szCs w:val="26"/>
+        </w:rPr>
+        <w:t>Đặt lịch (schedule) cho non-production environments (dev, staging) chỉ chạy trong giờ hành chính.</w:t>
+      </w:r>
+    </w:p>
+    <w:p>
+      <w:pPr>
+        <w:pStyle w:val="ds-markdown-paragraph"/>
+        <w:numPr>
+          <w:ilvl w:val="0"/>
+          <w:numId w:val="38"/>
+        </w:numPr>
+        <w:shd w:val="clear" w:color="auto" w:fill="FFFFFF"/>
+        <w:spacing w:before="0" w:beforeAutospacing="0" w:after="30" w:afterAutospacing="0"/>
+        <w:rPr>
+          <w:color w:val="000000" w:themeColor="text1"/>
+          <w:sz w:val="26"/>
+          <w:szCs w:val="26"/>
+        </w:rPr>
+      </w:pPr>
+      <w:r>
+        <w:rPr>
+          <w:rStyle w:val="Strong"/>
+          <w:rFonts w:eastAsiaTheme="majorEastAsia"/>
+          <w:color w:val="000000" w:themeColor="text1"/>
+          <w:sz w:val="26"/>
+          <w:szCs w:val="26"/>
+        </w:rPr>
+        <w:t>Giải quyết vấn đề:</w:t>
+      </w:r>
+    </w:p>
+    <w:p>
+      <w:pPr>
+        <w:pStyle w:val="ds-markdown-paragraph"/>
+        <w:numPr>
+          <w:ilvl w:val="1"/>
+          <w:numId w:val="38"/>
+        </w:numPr>
+        <w:shd w:val="clear" w:color="auto" w:fill="FFFFFF"/>
+        <w:spacing w:before="0" w:beforeAutospacing="0" w:after="0" w:afterAutospacing="0"/>
+        <w:rPr>
+          <w:color w:val="000000" w:themeColor="text1"/>
+          <w:sz w:val="26"/>
+          <w:szCs w:val="26"/>
+        </w:rPr>
+      </w:pPr>
+      <w:r>
+        <w:rPr>
+          <w:color w:val="000000" w:themeColor="text1"/>
+          <w:sz w:val="26"/>
+          <w:szCs w:val="26"/>
+        </w:rPr>
+        <w:t>Kiểm soát chi phí, tránh over-provisioning.</w:t>
+      </w:r>
+    </w:p>
+    <w:p>
+      <w:pPr>
+        <w:pStyle w:val="ds-markdown-paragraph"/>
+        <w:shd w:val="clear" w:color="auto" w:fill="FFFFFF"/>
+        <w:spacing w:before="180" w:beforeAutospacing="0" w:after="180" w:afterAutospacing="0"/>
+        <w:rPr>
+          <w:color w:val="000000" w:themeColor="text1"/>
+          <w:sz w:val="26"/>
+          <w:szCs w:val="26"/>
+        </w:rPr>
+      </w:pPr>
+      <w:r>
+        <w:rPr>
+          <w:rStyle w:val="Strong"/>
+          <w:rFonts w:eastAsiaTheme="majorEastAsia"/>
+          <w:color w:val="000000" w:themeColor="text1"/>
+          <w:sz w:val="26"/>
+          <w:szCs w:val="26"/>
+        </w:rPr>
+        <w:t>Ví dụ chiến lược giảm chi phí trên AWS:</w:t>
+      </w:r>
+    </w:p>
+    <w:p>
+      <w:pPr>
+        <w:pStyle w:val="ds-markdown-paragraph"/>
+        <w:numPr>
+          <w:ilvl w:val="0"/>
+          <w:numId w:val="39"/>
+        </w:numPr>
+        <w:shd w:val="clear" w:color="auto" w:fill="FFFFFF"/>
+        <w:spacing w:before="0" w:beforeAutospacing="0" w:after="0" w:afterAutospacing="0"/>
+        <w:rPr>
+          <w:color w:val="000000" w:themeColor="text1"/>
+          <w:sz w:val="26"/>
+          <w:szCs w:val="26"/>
+        </w:rPr>
+      </w:pPr>
+      <w:r>
+        <w:rPr>
+          <w:rStyle w:val="Strong"/>
+          <w:rFonts w:eastAsiaTheme="majorEastAsia"/>
+          <w:color w:val="000000" w:themeColor="text1"/>
+          <w:sz w:val="26"/>
+          <w:szCs w:val="26"/>
+        </w:rPr>
+        <w:t>Sử dụng EC2 Auto Scaling Group:</w:t>
+      </w:r>
+      <w:r>
+        <w:rPr>
+          <w:color w:val="000000" w:themeColor="text1"/>
+          <w:sz w:val="26"/>
+          <w:szCs w:val="26"/>
+        </w:rPr>
+        <w:t> Tự động scale in/out dựa trên tải.</w:t>
+      </w:r>
+    </w:p>
+    <w:p>
+      <w:pPr>
+        <w:pStyle w:val="ds-markdown-paragraph"/>
+        <w:numPr>
+          <w:ilvl w:val="0"/>
+          <w:numId w:val="39"/>
+        </w:numPr>
+        <w:shd w:val="clear" w:color="auto" w:fill="FFFFFF"/>
+        <w:spacing w:before="0" w:beforeAutospacing="0" w:after="0" w:afterAutospacing="0"/>
+        <w:rPr>
+          <w:color w:val="000000" w:themeColor="text1"/>
+          <w:sz w:val="26"/>
+          <w:szCs w:val="26"/>
+        </w:rPr>
+      </w:pPr>
+      <w:r>
+        <w:rPr>
+          <w:rStyle w:val="Strong"/>
+          <w:rFonts w:eastAsiaTheme="majorEastAsia"/>
+          <w:color w:val="000000" w:themeColor="text1"/>
+          <w:sz w:val="26"/>
+          <w:szCs w:val="26"/>
+        </w:rPr>
+        <w:t>Sử dụng Reserved Instances:</w:t>
+      </w:r>
+      <w:r>
+        <w:rPr>
+          <w:color w:val="000000" w:themeColor="text1"/>
+          <w:sz w:val="26"/>
+          <w:szCs w:val="26"/>
+        </w:rPr>
+        <w:t> Giảm đến 72% chi phí cho EC2 instances chạy liên tục.</w:t>
+      </w:r>
+    </w:p>
+    <w:p>
+      <w:pPr>
+        <w:pStyle w:val="ds-markdown-paragraph"/>
+        <w:numPr>
+          <w:ilvl w:val="0"/>
+          <w:numId w:val="39"/>
+        </w:numPr>
+        <w:shd w:val="clear" w:color="auto" w:fill="FFFFFF"/>
+        <w:spacing w:before="0" w:beforeAutospacing="0" w:after="0" w:afterAutospacing="0"/>
+        <w:rPr>
+          <w:color w:val="000000" w:themeColor="text1"/>
+          <w:sz w:val="26"/>
+          <w:szCs w:val="26"/>
+        </w:rPr>
+      </w:pPr>
+      <w:r>
+        <w:rPr>
+          <w:rStyle w:val="Strong"/>
+          <w:rFonts w:eastAsiaTheme="majorEastAsia"/>
+          <w:color w:val="000000" w:themeColor="text1"/>
+          <w:sz w:val="26"/>
+          <w:szCs w:val="26"/>
+        </w:rPr>
+        <w:t>Sử dụng S3 Intelligent-Tiering:</w:t>
+      </w:r>
+      <w:r>
+        <w:rPr>
+          <w:color w:val="000000" w:themeColor="text1"/>
+          <w:sz w:val="26"/>
+          <w:szCs w:val="26"/>
+        </w:rPr>
+        <w:t> Tự động chuyển đổi lớp lưu trữ để tối ưu chi phí.</w:t>
+      </w:r>
+    </w:p>
+    <w:p>
+      <w:pPr>
+        <w:pStyle w:val="ds-markdown-paragraph"/>
+        <w:numPr>
+          <w:ilvl w:val="0"/>
+          <w:numId w:val="39"/>
+        </w:numPr>
+        <w:shd w:val="clear" w:color="auto" w:fill="FFFFFF"/>
+        <w:spacing w:before="0" w:beforeAutospacing="0" w:after="0" w:afterAutospacing="0"/>
+        <w:rPr>
+          <w:color w:val="000000" w:themeColor="text1"/>
+          <w:sz w:val="26"/>
+          <w:szCs w:val="26"/>
+        </w:rPr>
+      </w:pPr>
+      <w:r>
+        <w:rPr>
+          <w:rStyle w:val="Strong"/>
+          <w:rFonts w:eastAsiaTheme="majorEastAsia"/>
+          <w:color w:val="000000" w:themeColor="text1"/>
+          <w:sz w:val="26"/>
+          <w:szCs w:val="26"/>
+        </w:rPr>
+        <w:t>Sử dụng CloudWatch Alarm:</w:t>
+      </w:r>
+      <w:r>
+        <w:rPr>
+          <w:color w:val="000000" w:themeColor="text1"/>
+          <w:sz w:val="26"/>
+          <w:szCs w:val="26"/>
+        </w:rPr>
+        <w:t> Cảnh báo khi chi phí vượt ngưỡng.</w:t>
+      </w:r>
+    </w:p>
+    <w:p>
+      <w:pPr>
         <w:spacing w:before="100" w:beforeAutospacing="1" w:after="100" w:afterAutospacing="1" w:line="240" w:lineRule="auto"/>
         <w:rPr>
           <w:rFonts w:ascii="Times New Roman" w:eastAsia="Times New Roman" w:hAnsi="Times New Roman" w:cs="Times New Roman"/>
@@ -471,17 +4517,6 @@
           <w14:ligatures w14:val="none"/>
         </w:rPr>
       </w:pPr>
-      <w:r>
-        <w:rPr>
-          <w:rFonts w:ascii="Times New Roman" w:eastAsia="Times New Roman" w:hAnsi="Times New Roman" w:cs="Times New Roman"/>
-          <w:kern w:val="0"/>
-          <w:sz w:val="26"/>
-          <w:szCs w:val="26"/>
-          <w:lang w:val="en-VN"/>
-          <w14:ligatures w14:val="none"/>
-        </w:rPr>
-        <w:t>Vì đây là hệ thống “mini”, chi phí triển khai và vận hành cần được kiểm soát hợp lý, tránh sử dụng các giải pháp quá phức tạp hoặc quá tốn kém so với quy mô hệ thống.</w:t>
-      </w:r>
     </w:p>
     <w:p>
       <w:pPr>
@@ -539,6 +4574,7 @@
           <w:lang w:val="en-VN"/>
           <w14:ligatures w14:val="none"/>
         </w:rPr>
+        <w:lastRenderedPageBreak/>
         <w:t>Business Driver (Mục tiêu kinh doanh chính)</w:t>
       </w:r>
     </w:p>
@@ -1653,7 +5689,6 @@
           <w:lang w:val="en-VN"/>
           <w14:ligatures w14:val="none"/>
         </w:rPr>
-        <w:lastRenderedPageBreak/>
         <w:t>Quyết định 1: Microservices hay Monolithic</w:t>
       </w:r>
     </w:p>
@@ -1770,6 +5805,7 @@
           <w:lang w:val="en-VN"/>
           <w14:ligatures w14:val="none"/>
         </w:rPr>
+        <w:lastRenderedPageBreak/>
         <w:t>Nhược điểm:</w:t>
       </w:r>
       <w:r>
@@ -2186,7 +6222,6 @@
           <w:lang w:val="en-VN"/>
           <w14:ligatures w14:val="none"/>
         </w:rPr>
-        <w:lastRenderedPageBreak/>
         <w:t>Lựa chọn: Redis</w:t>
       </w:r>
     </w:p>
@@ -2328,6 +6363,7 @@
           <w:lang w:val="en-VN"/>
           <w14:ligatures w14:val="none"/>
         </w:rPr>
+        <w:lastRenderedPageBreak/>
         <w:t>Quyết định 5: Cloud hay On-premise</w:t>
       </w:r>
     </w:p>
@@ -2794,6 +6830,155 @@
 <file path=word/numbering.xml><?xml version="1.0" encoding="utf-8"?>
 <w:numbering xmlns:wpc="http://schemas.microsoft.com/office/word/2010/wordprocessingCanvas" xmlns:cx="http://schemas.microsoft.com/office/drawing/2014/chartex" xmlns:cx1="http://schemas.microsoft.com/office/drawing/2015/9/8/chartex" xmlns:cx2="http://schemas.microsoft.com/office/drawing/2015/10/21/chartex" xmlns:cx3="http://schemas.microsoft.com/office/drawing/2016/5/9/chartex" xmlns:cx4="http://schemas.microsoft.com/office/drawing/2016/5/10/chartex" xmlns:cx5="http://schemas.microsoft.com/office/drawing/2016/5/11/chartex" xmlns:cx6="http://schemas.microsoft.com/office/drawing/2016/5/12/chartex" xmlns:cx7="http://schemas.microsoft.com/office/drawing/2016/5/13/chartex" xmlns:cx8="http://schemas.microsoft.com/office/drawing/2016/5/14/chartex" xmlns:mc="http://schemas.openxmlformats.org/markup-compatibility/2006" xmlns:aink="http://schemas.microsoft.com/office/drawing/2016/ink" xmlns:am3d="http://schemas.microsoft.com/office/drawing/2017/model3d" xmlns:o="urn:schemas-microsoft-com:office:office" xmlns:oel="http://schemas.microsoft.com/office/2019/extlst" xmlns:r="http://schemas.openxmlformats.org/officeDocument/2006/relationships" xmlns:m="http://schemas.openxmlformats.org/officeDocument/2006/math" xmlns:v="urn:schemas-microsoft-com:vml" xmlns:wp14="http://schemas.microsoft.com/office/word/2010/wordprocessingDrawing" xmlns:wp="http://schemas.openxmlformats.org/drawingml/2006/wordprocessingDrawing" xmlns:w10="urn:schemas-microsoft-com:office:word" xmlns:w="http://schemas.openxmlformats.org/wordprocessingml/2006/main" xmlns:w14="http://schemas.microsoft.com/office/word/2010/wordml" xmlns:w15="http://schemas.microsoft.com/office/word/2012/wordml" xmlns:w16cex="http://schemas.microsoft.com/office/word/2018/wordml/cex" xmlns:w16cid="http://schemas.microsoft.com/office/word/2016/wordml/cid" xmlns:w16="http://schemas.microsoft.com/office/word/2018/wordml" xmlns:w16du="http://schemas.microsoft.com/office/word/2023/wordml/word16du" xmlns:w16sdtdh="http://schemas.microsoft.com/office/word/2020/wordml/sdtdatahash" xmlns:w16sdtfl="http://schemas.microsoft.com/office/word/2024/wordml/sdtformatlock" xmlns:w16se="http://schemas.microsoft.com/office/word/2015/wordml/symex" xmlns:wpg="http://schemas.microsoft.com/office/word/2010/wordprocessingGroup" xmlns:wpi="http://schemas.microsoft.com/office/word/2010/wordprocessingInk" xmlns:wne="http://schemas.microsoft.com/office/word/2006/wordml" xmlns:wps="http://schemas.microsoft.com/office/word/2010/wordprocessingShape" mc:Ignorable="w14 w15 w16se w16cid w16 w16cex w16sdtdh w16sdtfl w16du wp14">
   <w:abstractNum w:abstractNumId="0" w15:restartNumberingAfterBreak="0">
+    <w:nsid w:val="01512928"/>
+    <w:multiLevelType w:val="multilevel"/>
+    <w:tmpl w:val="491871AA"/>
+    <w:lvl w:ilvl="0">
+      <w:start w:val="1"/>
+      <w:numFmt w:val="bullet"/>
+      <w:lvlText w:val=""/>
+      <w:lvlJc w:val="left"/>
+      <w:pPr>
+        <w:tabs>
+          <w:tab w:val="num" w:pos="720"/>
+        </w:tabs>
+        <w:ind w:left="720" w:hanging="360"/>
+      </w:pPr>
+      <w:rPr>
+        <w:rFonts w:ascii="Symbol" w:hAnsi="Symbol" w:hint="default"/>
+        <w:sz w:val="20"/>
+      </w:rPr>
+    </w:lvl>
+    <w:lvl w:ilvl="1">
+      <w:start w:val="1"/>
+      <w:numFmt w:val="bullet"/>
+      <w:lvlText w:val="o"/>
+      <w:lvlJc w:val="left"/>
+      <w:pPr>
+        <w:tabs>
+          <w:tab w:val="num" w:pos="1440"/>
+        </w:tabs>
+        <w:ind w:left="1440" w:hanging="360"/>
+      </w:pPr>
+      <w:rPr>
+        <w:rFonts w:ascii="Courier New" w:hAnsi="Courier New" w:hint="default"/>
+        <w:sz w:val="20"/>
+      </w:rPr>
+    </w:lvl>
+    <w:lvl w:ilvl="2" w:tentative="1">
+      <w:start w:val="1"/>
+      <w:numFmt w:val="bullet"/>
+      <w:lvlText w:val=""/>
+      <w:lvlJc w:val="left"/>
+      <w:pPr>
+        <w:tabs>
+          <w:tab w:val="num" w:pos="2160"/>
+        </w:tabs>
+        <w:ind w:left="2160" w:hanging="360"/>
+      </w:pPr>
+      <w:rPr>
+        <w:rFonts w:ascii="Wingdings" w:hAnsi="Wingdings" w:hint="default"/>
+        <w:sz w:val="20"/>
+      </w:rPr>
+    </w:lvl>
+    <w:lvl w:ilvl="3" w:tentative="1">
+      <w:start w:val="1"/>
+      <w:numFmt w:val="bullet"/>
+      <w:lvlText w:val=""/>
+      <w:lvlJc w:val="left"/>
+      <w:pPr>
+        <w:tabs>
+          <w:tab w:val="num" w:pos="2880"/>
+        </w:tabs>
+        <w:ind w:left="2880" w:hanging="360"/>
+      </w:pPr>
+      <w:rPr>
+        <w:rFonts w:ascii="Wingdings" w:hAnsi="Wingdings" w:hint="default"/>
+        <w:sz w:val="20"/>
+      </w:rPr>
+    </w:lvl>
+    <w:lvl w:ilvl="4" w:tentative="1">
+      <w:start w:val="1"/>
+      <w:numFmt w:val="bullet"/>
+      <w:lvlText w:val=""/>
+      <w:lvlJc w:val="left"/>
+      <w:pPr>
+        <w:tabs>
+          <w:tab w:val="num" w:pos="3600"/>
+        </w:tabs>
+        <w:ind w:left="3600" w:hanging="360"/>
+      </w:pPr>
+      <w:rPr>
+        <w:rFonts w:ascii="Wingdings" w:hAnsi="Wingdings" w:hint="default"/>
+        <w:sz w:val="20"/>
+      </w:rPr>
+    </w:lvl>
+    <w:lvl w:ilvl="5" w:tentative="1">
+      <w:start w:val="1"/>
+      <w:numFmt w:val="bullet"/>
+      <w:lvlText w:val=""/>
+      <w:lvlJc w:val="left"/>
+      <w:pPr>
+        <w:tabs>
+          <w:tab w:val="num" w:pos="4320"/>
+        </w:tabs>
+        <w:ind w:left="4320" w:hanging="360"/>
+      </w:pPr>
+      <w:rPr>
+        <w:rFonts w:ascii="Wingdings" w:hAnsi="Wingdings" w:hint="default"/>
+        <w:sz w:val="20"/>
+      </w:rPr>
+    </w:lvl>
+    <w:lvl w:ilvl="6" w:tentative="1">
+      <w:start w:val="1"/>
+      <w:numFmt w:val="bullet"/>
+      <w:lvlText w:val=""/>
+      <w:lvlJc w:val="left"/>
+      <w:pPr>
+        <w:tabs>
+          <w:tab w:val="num" w:pos="5040"/>
+        </w:tabs>
+        <w:ind w:left="5040" w:hanging="360"/>
+      </w:pPr>
+      <w:rPr>
+        <w:rFonts w:ascii="Wingdings" w:hAnsi="Wingdings" w:hint="default"/>
+        <w:sz w:val="20"/>
+      </w:rPr>
+    </w:lvl>
+    <w:lvl w:ilvl="7" w:tentative="1">
+      <w:start w:val="1"/>
+      <w:numFmt w:val="bullet"/>
+      <w:lvlText w:val=""/>
+      <w:lvlJc w:val="left"/>
+      <w:pPr>
+        <w:tabs>
+          <w:tab w:val="num" w:pos="5760"/>
+        </w:tabs>
+        <w:ind w:left="5760" w:hanging="360"/>
+      </w:pPr>
+      <w:rPr>
+        <w:rFonts w:ascii="Wingdings" w:hAnsi="Wingdings" w:hint="default"/>
+        <w:sz w:val="20"/>
+      </w:rPr>
+    </w:lvl>
+    <w:lvl w:ilvl="8" w:tentative="1">
+      <w:start w:val="1"/>
+      <w:numFmt w:val="bullet"/>
+      <w:lvlText w:val=""/>
+      <w:lvlJc w:val="left"/>
+      <w:pPr>
+        <w:tabs>
+          <w:tab w:val="num" w:pos="6480"/>
+        </w:tabs>
+        <w:ind w:left="6480" w:hanging="360"/>
+      </w:pPr>
+      <w:rPr>
+        <w:rFonts w:ascii="Wingdings" w:hAnsi="Wingdings" w:hint="default"/>
+        <w:sz w:val="20"/>
+      </w:rPr>
+    </w:lvl>
+  </w:abstractNum>
+  <w:abstractNum w:abstractNumId="1" w15:restartNumberingAfterBreak="0">
     <w:nsid w:val="01D73C26"/>
     <w:multiLevelType w:val="multilevel"/>
     <w:tmpl w:val="9A52C4A8"/>
@@ -2942,7 +7127,156 @@
       </w:rPr>
     </w:lvl>
   </w:abstractNum>
-  <w:abstractNum w:abstractNumId="1" w15:restartNumberingAfterBreak="0">
+  <w:abstractNum w:abstractNumId="2" w15:restartNumberingAfterBreak="0">
+    <w:nsid w:val="07A75246"/>
+    <w:multiLevelType w:val="multilevel"/>
+    <w:tmpl w:val="359E799E"/>
+    <w:lvl w:ilvl="0">
+      <w:start w:val="1"/>
+      <w:numFmt w:val="bullet"/>
+      <w:lvlText w:val=""/>
+      <w:lvlJc w:val="left"/>
+      <w:pPr>
+        <w:tabs>
+          <w:tab w:val="num" w:pos="720"/>
+        </w:tabs>
+        <w:ind w:left="720" w:hanging="360"/>
+      </w:pPr>
+      <w:rPr>
+        <w:rFonts w:ascii="Symbol" w:hAnsi="Symbol" w:hint="default"/>
+        <w:sz w:val="20"/>
+      </w:rPr>
+    </w:lvl>
+    <w:lvl w:ilvl="1">
+      <w:start w:val="1"/>
+      <w:numFmt w:val="bullet"/>
+      <w:lvlText w:val="o"/>
+      <w:lvlJc w:val="left"/>
+      <w:pPr>
+        <w:tabs>
+          <w:tab w:val="num" w:pos="1440"/>
+        </w:tabs>
+        <w:ind w:left="1440" w:hanging="360"/>
+      </w:pPr>
+      <w:rPr>
+        <w:rFonts w:ascii="Courier New" w:hAnsi="Courier New" w:hint="default"/>
+        <w:sz w:val="20"/>
+      </w:rPr>
+    </w:lvl>
+    <w:lvl w:ilvl="2" w:tentative="1">
+      <w:start w:val="1"/>
+      <w:numFmt w:val="bullet"/>
+      <w:lvlText w:val=""/>
+      <w:lvlJc w:val="left"/>
+      <w:pPr>
+        <w:tabs>
+          <w:tab w:val="num" w:pos="2160"/>
+        </w:tabs>
+        <w:ind w:left="2160" w:hanging="360"/>
+      </w:pPr>
+      <w:rPr>
+        <w:rFonts w:ascii="Wingdings" w:hAnsi="Wingdings" w:hint="default"/>
+        <w:sz w:val="20"/>
+      </w:rPr>
+    </w:lvl>
+    <w:lvl w:ilvl="3" w:tentative="1">
+      <w:start w:val="1"/>
+      <w:numFmt w:val="bullet"/>
+      <w:lvlText w:val=""/>
+      <w:lvlJc w:val="left"/>
+      <w:pPr>
+        <w:tabs>
+          <w:tab w:val="num" w:pos="2880"/>
+        </w:tabs>
+        <w:ind w:left="2880" w:hanging="360"/>
+      </w:pPr>
+      <w:rPr>
+        <w:rFonts w:ascii="Wingdings" w:hAnsi="Wingdings" w:hint="default"/>
+        <w:sz w:val="20"/>
+      </w:rPr>
+    </w:lvl>
+    <w:lvl w:ilvl="4" w:tentative="1">
+      <w:start w:val="1"/>
+      <w:numFmt w:val="bullet"/>
+      <w:lvlText w:val=""/>
+      <w:lvlJc w:val="left"/>
+      <w:pPr>
+        <w:tabs>
+          <w:tab w:val="num" w:pos="3600"/>
+        </w:tabs>
+        <w:ind w:left="3600" w:hanging="360"/>
+      </w:pPr>
+      <w:rPr>
+        <w:rFonts w:ascii="Wingdings" w:hAnsi="Wingdings" w:hint="default"/>
+        <w:sz w:val="20"/>
+      </w:rPr>
+    </w:lvl>
+    <w:lvl w:ilvl="5" w:tentative="1">
+      <w:start w:val="1"/>
+      <w:numFmt w:val="bullet"/>
+      <w:lvlText w:val=""/>
+      <w:lvlJc w:val="left"/>
+      <w:pPr>
+        <w:tabs>
+          <w:tab w:val="num" w:pos="4320"/>
+        </w:tabs>
+        <w:ind w:left="4320" w:hanging="360"/>
+      </w:pPr>
+      <w:rPr>
+        <w:rFonts w:ascii="Wingdings" w:hAnsi="Wingdings" w:hint="default"/>
+        <w:sz w:val="20"/>
+      </w:rPr>
+    </w:lvl>
+    <w:lvl w:ilvl="6" w:tentative="1">
+      <w:start w:val="1"/>
+      <w:numFmt w:val="bullet"/>
+      <w:lvlText w:val=""/>
+      <w:lvlJc w:val="left"/>
+      <w:pPr>
+        <w:tabs>
+          <w:tab w:val="num" w:pos="5040"/>
+        </w:tabs>
+        <w:ind w:left="5040" w:hanging="360"/>
+      </w:pPr>
+      <w:rPr>
+        <w:rFonts w:ascii="Wingdings" w:hAnsi="Wingdings" w:hint="default"/>
+        <w:sz w:val="20"/>
+      </w:rPr>
+    </w:lvl>
+    <w:lvl w:ilvl="7" w:tentative="1">
+      <w:start w:val="1"/>
+      <w:numFmt w:val="bullet"/>
+      <w:lvlText w:val=""/>
+      <w:lvlJc w:val="left"/>
+      <w:pPr>
+        <w:tabs>
+          <w:tab w:val="num" w:pos="5760"/>
+        </w:tabs>
+        <w:ind w:left="5760" w:hanging="360"/>
+      </w:pPr>
+      <w:rPr>
+        <w:rFonts w:ascii="Wingdings" w:hAnsi="Wingdings" w:hint="default"/>
+        <w:sz w:val="20"/>
+      </w:rPr>
+    </w:lvl>
+    <w:lvl w:ilvl="8" w:tentative="1">
+      <w:start w:val="1"/>
+      <w:numFmt w:val="bullet"/>
+      <w:lvlText w:val=""/>
+      <w:lvlJc w:val="left"/>
+      <w:pPr>
+        <w:tabs>
+          <w:tab w:val="num" w:pos="6480"/>
+        </w:tabs>
+        <w:ind w:left="6480" w:hanging="360"/>
+      </w:pPr>
+      <w:rPr>
+        <w:rFonts w:ascii="Wingdings" w:hAnsi="Wingdings" w:hint="default"/>
+        <w:sz w:val="20"/>
+      </w:rPr>
+    </w:lvl>
+  </w:abstractNum>
+  <w:abstractNum w:abstractNumId="3" w15:restartNumberingAfterBreak="0">
     <w:nsid w:val="081E0E81"/>
     <w:multiLevelType w:val="multilevel"/>
     <w:tmpl w:val="4A809B4C"/>
@@ -3091,7 +7425,7 @@
       </w:rPr>
     </w:lvl>
   </w:abstractNum>
-  <w:abstractNum w:abstractNumId="2" w15:restartNumberingAfterBreak="0">
+  <w:abstractNum w:abstractNumId="4" w15:restartNumberingAfterBreak="0">
     <w:nsid w:val="0AC67488"/>
     <w:multiLevelType w:val="multilevel"/>
     <w:tmpl w:val="97AAF5BA"/>
@@ -3240,7 +7574,7 @@
       </w:rPr>
     </w:lvl>
   </w:abstractNum>
-  <w:abstractNum w:abstractNumId="3" w15:restartNumberingAfterBreak="0">
+  <w:abstractNum w:abstractNumId="5" w15:restartNumberingAfterBreak="0">
     <w:nsid w:val="0DF3677A"/>
     <w:multiLevelType w:val="hybridMultilevel"/>
     <w:tmpl w:val="07BAC2FA"/>
@@ -3326,7 +7660,7 @@
       </w:pPr>
     </w:lvl>
   </w:abstractNum>
-  <w:abstractNum w:abstractNumId="4" w15:restartNumberingAfterBreak="0">
+  <w:abstractNum w:abstractNumId="6" w15:restartNumberingAfterBreak="0">
     <w:nsid w:val="10F83734"/>
     <w:multiLevelType w:val="multilevel"/>
     <w:tmpl w:val="E4DEA4DE"/>
@@ -3475,7 +7809,305 @@
       </w:rPr>
     </w:lvl>
   </w:abstractNum>
-  <w:abstractNum w:abstractNumId="5" w15:restartNumberingAfterBreak="0">
+  <w:abstractNum w:abstractNumId="7" w15:restartNumberingAfterBreak="0">
+    <w:nsid w:val="19852C65"/>
+    <w:multiLevelType w:val="multilevel"/>
+    <w:tmpl w:val="A9BAD824"/>
+    <w:lvl w:ilvl="0">
+      <w:start w:val="1"/>
+      <w:numFmt w:val="bullet"/>
+      <w:lvlText w:val=""/>
+      <w:lvlJc w:val="left"/>
+      <w:pPr>
+        <w:tabs>
+          <w:tab w:val="num" w:pos="720"/>
+        </w:tabs>
+        <w:ind w:left="720" w:hanging="360"/>
+      </w:pPr>
+      <w:rPr>
+        <w:rFonts w:ascii="Symbol" w:hAnsi="Symbol" w:hint="default"/>
+        <w:sz w:val="20"/>
+      </w:rPr>
+    </w:lvl>
+    <w:lvl w:ilvl="1" w:tentative="1">
+      <w:start w:val="1"/>
+      <w:numFmt w:val="bullet"/>
+      <w:lvlText w:val="o"/>
+      <w:lvlJc w:val="left"/>
+      <w:pPr>
+        <w:tabs>
+          <w:tab w:val="num" w:pos="1440"/>
+        </w:tabs>
+        <w:ind w:left="1440" w:hanging="360"/>
+      </w:pPr>
+      <w:rPr>
+        <w:rFonts w:ascii="Courier New" w:hAnsi="Courier New" w:hint="default"/>
+        <w:sz w:val="20"/>
+      </w:rPr>
+    </w:lvl>
+    <w:lvl w:ilvl="2" w:tentative="1">
+      <w:start w:val="1"/>
+      <w:numFmt w:val="bullet"/>
+      <w:lvlText w:val=""/>
+      <w:lvlJc w:val="left"/>
+      <w:pPr>
+        <w:tabs>
+          <w:tab w:val="num" w:pos="2160"/>
+        </w:tabs>
+        <w:ind w:left="2160" w:hanging="360"/>
+      </w:pPr>
+      <w:rPr>
+        <w:rFonts w:ascii="Wingdings" w:hAnsi="Wingdings" w:hint="default"/>
+        <w:sz w:val="20"/>
+      </w:rPr>
+    </w:lvl>
+    <w:lvl w:ilvl="3" w:tentative="1">
+      <w:start w:val="1"/>
+      <w:numFmt w:val="bullet"/>
+      <w:lvlText w:val=""/>
+      <w:lvlJc w:val="left"/>
+      <w:pPr>
+        <w:tabs>
+          <w:tab w:val="num" w:pos="2880"/>
+        </w:tabs>
+        <w:ind w:left="2880" w:hanging="360"/>
+      </w:pPr>
+      <w:rPr>
+        <w:rFonts w:ascii="Wingdings" w:hAnsi="Wingdings" w:hint="default"/>
+        <w:sz w:val="20"/>
+      </w:rPr>
+    </w:lvl>
+    <w:lvl w:ilvl="4" w:tentative="1">
+      <w:start w:val="1"/>
+      <w:numFmt w:val="bullet"/>
+      <w:lvlText w:val=""/>
+      <w:lvlJc w:val="left"/>
+      <w:pPr>
+        <w:tabs>
+          <w:tab w:val="num" w:pos="3600"/>
+        </w:tabs>
+        <w:ind w:left="3600" w:hanging="360"/>
+      </w:pPr>
+      <w:rPr>
+        <w:rFonts w:ascii="Wingdings" w:hAnsi="Wingdings" w:hint="default"/>
+        <w:sz w:val="20"/>
+      </w:rPr>
+    </w:lvl>
+    <w:lvl w:ilvl="5" w:tentative="1">
+      <w:start w:val="1"/>
+      <w:numFmt w:val="bullet"/>
+      <w:lvlText w:val=""/>
+      <w:lvlJc w:val="left"/>
+      <w:pPr>
+        <w:tabs>
+          <w:tab w:val="num" w:pos="4320"/>
+        </w:tabs>
+        <w:ind w:left="4320" w:hanging="360"/>
+      </w:pPr>
+      <w:rPr>
+        <w:rFonts w:ascii="Wingdings" w:hAnsi="Wingdings" w:hint="default"/>
+        <w:sz w:val="20"/>
+      </w:rPr>
+    </w:lvl>
+    <w:lvl w:ilvl="6" w:tentative="1">
+      <w:start w:val="1"/>
+      <w:numFmt w:val="bullet"/>
+      <w:lvlText w:val=""/>
+      <w:lvlJc w:val="left"/>
+      <w:pPr>
+        <w:tabs>
+          <w:tab w:val="num" w:pos="5040"/>
+        </w:tabs>
+        <w:ind w:left="5040" w:hanging="360"/>
+      </w:pPr>
+      <w:rPr>
+        <w:rFonts w:ascii="Wingdings" w:hAnsi="Wingdings" w:hint="default"/>
+        <w:sz w:val="20"/>
+      </w:rPr>
+    </w:lvl>
+    <w:lvl w:ilvl="7" w:tentative="1">
+      <w:start w:val="1"/>
+      <w:numFmt w:val="bullet"/>
+      <w:lvlText w:val=""/>
+      <w:lvlJc w:val="left"/>
+      <w:pPr>
+        <w:tabs>
+          <w:tab w:val="num" w:pos="5760"/>
+        </w:tabs>
+        <w:ind w:left="5760" w:hanging="360"/>
+      </w:pPr>
+      <w:rPr>
+        <w:rFonts w:ascii="Wingdings" w:hAnsi="Wingdings" w:hint="default"/>
+        <w:sz w:val="20"/>
+      </w:rPr>
+    </w:lvl>
+    <w:lvl w:ilvl="8" w:tentative="1">
+      <w:start w:val="1"/>
+      <w:numFmt w:val="bullet"/>
+      <w:lvlText w:val=""/>
+      <w:lvlJc w:val="left"/>
+      <w:pPr>
+        <w:tabs>
+          <w:tab w:val="num" w:pos="6480"/>
+        </w:tabs>
+        <w:ind w:left="6480" w:hanging="360"/>
+      </w:pPr>
+      <w:rPr>
+        <w:rFonts w:ascii="Wingdings" w:hAnsi="Wingdings" w:hint="default"/>
+        <w:sz w:val="20"/>
+      </w:rPr>
+    </w:lvl>
+  </w:abstractNum>
+  <w:abstractNum w:abstractNumId="8" w15:restartNumberingAfterBreak="0">
+    <w:nsid w:val="1CC729C2"/>
+    <w:multiLevelType w:val="multilevel"/>
+    <w:tmpl w:val="6E2024BE"/>
+    <w:lvl w:ilvl="0">
+      <w:start w:val="1"/>
+      <w:numFmt w:val="bullet"/>
+      <w:lvlText w:val=""/>
+      <w:lvlJc w:val="left"/>
+      <w:pPr>
+        <w:tabs>
+          <w:tab w:val="num" w:pos="720"/>
+        </w:tabs>
+        <w:ind w:left="720" w:hanging="360"/>
+      </w:pPr>
+      <w:rPr>
+        <w:rFonts w:ascii="Symbol" w:hAnsi="Symbol" w:hint="default"/>
+        <w:sz w:val="20"/>
+      </w:rPr>
+    </w:lvl>
+    <w:lvl w:ilvl="1">
+      <w:start w:val="1"/>
+      <w:numFmt w:val="bullet"/>
+      <w:lvlText w:val="o"/>
+      <w:lvlJc w:val="left"/>
+      <w:pPr>
+        <w:tabs>
+          <w:tab w:val="num" w:pos="1440"/>
+        </w:tabs>
+        <w:ind w:left="1440" w:hanging="360"/>
+      </w:pPr>
+      <w:rPr>
+        <w:rFonts w:ascii="Courier New" w:hAnsi="Courier New" w:hint="default"/>
+        <w:sz w:val="20"/>
+      </w:rPr>
+    </w:lvl>
+    <w:lvl w:ilvl="2" w:tentative="1">
+      <w:start w:val="1"/>
+      <w:numFmt w:val="bullet"/>
+      <w:lvlText w:val=""/>
+      <w:lvlJc w:val="left"/>
+      <w:pPr>
+        <w:tabs>
+          <w:tab w:val="num" w:pos="2160"/>
+        </w:tabs>
+        <w:ind w:left="2160" w:hanging="360"/>
+      </w:pPr>
+      <w:rPr>
+        <w:rFonts w:ascii="Wingdings" w:hAnsi="Wingdings" w:hint="default"/>
+        <w:sz w:val="20"/>
+      </w:rPr>
+    </w:lvl>
+    <w:lvl w:ilvl="3" w:tentative="1">
+      <w:start w:val="1"/>
+      <w:numFmt w:val="bullet"/>
+      <w:lvlText w:val=""/>
+      <w:lvlJc w:val="left"/>
+      <w:pPr>
+        <w:tabs>
+          <w:tab w:val="num" w:pos="2880"/>
+        </w:tabs>
+        <w:ind w:left="2880" w:hanging="360"/>
+      </w:pPr>
+      <w:rPr>
+        <w:rFonts w:ascii="Wingdings" w:hAnsi="Wingdings" w:hint="default"/>
+        <w:sz w:val="20"/>
+      </w:rPr>
+    </w:lvl>
+    <w:lvl w:ilvl="4" w:tentative="1">
+      <w:start w:val="1"/>
+      <w:numFmt w:val="bullet"/>
+      <w:lvlText w:val=""/>
+      <w:lvlJc w:val="left"/>
+      <w:pPr>
+        <w:tabs>
+          <w:tab w:val="num" w:pos="3600"/>
+        </w:tabs>
+        <w:ind w:left="3600" w:hanging="360"/>
+      </w:pPr>
+      <w:rPr>
+        <w:rFonts w:ascii="Wingdings" w:hAnsi="Wingdings" w:hint="default"/>
+        <w:sz w:val="20"/>
+      </w:rPr>
+    </w:lvl>
+    <w:lvl w:ilvl="5" w:tentative="1">
+      <w:start w:val="1"/>
+      <w:numFmt w:val="bullet"/>
+      <w:lvlText w:val=""/>
+      <w:lvlJc w:val="left"/>
+      <w:pPr>
+        <w:tabs>
+          <w:tab w:val="num" w:pos="4320"/>
+        </w:tabs>
+        <w:ind w:left="4320" w:hanging="360"/>
+      </w:pPr>
+      <w:rPr>
+        <w:rFonts w:ascii="Wingdings" w:hAnsi="Wingdings" w:hint="default"/>
+        <w:sz w:val="20"/>
+      </w:rPr>
+    </w:lvl>
+    <w:lvl w:ilvl="6" w:tentative="1">
+      <w:start w:val="1"/>
+      <w:numFmt w:val="bullet"/>
+      <w:lvlText w:val=""/>
+      <w:lvlJc w:val="left"/>
+      <w:pPr>
+        <w:tabs>
+          <w:tab w:val="num" w:pos="5040"/>
+        </w:tabs>
+        <w:ind w:left="5040" w:hanging="360"/>
+      </w:pPr>
+      <w:rPr>
+        <w:rFonts w:ascii="Wingdings" w:hAnsi="Wingdings" w:hint="default"/>
+        <w:sz w:val="20"/>
+      </w:rPr>
+    </w:lvl>
+    <w:lvl w:ilvl="7" w:tentative="1">
+      <w:start w:val="1"/>
+      <w:numFmt w:val="bullet"/>
+      <w:lvlText w:val=""/>
+      <w:lvlJc w:val="left"/>
+      <w:pPr>
+        <w:tabs>
+          <w:tab w:val="num" w:pos="5760"/>
+        </w:tabs>
+        <w:ind w:left="5760" w:hanging="360"/>
+      </w:pPr>
+      <w:rPr>
+        <w:rFonts w:ascii="Wingdings" w:hAnsi="Wingdings" w:hint="default"/>
+        <w:sz w:val="20"/>
+      </w:rPr>
+    </w:lvl>
+    <w:lvl w:ilvl="8" w:tentative="1">
+      <w:start w:val="1"/>
+      <w:numFmt w:val="bullet"/>
+      <w:lvlText w:val=""/>
+      <w:lvlJc w:val="left"/>
+      <w:pPr>
+        <w:tabs>
+          <w:tab w:val="num" w:pos="6480"/>
+        </w:tabs>
+        <w:ind w:left="6480" w:hanging="360"/>
+      </w:pPr>
+      <w:rPr>
+        <w:rFonts w:ascii="Wingdings" w:hAnsi="Wingdings" w:hint="default"/>
+        <w:sz w:val="20"/>
+      </w:rPr>
+    </w:lvl>
+  </w:abstractNum>
+  <w:abstractNum w:abstractNumId="9" w15:restartNumberingAfterBreak="0">
     <w:nsid w:val="20481582"/>
     <w:multiLevelType w:val="multilevel"/>
     <w:tmpl w:val="92F6545A"/>
@@ -3624,7 +8256,156 @@
       </w:rPr>
     </w:lvl>
   </w:abstractNum>
-  <w:abstractNum w:abstractNumId="6" w15:restartNumberingAfterBreak="0">
+  <w:abstractNum w:abstractNumId="10" w15:restartNumberingAfterBreak="0">
+    <w:nsid w:val="210D3A6F"/>
+    <w:multiLevelType w:val="multilevel"/>
+    <w:tmpl w:val="FE6075F0"/>
+    <w:lvl w:ilvl="0">
+      <w:start w:val="1"/>
+      <w:numFmt w:val="bullet"/>
+      <w:lvlText w:val=""/>
+      <w:lvlJc w:val="left"/>
+      <w:pPr>
+        <w:tabs>
+          <w:tab w:val="num" w:pos="720"/>
+        </w:tabs>
+        <w:ind w:left="720" w:hanging="360"/>
+      </w:pPr>
+      <w:rPr>
+        <w:rFonts w:ascii="Symbol" w:hAnsi="Symbol" w:hint="default"/>
+        <w:sz w:val="20"/>
+      </w:rPr>
+    </w:lvl>
+    <w:lvl w:ilvl="1">
+      <w:start w:val="1"/>
+      <w:numFmt w:val="bullet"/>
+      <w:lvlText w:val="o"/>
+      <w:lvlJc w:val="left"/>
+      <w:pPr>
+        <w:tabs>
+          <w:tab w:val="num" w:pos="1440"/>
+        </w:tabs>
+        <w:ind w:left="1440" w:hanging="360"/>
+      </w:pPr>
+      <w:rPr>
+        <w:rFonts w:ascii="Courier New" w:hAnsi="Courier New" w:hint="default"/>
+        <w:sz w:val="20"/>
+      </w:rPr>
+    </w:lvl>
+    <w:lvl w:ilvl="2" w:tentative="1">
+      <w:start w:val="1"/>
+      <w:numFmt w:val="bullet"/>
+      <w:lvlText w:val=""/>
+      <w:lvlJc w:val="left"/>
+      <w:pPr>
+        <w:tabs>
+          <w:tab w:val="num" w:pos="2160"/>
+        </w:tabs>
+        <w:ind w:left="2160" w:hanging="360"/>
+      </w:pPr>
+      <w:rPr>
+        <w:rFonts w:ascii="Wingdings" w:hAnsi="Wingdings" w:hint="default"/>
+        <w:sz w:val="20"/>
+      </w:rPr>
+    </w:lvl>
+    <w:lvl w:ilvl="3" w:tentative="1">
+      <w:start w:val="1"/>
+      <w:numFmt w:val="bullet"/>
+      <w:lvlText w:val=""/>
+      <w:lvlJc w:val="left"/>
+      <w:pPr>
+        <w:tabs>
+          <w:tab w:val="num" w:pos="2880"/>
+        </w:tabs>
+        <w:ind w:left="2880" w:hanging="360"/>
+      </w:pPr>
+      <w:rPr>
+        <w:rFonts w:ascii="Wingdings" w:hAnsi="Wingdings" w:hint="default"/>
+        <w:sz w:val="20"/>
+      </w:rPr>
+    </w:lvl>
+    <w:lvl w:ilvl="4" w:tentative="1">
+      <w:start w:val="1"/>
+      <w:numFmt w:val="bullet"/>
+      <w:lvlText w:val=""/>
+      <w:lvlJc w:val="left"/>
+      <w:pPr>
+        <w:tabs>
+          <w:tab w:val="num" w:pos="3600"/>
+        </w:tabs>
+        <w:ind w:left="3600" w:hanging="360"/>
+      </w:pPr>
+      <w:rPr>
+        <w:rFonts w:ascii="Wingdings" w:hAnsi="Wingdings" w:hint="default"/>
+        <w:sz w:val="20"/>
+      </w:rPr>
+    </w:lvl>
+    <w:lvl w:ilvl="5" w:tentative="1">
+      <w:start w:val="1"/>
+      <w:numFmt w:val="bullet"/>
+      <w:lvlText w:val=""/>
+      <w:lvlJc w:val="left"/>
+      <w:pPr>
+        <w:tabs>
+          <w:tab w:val="num" w:pos="4320"/>
+        </w:tabs>
+        <w:ind w:left="4320" w:hanging="360"/>
+      </w:pPr>
+      <w:rPr>
+        <w:rFonts w:ascii="Wingdings" w:hAnsi="Wingdings" w:hint="default"/>
+        <w:sz w:val="20"/>
+      </w:rPr>
+    </w:lvl>
+    <w:lvl w:ilvl="6" w:tentative="1">
+      <w:start w:val="1"/>
+      <w:numFmt w:val="bullet"/>
+      <w:lvlText w:val=""/>
+      <w:lvlJc w:val="left"/>
+      <w:pPr>
+        <w:tabs>
+          <w:tab w:val="num" w:pos="5040"/>
+        </w:tabs>
+        <w:ind w:left="5040" w:hanging="360"/>
+      </w:pPr>
+      <w:rPr>
+        <w:rFonts w:ascii="Wingdings" w:hAnsi="Wingdings" w:hint="default"/>
+        <w:sz w:val="20"/>
+      </w:rPr>
+    </w:lvl>
+    <w:lvl w:ilvl="7" w:tentative="1">
+      <w:start w:val="1"/>
+      <w:numFmt w:val="bullet"/>
+      <w:lvlText w:val=""/>
+      <w:lvlJc w:val="left"/>
+      <w:pPr>
+        <w:tabs>
+          <w:tab w:val="num" w:pos="5760"/>
+        </w:tabs>
+        <w:ind w:left="5760" w:hanging="360"/>
+      </w:pPr>
+      <w:rPr>
+        <w:rFonts w:ascii="Wingdings" w:hAnsi="Wingdings" w:hint="default"/>
+        <w:sz w:val="20"/>
+      </w:rPr>
+    </w:lvl>
+    <w:lvl w:ilvl="8" w:tentative="1">
+      <w:start w:val="1"/>
+      <w:numFmt w:val="bullet"/>
+      <w:lvlText w:val=""/>
+      <w:lvlJc w:val="left"/>
+      <w:pPr>
+        <w:tabs>
+          <w:tab w:val="num" w:pos="6480"/>
+        </w:tabs>
+        <w:ind w:left="6480" w:hanging="360"/>
+      </w:pPr>
+      <w:rPr>
+        <w:rFonts w:ascii="Wingdings" w:hAnsi="Wingdings" w:hint="default"/>
+        <w:sz w:val="20"/>
+      </w:rPr>
+    </w:lvl>
+  </w:abstractNum>
+  <w:abstractNum w:abstractNumId="11" w15:restartNumberingAfterBreak="0">
     <w:nsid w:val="21C25948"/>
     <w:multiLevelType w:val="multilevel"/>
     <w:tmpl w:val="CD129F6E"/>
@@ -3737,7 +8518,156 @@
       </w:pPr>
     </w:lvl>
   </w:abstractNum>
-  <w:abstractNum w:abstractNumId="7" w15:restartNumberingAfterBreak="0">
+  <w:abstractNum w:abstractNumId="12" w15:restartNumberingAfterBreak="0">
+    <w:nsid w:val="25AA1FA0"/>
+    <w:multiLevelType w:val="multilevel"/>
+    <w:tmpl w:val="C3E0208E"/>
+    <w:lvl w:ilvl="0">
+      <w:start w:val="1"/>
+      <w:numFmt w:val="bullet"/>
+      <w:lvlText w:val=""/>
+      <w:lvlJc w:val="left"/>
+      <w:pPr>
+        <w:tabs>
+          <w:tab w:val="num" w:pos="720"/>
+        </w:tabs>
+        <w:ind w:left="720" w:hanging="360"/>
+      </w:pPr>
+      <w:rPr>
+        <w:rFonts w:ascii="Symbol" w:hAnsi="Symbol" w:hint="default"/>
+        <w:sz w:val="20"/>
+      </w:rPr>
+    </w:lvl>
+    <w:lvl w:ilvl="1">
+      <w:start w:val="1"/>
+      <w:numFmt w:val="bullet"/>
+      <w:lvlText w:val="o"/>
+      <w:lvlJc w:val="left"/>
+      <w:pPr>
+        <w:tabs>
+          <w:tab w:val="num" w:pos="1440"/>
+        </w:tabs>
+        <w:ind w:left="1440" w:hanging="360"/>
+      </w:pPr>
+      <w:rPr>
+        <w:rFonts w:ascii="Courier New" w:hAnsi="Courier New" w:hint="default"/>
+        <w:sz w:val="20"/>
+      </w:rPr>
+    </w:lvl>
+    <w:lvl w:ilvl="2" w:tentative="1">
+      <w:start w:val="1"/>
+      <w:numFmt w:val="bullet"/>
+      <w:lvlText w:val=""/>
+      <w:lvlJc w:val="left"/>
+      <w:pPr>
+        <w:tabs>
+          <w:tab w:val="num" w:pos="2160"/>
+        </w:tabs>
+        <w:ind w:left="2160" w:hanging="360"/>
+      </w:pPr>
+      <w:rPr>
+        <w:rFonts w:ascii="Wingdings" w:hAnsi="Wingdings" w:hint="default"/>
+        <w:sz w:val="20"/>
+      </w:rPr>
+    </w:lvl>
+    <w:lvl w:ilvl="3" w:tentative="1">
+      <w:start w:val="1"/>
+      <w:numFmt w:val="bullet"/>
+      <w:lvlText w:val=""/>
+      <w:lvlJc w:val="left"/>
+      <w:pPr>
+        <w:tabs>
+          <w:tab w:val="num" w:pos="2880"/>
+        </w:tabs>
+        <w:ind w:left="2880" w:hanging="360"/>
+      </w:pPr>
+      <w:rPr>
+        <w:rFonts w:ascii="Wingdings" w:hAnsi="Wingdings" w:hint="default"/>
+        <w:sz w:val="20"/>
+      </w:rPr>
+    </w:lvl>
+    <w:lvl w:ilvl="4" w:tentative="1">
+      <w:start w:val="1"/>
+      <w:numFmt w:val="bullet"/>
+      <w:lvlText w:val=""/>
+      <w:lvlJc w:val="left"/>
+      <w:pPr>
+        <w:tabs>
+          <w:tab w:val="num" w:pos="3600"/>
+        </w:tabs>
+        <w:ind w:left="3600" w:hanging="360"/>
+      </w:pPr>
+      <w:rPr>
+        <w:rFonts w:ascii="Wingdings" w:hAnsi="Wingdings" w:hint="default"/>
+        <w:sz w:val="20"/>
+      </w:rPr>
+    </w:lvl>
+    <w:lvl w:ilvl="5" w:tentative="1">
+      <w:start w:val="1"/>
+      <w:numFmt w:val="bullet"/>
+      <w:lvlText w:val=""/>
+      <w:lvlJc w:val="left"/>
+      <w:pPr>
+        <w:tabs>
+          <w:tab w:val="num" w:pos="4320"/>
+        </w:tabs>
+        <w:ind w:left="4320" w:hanging="360"/>
+      </w:pPr>
+      <w:rPr>
+        <w:rFonts w:ascii="Wingdings" w:hAnsi="Wingdings" w:hint="default"/>
+        <w:sz w:val="20"/>
+      </w:rPr>
+    </w:lvl>
+    <w:lvl w:ilvl="6" w:tentative="1">
+      <w:start w:val="1"/>
+      <w:numFmt w:val="bullet"/>
+      <w:lvlText w:val=""/>
+      <w:lvlJc w:val="left"/>
+      <w:pPr>
+        <w:tabs>
+          <w:tab w:val="num" w:pos="5040"/>
+        </w:tabs>
+        <w:ind w:left="5040" w:hanging="360"/>
+      </w:pPr>
+      <w:rPr>
+        <w:rFonts w:ascii="Wingdings" w:hAnsi="Wingdings" w:hint="default"/>
+        <w:sz w:val="20"/>
+      </w:rPr>
+    </w:lvl>
+    <w:lvl w:ilvl="7" w:tentative="1">
+      <w:start w:val="1"/>
+      <w:numFmt w:val="bullet"/>
+      <w:lvlText w:val=""/>
+      <w:lvlJc w:val="left"/>
+      <w:pPr>
+        <w:tabs>
+          <w:tab w:val="num" w:pos="5760"/>
+        </w:tabs>
+        <w:ind w:left="5760" w:hanging="360"/>
+      </w:pPr>
+      <w:rPr>
+        <w:rFonts w:ascii="Wingdings" w:hAnsi="Wingdings" w:hint="default"/>
+        <w:sz w:val="20"/>
+      </w:rPr>
+    </w:lvl>
+    <w:lvl w:ilvl="8" w:tentative="1">
+      <w:start w:val="1"/>
+      <w:numFmt w:val="bullet"/>
+      <w:lvlText w:val=""/>
+      <w:lvlJc w:val="left"/>
+      <w:pPr>
+        <w:tabs>
+          <w:tab w:val="num" w:pos="6480"/>
+        </w:tabs>
+        <w:ind w:left="6480" w:hanging="360"/>
+      </w:pPr>
+      <w:rPr>
+        <w:rFonts w:ascii="Wingdings" w:hAnsi="Wingdings" w:hint="default"/>
+        <w:sz w:val="20"/>
+      </w:rPr>
+    </w:lvl>
+  </w:abstractNum>
+  <w:abstractNum w:abstractNumId="13" w15:restartNumberingAfterBreak="0">
     <w:nsid w:val="2C0A41D1"/>
     <w:multiLevelType w:val="multilevel"/>
     <w:tmpl w:val="59324B9E"/>
@@ -3886,7 +8816,454 @@
       </w:rPr>
     </w:lvl>
   </w:abstractNum>
-  <w:abstractNum w:abstractNumId="8" w15:restartNumberingAfterBreak="0">
+  <w:abstractNum w:abstractNumId="14" w15:restartNumberingAfterBreak="0">
+    <w:nsid w:val="2C0C0AF6"/>
+    <w:multiLevelType w:val="multilevel"/>
+    <w:tmpl w:val="810871D4"/>
+    <w:lvl w:ilvl="0">
+      <w:start w:val="1"/>
+      <w:numFmt w:val="bullet"/>
+      <w:lvlText w:val=""/>
+      <w:lvlJc w:val="left"/>
+      <w:pPr>
+        <w:tabs>
+          <w:tab w:val="num" w:pos="720"/>
+        </w:tabs>
+        <w:ind w:left="720" w:hanging="360"/>
+      </w:pPr>
+      <w:rPr>
+        <w:rFonts w:ascii="Symbol" w:hAnsi="Symbol" w:hint="default"/>
+        <w:sz w:val="20"/>
+      </w:rPr>
+    </w:lvl>
+    <w:lvl w:ilvl="1" w:tentative="1">
+      <w:start w:val="1"/>
+      <w:numFmt w:val="bullet"/>
+      <w:lvlText w:val="o"/>
+      <w:lvlJc w:val="left"/>
+      <w:pPr>
+        <w:tabs>
+          <w:tab w:val="num" w:pos="1440"/>
+        </w:tabs>
+        <w:ind w:left="1440" w:hanging="360"/>
+      </w:pPr>
+      <w:rPr>
+        <w:rFonts w:ascii="Courier New" w:hAnsi="Courier New" w:hint="default"/>
+        <w:sz w:val="20"/>
+      </w:rPr>
+    </w:lvl>
+    <w:lvl w:ilvl="2" w:tentative="1">
+      <w:start w:val="1"/>
+      <w:numFmt w:val="bullet"/>
+      <w:lvlText w:val=""/>
+      <w:lvlJc w:val="left"/>
+      <w:pPr>
+        <w:tabs>
+          <w:tab w:val="num" w:pos="2160"/>
+        </w:tabs>
+        <w:ind w:left="2160" w:hanging="360"/>
+      </w:pPr>
+      <w:rPr>
+        <w:rFonts w:ascii="Wingdings" w:hAnsi="Wingdings" w:hint="default"/>
+        <w:sz w:val="20"/>
+      </w:rPr>
+    </w:lvl>
+    <w:lvl w:ilvl="3" w:tentative="1">
+      <w:start w:val="1"/>
+      <w:numFmt w:val="bullet"/>
+      <w:lvlText w:val=""/>
+      <w:lvlJc w:val="left"/>
+      <w:pPr>
+        <w:tabs>
+          <w:tab w:val="num" w:pos="2880"/>
+        </w:tabs>
+        <w:ind w:left="2880" w:hanging="360"/>
+      </w:pPr>
+      <w:rPr>
+        <w:rFonts w:ascii="Wingdings" w:hAnsi="Wingdings" w:hint="default"/>
+        <w:sz w:val="20"/>
+      </w:rPr>
+    </w:lvl>
+    <w:lvl w:ilvl="4" w:tentative="1">
+      <w:start w:val="1"/>
+      <w:numFmt w:val="bullet"/>
+      <w:lvlText w:val=""/>
+      <w:lvlJc w:val="left"/>
+      <w:pPr>
+        <w:tabs>
+          <w:tab w:val="num" w:pos="3600"/>
+        </w:tabs>
+        <w:ind w:left="3600" w:hanging="360"/>
+      </w:pPr>
+      <w:rPr>
+        <w:rFonts w:ascii="Wingdings" w:hAnsi="Wingdings" w:hint="default"/>
+        <w:sz w:val="20"/>
+      </w:rPr>
+    </w:lvl>
+    <w:lvl w:ilvl="5" w:tentative="1">
+      <w:start w:val="1"/>
+      <w:numFmt w:val="bullet"/>
+      <w:lvlText w:val=""/>
+      <w:lvlJc w:val="left"/>
+      <w:pPr>
+        <w:tabs>
+          <w:tab w:val="num" w:pos="4320"/>
+        </w:tabs>
+        <w:ind w:left="4320" w:hanging="360"/>
+      </w:pPr>
+      <w:rPr>
+        <w:rFonts w:ascii="Wingdings" w:hAnsi="Wingdings" w:hint="default"/>
+        <w:sz w:val="20"/>
+      </w:rPr>
+    </w:lvl>
+    <w:lvl w:ilvl="6" w:tentative="1">
+      <w:start w:val="1"/>
+      <w:numFmt w:val="bullet"/>
+      <w:lvlText w:val=""/>
+      <w:lvlJc w:val="left"/>
+      <w:pPr>
+        <w:tabs>
+          <w:tab w:val="num" w:pos="5040"/>
+        </w:tabs>
+        <w:ind w:left="5040" w:hanging="360"/>
+      </w:pPr>
+      <w:rPr>
+        <w:rFonts w:ascii="Wingdings" w:hAnsi="Wingdings" w:hint="default"/>
+        <w:sz w:val="20"/>
+      </w:rPr>
+    </w:lvl>
+    <w:lvl w:ilvl="7" w:tentative="1">
+      <w:start w:val="1"/>
+      <w:numFmt w:val="bullet"/>
+      <w:lvlText w:val=""/>
+      <w:lvlJc w:val="left"/>
+      <w:pPr>
+        <w:tabs>
+          <w:tab w:val="num" w:pos="5760"/>
+        </w:tabs>
+        <w:ind w:left="5760" w:hanging="360"/>
+      </w:pPr>
+      <w:rPr>
+        <w:rFonts w:ascii="Wingdings" w:hAnsi="Wingdings" w:hint="default"/>
+        <w:sz w:val="20"/>
+      </w:rPr>
+    </w:lvl>
+    <w:lvl w:ilvl="8" w:tentative="1">
+      <w:start w:val="1"/>
+      <w:numFmt w:val="bullet"/>
+      <w:lvlText w:val=""/>
+      <w:lvlJc w:val="left"/>
+      <w:pPr>
+        <w:tabs>
+          <w:tab w:val="num" w:pos="6480"/>
+        </w:tabs>
+        <w:ind w:left="6480" w:hanging="360"/>
+      </w:pPr>
+      <w:rPr>
+        <w:rFonts w:ascii="Wingdings" w:hAnsi="Wingdings" w:hint="default"/>
+        <w:sz w:val="20"/>
+      </w:rPr>
+    </w:lvl>
+  </w:abstractNum>
+  <w:abstractNum w:abstractNumId="15" w15:restartNumberingAfterBreak="0">
+    <w:nsid w:val="306B362A"/>
+    <w:multiLevelType w:val="multilevel"/>
+    <w:tmpl w:val="3F74A5C4"/>
+    <w:lvl w:ilvl="0">
+      <w:start w:val="1"/>
+      <w:numFmt w:val="bullet"/>
+      <w:lvlText w:val=""/>
+      <w:lvlJc w:val="left"/>
+      <w:pPr>
+        <w:tabs>
+          <w:tab w:val="num" w:pos="720"/>
+        </w:tabs>
+        <w:ind w:left="720" w:hanging="360"/>
+      </w:pPr>
+      <w:rPr>
+        <w:rFonts w:ascii="Symbol" w:hAnsi="Symbol" w:hint="default"/>
+        <w:sz w:val="20"/>
+      </w:rPr>
+    </w:lvl>
+    <w:lvl w:ilvl="1">
+      <w:start w:val="1"/>
+      <w:numFmt w:val="bullet"/>
+      <w:lvlText w:val="o"/>
+      <w:lvlJc w:val="left"/>
+      <w:pPr>
+        <w:tabs>
+          <w:tab w:val="num" w:pos="1440"/>
+        </w:tabs>
+        <w:ind w:left="1440" w:hanging="360"/>
+      </w:pPr>
+      <w:rPr>
+        <w:rFonts w:ascii="Courier New" w:hAnsi="Courier New" w:hint="default"/>
+        <w:sz w:val="20"/>
+      </w:rPr>
+    </w:lvl>
+    <w:lvl w:ilvl="2" w:tentative="1">
+      <w:start w:val="1"/>
+      <w:numFmt w:val="bullet"/>
+      <w:lvlText w:val=""/>
+      <w:lvlJc w:val="left"/>
+      <w:pPr>
+        <w:tabs>
+          <w:tab w:val="num" w:pos="2160"/>
+        </w:tabs>
+        <w:ind w:left="2160" w:hanging="360"/>
+      </w:pPr>
+      <w:rPr>
+        <w:rFonts w:ascii="Wingdings" w:hAnsi="Wingdings" w:hint="default"/>
+        <w:sz w:val="20"/>
+      </w:rPr>
+    </w:lvl>
+    <w:lvl w:ilvl="3" w:tentative="1">
+      <w:start w:val="1"/>
+      <w:numFmt w:val="bullet"/>
+      <w:lvlText w:val=""/>
+      <w:lvlJc w:val="left"/>
+      <w:pPr>
+        <w:tabs>
+          <w:tab w:val="num" w:pos="2880"/>
+        </w:tabs>
+        <w:ind w:left="2880" w:hanging="360"/>
+      </w:pPr>
+      <w:rPr>
+        <w:rFonts w:ascii="Wingdings" w:hAnsi="Wingdings" w:hint="default"/>
+        <w:sz w:val="20"/>
+      </w:rPr>
+    </w:lvl>
+    <w:lvl w:ilvl="4" w:tentative="1">
+      <w:start w:val="1"/>
+      <w:numFmt w:val="bullet"/>
+      <w:lvlText w:val=""/>
+      <w:lvlJc w:val="left"/>
+      <w:pPr>
+        <w:tabs>
+          <w:tab w:val="num" w:pos="3600"/>
+        </w:tabs>
+        <w:ind w:left="3600" w:hanging="360"/>
+      </w:pPr>
+      <w:rPr>
+        <w:rFonts w:ascii="Wingdings" w:hAnsi="Wingdings" w:hint="default"/>
+        <w:sz w:val="20"/>
+      </w:rPr>
+    </w:lvl>
+    <w:lvl w:ilvl="5" w:tentative="1">
+      <w:start w:val="1"/>
+      <w:numFmt w:val="bullet"/>
+      <w:lvlText w:val=""/>
+      <w:lvlJc w:val="left"/>
+      <w:pPr>
+        <w:tabs>
+          <w:tab w:val="num" w:pos="4320"/>
+        </w:tabs>
+        <w:ind w:left="4320" w:hanging="360"/>
+      </w:pPr>
+      <w:rPr>
+        <w:rFonts w:ascii="Wingdings" w:hAnsi="Wingdings" w:hint="default"/>
+        <w:sz w:val="20"/>
+      </w:rPr>
+    </w:lvl>
+    <w:lvl w:ilvl="6" w:tentative="1">
+      <w:start w:val="1"/>
+      <w:numFmt w:val="bullet"/>
+      <w:lvlText w:val=""/>
+      <w:lvlJc w:val="left"/>
+      <w:pPr>
+        <w:tabs>
+          <w:tab w:val="num" w:pos="5040"/>
+        </w:tabs>
+        <w:ind w:left="5040" w:hanging="360"/>
+      </w:pPr>
+      <w:rPr>
+        <w:rFonts w:ascii="Wingdings" w:hAnsi="Wingdings" w:hint="default"/>
+        <w:sz w:val="20"/>
+      </w:rPr>
+    </w:lvl>
+    <w:lvl w:ilvl="7" w:tentative="1">
+      <w:start w:val="1"/>
+      <w:numFmt w:val="bullet"/>
+      <w:lvlText w:val=""/>
+      <w:lvlJc w:val="left"/>
+      <w:pPr>
+        <w:tabs>
+          <w:tab w:val="num" w:pos="5760"/>
+        </w:tabs>
+        <w:ind w:left="5760" w:hanging="360"/>
+      </w:pPr>
+      <w:rPr>
+        <w:rFonts w:ascii="Wingdings" w:hAnsi="Wingdings" w:hint="default"/>
+        <w:sz w:val="20"/>
+      </w:rPr>
+    </w:lvl>
+    <w:lvl w:ilvl="8" w:tentative="1">
+      <w:start w:val="1"/>
+      <w:numFmt w:val="bullet"/>
+      <w:lvlText w:val=""/>
+      <w:lvlJc w:val="left"/>
+      <w:pPr>
+        <w:tabs>
+          <w:tab w:val="num" w:pos="6480"/>
+        </w:tabs>
+        <w:ind w:left="6480" w:hanging="360"/>
+      </w:pPr>
+      <w:rPr>
+        <w:rFonts w:ascii="Wingdings" w:hAnsi="Wingdings" w:hint="default"/>
+        <w:sz w:val="20"/>
+      </w:rPr>
+    </w:lvl>
+  </w:abstractNum>
+  <w:abstractNum w:abstractNumId="16" w15:restartNumberingAfterBreak="0">
+    <w:nsid w:val="32011592"/>
+    <w:multiLevelType w:val="multilevel"/>
+    <w:tmpl w:val="78D87098"/>
+    <w:lvl w:ilvl="0">
+      <w:start w:val="1"/>
+      <w:numFmt w:val="bullet"/>
+      <w:lvlText w:val=""/>
+      <w:lvlJc w:val="left"/>
+      <w:pPr>
+        <w:tabs>
+          <w:tab w:val="num" w:pos="720"/>
+        </w:tabs>
+        <w:ind w:left="720" w:hanging="360"/>
+      </w:pPr>
+      <w:rPr>
+        <w:rFonts w:ascii="Symbol" w:hAnsi="Symbol" w:hint="default"/>
+        <w:sz w:val="20"/>
+      </w:rPr>
+    </w:lvl>
+    <w:lvl w:ilvl="1">
+      <w:start w:val="1"/>
+      <w:numFmt w:val="bullet"/>
+      <w:lvlText w:val="o"/>
+      <w:lvlJc w:val="left"/>
+      <w:pPr>
+        <w:tabs>
+          <w:tab w:val="num" w:pos="1440"/>
+        </w:tabs>
+        <w:ind w:left="1440" w:hanging="360"/>
+      </w:pPr>
+      <w:rPr>
+        <w:rFonts w:ascii="Courier New" w:hAnsi="Courier New" w:hint="default"/>
+        <w:sz w:val="20"/>
+      </w:rPr>
+    </w:lvl>
+    <w:lvl w:ilvl="2" w:tentative="1">
+      <w:start w:val="1"/>
+      <w:numFmt w:val="bullet"/>
+      <w:lvlText w:val=""/>
+      <w:lvlJc w:val="left"/>
+      <w:pPr>
+        <w:tabs>
+          <w:tab w:val="num" w:pos="2160"/>
+        </w:tabs>
+        <w:ind w:left="2160" w:hanging="360"/>
+      </w:pPr>
+      <w:rPr>
+        <w:rFonts w:ascii="Wingdings" w:hAnsi="Wingdings" w:hint="default"/>
+        <w:sz w:val="20"/>
+      </w:rPr>
+    </w:lvl>
+    <w:lvl w:ilvl="3" w:tentative="1">
+      <w:start w:val="1"/>
+      <w:numFmt w:val="bullet"/>
+      <w:lvlText w:val=""/>
+      <w:lvlJc w:val="left"/>
+      <w:pPr>
+        <w:tabs>
+          <w:tab w:val="num" w:pos="2880"/>
+        </w:tabs>
+        <w:ind w:left="2880" w:hanging="360"/>
+      </w:pPr>
+      <w:rPr>
+        <w:rFonts w:ascii="Wingdings" w:hAnsi="Wingdings" w:hint="default"/>
+        <w:sz w:val="20"/>
+      </w:rPr>
+    </w:lvl>
+    <w:lvl w:ilvl="4" w:tentative="1">
+      <w:start w:val="1"/>
+      <w:numFmt w:val="bullet"/>
+      <w:lvlText w:val=""/>
+      <w:lvlJc w:val="left"/>
+      <w:pPr>
+        <w:tabs>
+          <w:tab w:val="num" w:pos="3600"/>
+        </w:tabs>
+        <w:ind w:left="3600" w:hanging="360"/>
+      </w:pPr>
+      <w:rPr>
+        <w:rFonts w:ascii="Wingdings" w:hAnsi="Wingdings" w:hint="default"/>
+        <w:sz w:val="20"/>
+      </w:rPr>
+    </w:lvl>
+    <w:lvl w:ilvl="5" w:tentative="1">
+      <w:start w:val="1"/>
+      <w:numFmt w:val="bullet"/>
+      <w:lvlText w:val=""/>
+      <w:lvlJc w:val="left"/>
+      <w:pPr>
+        <w:tabs>
+          <w:tab w:val="num" w:pos="4320"/>
+        </w:tabs>
+        <w:ind w:left="4320" w:hanging="360"/>
+      </w:pPr>
+      <w:rPr>
+        <w:rFonts w:ascii="Wingdings" w:hAnsi="Wingdings" w:hint="default"/>
+        <w:sz w:val="20"/>
+      </w:rPr>
+    </w:lvl>
+    <w:lvl w:ilvl="6" w:tentative="1">
+      <w:start w:val="1"/>
+      <w:numFmt w:val="bullet"/>
+      <w:lvlText w:val=""/>
+      <w:lvlJc w:val="left"/>
+      <w:pPr>
+        <w:tabs>
+          <w:tab w:val="num" w:pos="5040"/>
+        </w:tabs>
+        <w:ind w:left="5040" w:hanging="360"/>
+      </w:pPr>
+      <w:rPr>
+        <w:rFonts w:ascii="Wingdings" w:hAnsi="Wingdings" w:hint="default"/>
+        <w:sz w:val="20"/>
+      </w:rPr>
+    </w:lvl>
+    <w:lvl w:ilvl="7" w:tentative="1">
+      <w:start w:val="1"/>
+      <w:numFmt w:val="bullet"/>
+      <w:lvlText w:val=""/>
+      <w:lvlJc w:val="left"/>
+      <w:pPr>
+        <w:tabs>
+          <w:tab w:val="num" w:pos="5760"/>
+        </w:tabs>
+        <w:ind w:left="5760" w:hanging="360"/>
+      </w:pPr>
+      <w:rPr>
+        <w:rFonts w:ascii="Wingdings" w:hAnsi="Wingdings" w:hint="default"/>
+        <w:sz w:val="20"/>
+      </w:rPr>
+    </w:lvl>
+    <w:lvl w:ilvl="8" w:tentative="1">
+      <w:start w:val="1"/>
+      <w:numFmt w:val="bullet"/>
+      <w:lvlText w:val=""/>
+      <w:lvlJc w:val="left"/>
+      <w:pPr>
+        <w:tabs>
+          <w:tab w:val="num" w:pos="6480"/>
+        </w:tabs>
+        <w:ind w:left="6480" w:hanging="360"/>
+      </w:pPr>
+      <w:rPr>
+        <w:rFonts w:ascii="Wingdings" w:hAnsi="Wingdings" w:hint="default"/>
+        <w:sz w:val="20"/>
+      </w:rPr>
+    </w:lvl>
+  </w:abstractNum>
+  <w:abstractNum w:abstractNumId="17" w15:restartNumberingAfterBreak="0">
     <w:nsid w:val="324004E1"/>
     <w:multiLevelType w:val="multilevel"/>
     <w:tmpl w:val="CB04F574"/>
@@ -4035,7 +9412,156 @@
       </w:rPr>
     </w:lvl>
   </w:abstractNum>
-  <w:abstractNum w:abstractNumId="9" w15:restartNumberingAfterBreak="0">
+  <w:abstractNum w:abstractNumId="18" w15:restartNumberingAfterBreak="0">
+    <w:nsid w:val="35123767"/>
+    <w:multiLevelType w:val="multilevel"/>
+    <w:tmpl w:val="306CE454"/>
+    <w:lvl w:ilvl="0">
+      <w:start w:val="1"/>
+      <w:numFmt w:val="bullet"/>
+      <w:lvlText w:val=""/>
+      <w:lvlJc w:val="left"/>
+      <w:pPr>
+        <w:tabs>
+          <w:tab w:val="num" w:pos="720"/>
+        </w:tabs>
+        <w:ind w:left="720" w:hanging="360"/>
+      </w:pPr>
+      <w:rPr>
+        <w:rFonts w:ascii="Symbol" w:hAnsi="Symbol" w:hint="default"/>
+        <w:sz w:val="20"/>
+      </w:rPr>
+    </w:lvl>
+    <w:lvl w:ilvl="1" w:tentative="1">
+      <w:start w:val="1"/>
+      <w:numFmt w:val="bullet"/>
+      <w:lvlText w:val="o"/>
+      <w:lvlJc w:val="left"/>
+      <w:pPr>
+        <w:tabs>
+          <w:tab w:val="num" w:pos="1440"/>
+        </w:tabs>
+        <w:ind w:left="1440" w:hanging="360"/>
+      </w:pPr>
+      <w:rPr>
+        <w:rFonts w:ascii="Courier New" w:hAnsi="Courier New" w:hint="default"/>
+        <w:sz w:val="20"/>
+      </w:rPr>
+    </w:lvl>
+    <w:lvl w:ilvl="2" w:tentative="1">
+      <w:start w:val="1"/>
+      <w:numFmt w:val="bullet"/>
+      <w:lvlText w:val=""/>
+      <w:lvlJc w:val="left"/>
+      <w:pPr>
+        <w:tabs>
+          <w:tab w:val="num" w:pos="2160"/>
+        </w:tabs>
+        <w:ind w:left="2160" w:hanging="360"/>
+      </w:pPr>
+      <w:rPr>
+        <w:rFonts w:ascii="Wingdings" w:hAnsi="Wingdings" w:hint="default"/>
+        <w:sz w:val="20"/>
+      </w:rPr>
+    </w:lvl>
+    <w:lvl w:ilvl="3" w:tentative="1">
+      <w:start w:val="1"/>
+      <w:numFmt w:val="bullet"/>
+      <w:lvlText w:val=""/>
+      <w:lvlJc w:val="left"/>
+      <w:pPr>
+        <w:tabs>
+          <w:tab w:val="num" w:pos="2880"/>
+        </w:tabs>
+        <w:ind w:left="2880" w:hanging="360"/>
+      </w:pPr>
+      <w:rPr>
+        <w:rFonts w:ascii="Wingdings" w:hAnsi="Wingdings" w:hint="default"/>
+        <w:sz w:val="20"/>
+      </w:rPr>
+    </w:lvl>
+    <w:lvl w:ilvl="4" w:tentative="1">
+      <w:start w:val="1"/>
+      <w:numFmt w:val="bullet"/>
+      <w:lvlText w:val=""/>
+      <w:lvlJc w:val="left"/>
+      <w:pPr>
+        <w:tabs>
+          <w:tab w:val="num" w:pos="3600"/>
+        </w:tabs>
+        <w:ind w:left="3600" w:hanging="360"/>
+      </w:pPr>
+      <w:rPr>
+        <w:rFonts w:ascii="Wingdings" w:hAnsi="Wingdings" w:hint="default"/>
+        <w:sz w:val="20"/>
+      </w:rPr>
+    </w:lvl>
+    <w:lvl w:ilvl="5" w:tentative="1">
+      <w:start w:val="1"/>
+      <w:numFmt w:val="bullet"/>
+      <w:lvlText w:val=""/>
+      <w:lvlJc w:val="left"/>
+      <w:pPr>
+        <w:tabs>
+          <w:tab w:val="num" w:pos="4320"/>
+        </w:tabs>
+        <w:ind w:left="4320" w:hanging="360"/>
+      </w:pPr>
+      <w:rPr>
+        <w:rFonts w:ascii="Wingdings" w:hAnsi="Wingdings" w:hint="default"/>
+        <w:sz w:val="20"/>
+      </w:rPr>
+    </w:lvl>
+    <w:lvl w:ilvl="6" w:tentative="1">
+      <w:start w:val="1"/>
+      <w:numFmt w:val="bullet"/>
+      <w:lvlText w:val=""/>
+      <w:lvlJc w:val="left"/>
+      <w:pPr>
+        <w:tabs>
+          <w:tab w:val="num" w:pos="5040"/>
+        </w:tabs>
+        <w:ind w:left="5040" w:hanging="360"/>
+      </w:pPr>
+      <w:rPr>
+        <w:rFonts w:ascii="Wingdings" w:hAnsi="Wingdings" w:hint="default"/>
+        <w:sz w:val="20"/>
+      </w:rPr>
+    </w:lvl>
+    <w:lvl w:ilvl="7" w:tentative="1">
+      <w:start w:val="1"/>
+      <w:numFmt w:val="bullet"/>
+      <w:lvlText w:val=""/>
+      <w:lvlJc w:val="left"/>
+      <w:pPr>
+        <w:tabs>
+          <w:tab w:val="num" w:pos="5760"/>
+        </w:tabs>
+        <w:ind w:left="5760" w:hanging="360"/>
+      </w:pPr>
+      <w:rPr>
+        <w:rFonts w:ascii="Wingdings" w:hAnsi="Wingdings" w:hint="default"/>
+        <w:sz w:val="20"/>
+      </w:rPr>
+    </w:lvl>
+    <w:lvl w:ilvl="8" w:tentative="1">
+      <w:start w:val="1"/>
+      <w:numFmt w:val="bullet"/>
+      <w:lvlText w:val=""/>
+      <w:lvlJc w:val="left"/>
+      <w:pPr>
+        <w:tabs>
+          <w:tab w:val="num" w:pos="6480"/>
+        </w:tabs>
+        <w:ind w:left="6480" w:hanging="360"/>
+      </w:pPr>
+      <w:rPr>
+        <w:rFonts w:ascii="Wingdings" w:hAnsi="Wingdings" w:hint="default"/>
+        <w:sz w:val="20"/>
+      </w:rPr>
+    </w:lvl>
+  </w:abstractNum>
+  <w:abstractNum w:abstractNumId="19" w15:restartNumberingAfterBreak="0">
     <w:nsid w:val="3D273D08"/>
     <w:multiLevelType w:val="multilevel"/>
     <w:tmpl w:val="140A04D2"/>
@@ -4184,7 +9710,7 @@
       </w:rPr>
     </w:lvl>
   </w:abstractNum>
-  <w:abstractNum w:abstractNumId="10" w15:restartNumberingAfterBreak="0">
+  <w:abstractNum w:abstractNumId="20" w15:restartNumberingAfterBreak="0">
     <w:nsid w:val="3DD5519A"/>
     <w:multiLevelType w:val="multilevel"/>
     <w:tmpl w:val="8D84A4E6"/>
@@ -4333,7 +9859,156 @@
       </w:rPr>
     </w:lvl>
   </w:abstractNum>
-  <w:abstractNum w:abstractNumId="11" w15:restartNumberingAfterBreak="0">
+  <w:abstractNum w:abstractNumId="21" w15:restartNumberingAfterBreak="0">
+    <w:nsid w:val="41744C29"/>
+    <w:multiLevelType w:val="multilevel"/>
+    <w:tmpl w:val="F5CC1C4A"/>
+    <w:lvl w:ilvl="0">
+      <w:start w:val="1"/>
+      <w:numFmt w:val="bullet"/>
+      <w:lvlText w:val=""/>
+      <w:lvlJc w:val="left"/>
+      <w:pPr>
+        <w:tabs>
+          <w:tab w:val="num" w:pos="720"/>
+        </w:tabs>
+        <w:ind w:left="720" w:hanging="360"/>
+      </w:pPr>
+      <w:rPr>
+        <w:rFonts w:ascii="Symbol" w:hAnsi="Symbol" w:hint="default"/>
+        <w:sz w:val="20"/>
+      </w:rPr>
+    </w:lvl>
+    <w:lvl w:ilvl="1" w:tentative="1">
+      <w:start w:val="1"/>
+      <w:numFmt w:val="bullet"/>
+      <w:lvlText w:val="o"/>
+      <w:lvlJc w:val="left"/>
+      <w:pPr>
+        <w:tabs>
+          <w:tab w:val="num" w:pos="1440"/>
+        </w:tabs>
+        <w:ind w:left="1440" w:hanging="360"/>
+      </w:pPr>
+      <w:rPr>
+        <w:rFonts w:ascii="Courier New" w:hAnsi="Courier New" w:hint="default"/>
+        <w:sz w:val="20"/>
+      </w:rPr>
+    </w:lvl>
+    <w:lvl w:ilvl="2" w:tentative="1">
+      <w:start w:val="1"/>
+      <w:numFmt w:val="bullet"/>
+      <w:lvlText w:val=""/>
+      <w:lvlJc w:val="left"/>
+      <w:pPr>
+        <w:tabs>
+          <w:tab w:val="num" w:pos="2160"/>
+        </w:tabs>
+        <w:ind w:left="2160" w:hanging="360"/>
+      </w:pPr>
+      <w:rPr>
+        <w:rFonts w:ascii="Wingdings" w:hAnsi="Wingdings" w:hint="default"/>
+        <w:sz w:val="20"/>
+      </w:rPr>
+    </w:lvl>
+    <w:lvl w:ilvl="3" w:tentative="1">
+      <w:start w:val="1"/>
+      <w:numFmt w:val="bullet"/>
+      <w:lvlText w:val=""/>
+      <w:lvlJc w:val="left"/>
+      <w:pPr>
+        <w:tabs>
+          <w:tab w:val="num" w:pos="2880"/>
+        </w:tabs>
+        <w:ind w:left="2880" w:hanging="360"/>
+      </w:pPr>
+      <w:rPr>
+        <w:rFonts w:ascii="Wingdings" w:hAnsi="Wingdings" w:hint="default"/>
+        <w:sz w:val="20"/>
+      </w:rPr>
+    </w:lvl>
+    <w:lvl w:ilvl="4" w:tentative="1">
+      <w:start w:val="1"/>
+      <w:numFmt w:val="bullet"/>
+      <w:lvlText w:val=""/>
+      <w:lvlJc w:val="left"/>
+      <w:pPr>
+        <w:tabs>
+          <w:tab w:val="num" w:pos="3600"/>
+        </w:tabs>
+        <w:ind w:left="3600" w:hanging="360"/>
+      </w:pPr>
+      <w:rPr>
+        <w:rFonts w:ascii="Wingdings" w:hAnsi="Wingdings" w:hint="default"/>
+        <w:sz w:val="20"/>
+      </w:rPr>
+    </w:lvl>
+    <w:lvl w:ilvl="5" w:tentative="1">
+      <w:start w:val="1"/>
+      <w:numFmt w:val="bullet"/>
+      <w:lvlText w:val=""/>
+      <w:lvlJc w:val="left"/>
+      <w:pPr>
+        <w:tabs>
+          <w:tab w:val="num" w:pos="4320"/>
+        </w:tabs>
+        <w:ind w:left="4320" w:hanging="360"/>
+      </w:pPr>
+      <w:rPr>
+        <w:rFonts w:ascii="Wingdings" w:hAnsi="Wingdings" w:hint="default"/>
+        <w:sz w:val="20"/>
+      </w:rPr>
+    </w:lvl>
+    <w:lvl w:ilvl="6" w:tentative="1">
+      <w:start w:val="1"/>
+      <w:numFmt w:val="bullet"/>
+      <w:lvlText w:val=""/>
+      <w:lvlJc w:val="left"/>
+      <w:pPr>
+        <w:tabs>
+          <w:tab w:val="num" w:pos="5040"/>
+        </w:tabs>
+        <w:ind w:left="5040" w:hanging="360"/>
+      </w:pPr>
+      <w:rPr>
+        <w:rFonts w:ascii="Wingdings" w:hAnsi="Wingdings" w:hint="default"/>
+        <w:sz w:val="20"/>
+      </w:rPr>
+    </w:lvl>
+    <w:lvl w:ilvl="7" w:tentative="1">
+      <w:start w:val="1"/>
+      <w:numFmt w:val="bullet"/>
+      <w:lvlText w:val=""/>
+      <w:lvlJc w:val="left"/>
+      <w:pPr>
+        <w:tabs>
+          <w:tab w:val="num" w:pos="5760"/>
+        </w:tabs>
+        <w:ind w:left="5760" w:hanging="360"/>
+      </w:pPr>
+      <w:rPr>
+        <w:rFonts w:ascii="Wingdings" w:hAnsi="Wingdings" w:hint="default"/>
+        <w:sz w:val="20"/>
+      </w:rPr>
+    </w:lvl>
+    <w:lvl w:ilvl="8" w:tentative="1">
+      <w:start w:val="1"/>
+      <w:numFmt w:val="bullet"/>
+      <w:lvlText w:val=""/>
+      <w:lvlJc w:val="left"/>
+      <w:pPr>
+        <w:tabs>
+          <w:tab w:val="num" w:pos="6480"/>
+        </w:tabs>
+        <w:ind w:left="6480" w:hanging="360"/>
+      </w:pPr>
+      <w:rPr>
+        <w:rFonts w:ascii="Wingdings" w:hAnsi="Wingdings" w:hint="default"/>
+        <w:sz w:val="20"/>
+      </w:rPr>
+    </w:lvl>
+  </w:abstractNum>
+  <w:abstractNum w:abstractNumId="22" w15:restartNumberingAfterBreak="0">
     <w:nsid w:val="42F16765"/>
     <w:multiLevelType w:val="multilevel"/>
     <w:tmpl w:val="9078C460"/>
@@ -4482,7 +10157,156 @@
       </w:rPr>
     </w:lvl>
   </w:abstractNum>
-  <w:abstractNum w:abstractNumId="12" w15:restartNumberingAfterBreak="0">
+  <w:abstractNum w:abstractNumId="23" w15:restartNumberingAfterBreak="0">
+    <w:nsid w:val="4D544667"/>
+    <w:multiLevelType w:val="multilevel"/>
+    <w:tmpl w:val="50EC0492"/>
+    <w:lvl w:ilvl="0">
+      <w:start w:val="1"/>
+      <w:numFmt w:val="bullet"/>
+      <w:lvlText w:val=""/>
+      <w:lvlJc w:val="left"/>
+      <w:pPr>
+        <w:tabs>
+          <w:tab w:val="num" w:pos="720"/>
+        </w:tabs>
+        <w:ind w:left="720" w:hanging="360"/>
+      </w:pPr>
+      <w:rPr>
+        <w:rFonts w:ascii="Symbol" w:hAnsi="Symbol" w:hint="default"/>
+        <w:sz w:val="20"/>
+      </w:rPr>
+    </w:lvl>
+    <w:lvl w:ilvl="1" w:tentative="1">
+      <w:start w:val="1"/>
+      <w:numFmt w:val="bullet"/>
+      <w:lvlText w:val="o"/>
+      <w:lvlJc w:val="left"/>
+      <w:pPr>
+        <w:tabs>
+          <w:tab w:val="num" w:pos="1440"/>
+        </w:tabs>
+        <w:ind w:left="1440" w:hanging="360"/>
+      </w:pPr>
+      <w:rPr>
+        <w:rFonts w:ascii="Courier New" w:hAnsi="Courier New" w:hint="default"/>
+        <w:sz w:val="20"/>
+      </w:rPr>
+    </w:lvl>
+    <w:lvl w:ilvl="2" w:tentative="1">
+      <w:start w:val="1"/>
+      <w:numFmt w:val="bullet"/>
+      <w:lvlText w:val=""/>
+      <w:lvlJc w:val="left"/>
+      <w:pPr>
+        <w:tabs>
+          <w:tab w:val="num" w:pos="2160"/>
+        </w:tabs>
+        <w:ind w:left="2160" w:hanging="360"/>
+      </w:pPr>
+      <w:rPr>
+        <w:rFonts w:ascii="Wingdings" w:hAnsi="Wingdings" w:hint="default"/>
+        <w:sz w:val="20"/>
+      </w:rPr>
+    </w:lvl>
+    <w:lvl w:ilvl="3" w:tentative="1">
+      <w:start w:val="1"/>
+      <w:numFmt w:val="bullet"/>
+      <w:lvlText w:val=""/>
+      <w:lvlJc w:val="left"/>
+      <w:pPr>
+        <w:tabs>
+          <w:tab w:val="num" w:pos="2880"/>
+        </w:tabs>
+        <w:ind w:left="2880" w:hanging="360"/>
+      </w:pPr>
+      <w:rPr>
+        <w:rFonts w:ascii="Wingdings" w:hAnsi="Wingdings" w:hint="default"/>
+        <w:sz w:val="20"/>
+      </w:rPr>
+    </w:lvl>
+    <w:lvl w:ilvl="4" w:tentative="1">
+      <w:start w:val="1"/>
+      <w:numFmt w:val="bullet"/>
+      <w:lvlText w:val=""/>
+      <w:lvlJc w:val="left"/>
+      <w:pPr>
+        <w:tabs>
+          <w:tab w:val="num" w:pos="3600"/>
+        </w:tabs>
+        <w:ind w:left="3600" w:hanging="360"/>
+      </w:pPr>
+      <w:rPr>
+        <w:rFonts w:ascii="Wingdings" w:hAnsi="Wingdings" w:hint="default"/>
+        <w:sz w:val="20"/>
+      </w:rPr>
+    </w:lvl>
+    <w:lvl w:ilvl="5" w:tentative="1">
+      <w:start w:val="1"/>
+      <w:numFmt w:val="bullet"/>
+      <w:lvlText w:val=""/>
+      <w:lvlJc w:val="left"/>
+      <w:pPr>
+        <w:tabs>
+          <w:tab w:val="num" w:pos="4320"/>
+        </w:tabs>
+        <w:ind w:left="4320" w:hanging="360"/>
+      </w:pPr>
+      <w:rPr>
+        <w:rFonts w:ascii="Wingdings" w:hAnsi="Wingdings" w:hint="default"/>
+        <w:sz w:val="20"/>
+      </w:rPr>
+    </w:lvl>
+    <w:lvl w:ilvl="6" w:tentative="1">
+      <w:start w:val="1"/>
+      <w:numFmt w:val="bullet"/>
+      <w:lvlText w:val=""/>
+      <w:lvlJc w:val="left"/>
+      <w:pPr>
+        <w:tabs>
+          <w:tab w:val="num" w:pos="5040"/>
+        </w:tabs>
+        <w:ind w:left="5040" w:hanging="360"/>
+      </w:pPr>
+      <w:rPr>
+        <w:rFonts w:ascii="Wingdings" w:hAnsi="Wingdings" w:hint="default"/>
+        <w:sz w:val="20"/>
+      </w:rPr>
+    </w:lvl>
+    <w:lvl w:ilvl="7" w:tentative="1">
+      <w:start w:val="1"/>
+      <w:numFmt w:val="bullet"/>
+      <w:lvlText w:val=""/>
+      <w:lvlJc w:val="left"/>
+      <w:pPr>
+        <w:tabs>
+          <w:tab w:val="num" w:pos="5760"/>
+        </w:tabs>
+        <w:ind w:left="5760" w:hanging="360"/>
+      </w:pPr>
+      <w:rPr>
+        <w:rFonts w:ascii="Wingdings" w:hAnsi="Wingdings" w:hint="default"/>
+        <w:sz w:val="20"/>
+      </w:rPr>
+    </w:lvl>
+    <w:lvl w:ilvl="8" w:tentative="1">
+      <w:start w:val="1"/>
+      <w:numFmt w:val="bullet"/>
+      <w:lvlText w:val=""/>
+      <w:lvlJc w:val="left"/>
+      <w:pPr>
+        <w:tabs>
+          <w:tab w:val="num" w:pos="6480"/>
+        </w:tabs>
+        <w:ind w:left="6480" w:hanging="360"/>
+      </w:pPr>
+      <w:rPr>
+        <w:rFonts w:ascii="Wingdings" w:hAnsi="Wingdings" w:hint="default"/>
+        <w:sz w:val="20"/>
+      </w:rPr>
+    </w:lvl>
+  </w:abstractNum>
+  <w:abstractNum w:abstractNumId="24" w15:restartNumberingAfterBreak="0">
     <w:nsid w:val="53AE7F55"/>
     <w:multiLevelType w:val="multilevel"/>
     <w:tmpl w:val="4628EC6C"/>
@@ -4631,7 +10455,7 @@
       </w:rPr>
     </w:lvl>
   </w:abstractNum>
-  <w:abstractNum w:abstractNumId="13" w15:restartNumberingAfterBreak="0">
+  <w:abstractNum w:abstractNumId="25" w15:restartNumberingAfterBreak="0">
     <w:nsid w:val="558F0E1F"/>
     <w:multiLevelType w:val="multilevel"/>
     <w:tmpl w:val="F0267CCC"/>
@@ -4780,7 +10604,7 @@
       </w:rPr>
     </w:lvl>
   </w:abstractNum>
-  <w:abstractNum w:abstractNumId="14" w15:restartNumberingAfterBreak="0">
+  <w:abstractNum w:abstractNumId="26" w15:restartNumberingAfterBreak="0">
     <w:nsid w:val="63FA45E4"/>
     <w:multiLevelType w:val="multilevel"/>
     <w:tmpl w:val="0EC87730"/>
@@ -4929,7 +10753,603 @@
       </w:rPr>
     </w:lvl>
   </w:abstractNum>
-  <w:abstractNum w:abstractNumId="15" w15:restartNumberingAfterBreak="0">
+  <w:abstractNum w:abstractNumId="27" w15:restartNumberingAfterBreak="0">
+    <w:nsid w:val="67284618"/>
+    <w:multiLevelType w:val="multilevel"/>
+    <w:tmpl w:val="B63E1A86"/>
+    <w:lvl w:ilvl="0">
+      <w:start w:val="1"/>
+      <w:numFmt w:val="bullet"/>
+      <w:lvlText w:val=""/>
+      <w:lvlJc w:val="left"/>
+      <w:pPr>
+        <w:tabs>
+          <w:tab w:val="num" w:pos="720"/>
+        </w:tabs>
+        <w:ind w:left="720" w:hanging="360"/>
+      </w:pPr>
+      <w:rPr>
+        <w:rFonts w:ascii="Symbol" w:hAnsi="Symbol" w:hint="default"/>
+        <w:sz w:val="20"/>
+      </w:rPr>
+    </w:lvl>
+    <w:lvl w:ilvl="1">
+      <w:start w:val="1"/>
+      <w:numFmt w:val="bullet"/>
+      <w:lvlText w:val="o"/>
+      <w:lvlJc w:val="left"/>
+      <w:pPr>
+        <w:tabs>
+          <w:tab w:val="num" w:pos="1440"/>
+        </w:tabs>
+        <w:ind w:left="1440" w:hanging="360"/>
+      </w:pPr>
+      <w:rPr>
+        <w:rFonts w:ascii="Courier New" w:hAnsi="Courier New" w:hint="default"/>
+        <w:sz w:val="20"/>
+      </w:rPr>
+    </w:lvl>
+    <w:lvl w:ilvl="2" w:tentative="1">
+      <w:start w:val="1"/>
+      <w:numFmt w:val="bullet"/>
+      <w:lvlText w:val=""/>
+      <w:lvlJc w:val="left"/>
+      <w:pPr>
+        <w:tabs>
+          <w:tab w:val="num" w:pos="2160"/>
+        </w:tabs>
+        <w:ind w:left="2160" w:hanging="360"/>
+      </w:pPr>
+      <w:rPr>
+        <w:rFonts w:ascii="Wingdings" w:hAnsi="Wingdings" w:hint="default"/>
+        <w:sz w:val="20"/>
+      </w:rPr>
+    </w:lvl>
+    <w:lvl w:ilvl="3" w:tentative="1">
+      <w:start w:val="1"/>
+      <w:numFmt w:val="bullet"/>
+      <w:lvlText w:val=""/>
+      <w:lvlJc w:val="left"/>
+      <w:pPr>
+        <w:tabs>
+          <w:tab w:val="num" w:pos="2880"/>
+        </w:tabs>
+        <w:ind w:left="2880" w:hanging="360"/>
+      </w:pPr>
+      <w:rPr>
+        <w:rFonts w:ascii="Wingdings" w:hAnsi="Wingdings" w:hint="default"/>
+        <w:sz w:val="20"/>
+      </w:rPr>
+    </w:lvl>
+    <w:lvl w:ilvl="4" w:tentative="1">
+      <w:start w:val="1"/>
+      <w:numFmt w:val="bullet"/>
+      <w:lvlText w:val=""/>
+      <w:lvlJc w:val="left"/>
+      <w:pPr>
+        <w:tabs>
+          <w:tab w:val="num" w:pos="3600"/>
+        </w:tabs>
+        <w:ind w:left="3600" w:hanging="360"/>
+      </w:pPr>
+      <w:rPr>
+        <w:rFonts w:ascii="Wingdings" w:hAnsi="Wingdings" w:hint="default"/>
+        <w:sz w:val="20"/>
+      </w:rPr>
+    </w:lvl>
+    <w:lvl w:ilvl="5" w:tentative="1">
+      <w:start w:val="1"/>
+      <w:numFmt w:val="bullet"/>
+      <w:lvlText w:val=""/>
+      <w:lvlJc w:val="left"/>
+      <w:pPr>
+        <w:tabs>
+          <w:tab w:val="num" w:pos="4320"/>
+        </w:tabs>
+        <w:ind w:left="4320" w:hanging="360"/>
+      </w:pPr>
+      <w:rPr>
+        <w:rFonts w:ascii="Wingdings" w:hAnsi="Wingdings" w:hint="default"/>
+        <w:sz w:val="20"/>
+      </w:rPr>
+    </w:lvl>
+    <w:lvl w:ilvl="6" w:tentative="1">
+      <w:start w:val="1"/>
+      <w:numFmt w:val="bullet"/>
+      <w:lvlText w:val=""/>
+      <w:lvlJc w:val="left"/>
+      <w:pPr>
+        <w:tabs>
+          <w:tab w:val="num" w:pos="5040"/>
+        </w:tabs>
+        <w:ind w:left="5040" w:hanging="360"/>
+      </w:pPr>
+      <w:rPr>
+        <w:rFonts w:ascii="Wingdings" w:hAnsi="Wingdings" w:hint="default"/>
+        <w:sz w:val="20"/>
+      </w:rPr>
+    </w:lvl>
+    <w:lvl w:ilvl="7" w:tentative="1">
+      <w:start w:val="1"/>
+      <w:numFmt w:val="bullet"/>
+      <w:lvlText w:val=""/>
+      <w:lvlJc w:val="left"/>
+      <w:pPr>
+        <w:tabs>
+          <w:tab w:val="num" w:pos="5760"/>
+        </w:tabs>
+        <w:ind w:left="5760" w:hanging="360"/>
+      </w:pPr>
+      <w:rPr>
+        <w:rFonts w:ascii="Wingdings" w:hAnsi="Wingdings" w:hint="default"/>
+        <w:sz w:val="20"/>
+      </w:rPr>
+    </w:lvl>
+    <w:lvl w:ilvl="8" w:tentative="1">
+      <w:start w:val="1"/>
+      <w:numFmt w:val="bullet"/>
+      <w:lvlText w:val=""/>
+      <w:lvlJc w:val="left"/>
+      <w:pPr>
+        <w:tabs>
+          <w:tab w:val="num" w:pos="6480"/>
+        </w:tabs>
+        <w:ind w:left="6480" w:hanging="360"/>
+      </w:pPr>
+      <w:rPr>
+        <w:rFonts w:ascii="Wingdings" w:hAnsi="Wingdings" w:hint="default"/>
+        <w:sz w:val="20"/>
+      </w:rPr>
+    </w:lvl>
+  </w:abstractNum>
+  <w:abstractNum w:abstractNumId="28" w15:restartNumberingAfterBreak="0">
+    <w:nsid w:val="682C3C58"/>
+    <w:multiLevelType w:val="multilevel"/>
+    <w:tmpl w:val="8FC62B3A"/>
+    <w:lvl w:ilvl="0">
+      <w:start w:val="1"/>
+      <w:numFmt w:val="bullet"/>
+      <w:lvlText w:val=""/>
+      <w:lvlJc w:val="left"/>
+      <w:pPr>
+        <w:tabs>
+          <w:tab w:val="num" w:pos="720"/>
+        </w:tabs>
+        <w:ind w:left="720" w:hanging="360"/>
+      </w:pPr>
+      <w:rPr>
+        <w:rFonts w:ascii="Symbol" w:hAnsi="Symbol" w:hint="default"/>
+        <w:sz w:val="20"/>
+      </w:rPr>
+    </w:lvl>
+    <w:lvl w:ilvl="1" w:tentative="1">
+      <w:start w:val="1"/>
+      <w:numFmt w:val="bullet"/>
+      <w:lvlText w:val="o"/>
+      <w:lvlJc w:val="left"/>
+      <w:pPr>
+        <w:tabs>
+          <w:tab w:val="num" w:pos="1440"/>
+        </w:tabs>
+        <w:ind w:left="1440" w:hanging="360"/>
+      </w:pPr>
+      <w:rPr>
+        <w:rFonts w:ascii="Courier New" w:hAnsi="Courier New" w:hint="default"/>
+        <w:sz w:val="20"/>
+      </w:rPr>
+    </w:lvl>
+    <w:lvl w:ilvl="2" w:tentative="1">
+      <w:start w:val="1"/>
+      <w:numFmt w:val="bullet"/>
+      <w:lvlText w:val=""/>
+      <w:lvlJc w:val="left"/>
+      <w:pPr>
+        <w:tabs>
+          <w:tab w:val="num" w:pos="2160"/>
+        </w:tabs>
+        <w:ind w:left="2160" w:hanging="360"/>
+      </w:pPr>
+      <w:rPr>
+        <w:rFonts w:ascii="Wingdings" w:hAnsi="Wingdings" w:hint="default"/>
+        <w:sz w:val="20"/>
+      </w:rPr>
+    </w:lvl>
+    <w:lvl w:ilvl="3" w:tentative="1">
+      <w:start w:val="1"/>
+      <w:numFmt w:val="bullet"/>
+      <w:lvlText w:val=""/>
+      <w:lvlJc w:val="left"/>
+      <w:pPr>
+        <w:tabs>
+          <w:tab w:val="num" w:pos="2880"/>
+        </w:tabs>
+        <w:ind w:left="2880" w:hanging="360"/>
+      </w:pPr>
+      <w:rPr>
+        <w:rFonts w:ascii="Wingdings" w:hAnsi="Wingdings" w:hint="default"/>
+        <w:sz w:val="20"/>
+      </w:rPr>
+    </w:lvl>
+    <w:lvl w:ilvl="4" w:tentative="1">
+      <w:start w:val="1"/>
+      <w:numFmt w:val="bullet"/>
+      <w:lvlText w:val=""/>
+      <w:lvlJc w:val="left"/>
+      <w:pPr>
+        <w:tabs>
+          <w:tab w:val="num" w:pos="3600"/>
+        </w:tabs>
+        <w:ind w:left="3600" w:hanging="360"/>
+      </w:pPr>
+      <w:rPr>
+        <w:rFonts w:ascii="Wingdings" w:hAnsi="Wingdings" w:hint="default"/>
+        <w:sz w:val="20"/>
+      </w:rPr>
+    </w:lvl>
+    <w:lvl w:ilvl="5" w:tentative="1">
+      <w:start w:val="1"/>
+      <w:numFmt w:val="bullet"/>
+      <w:lvlText w:val=""/>
+      <w:lvlJc w:val="left"/>
+      <w:pPr>
+        <w:tabs>
+          <w:tab w:val="num" w:pos="4320"/>
+        </w:tabs>
+        <w:ind w:left="4320" w:hanging="360"/>
+      </w:pPr>
+      <w:rPr>
+        <w:rFonts w:ascii="Wingdings" w:hAnsi="Wingdings" w:hint="default"/>
+        <w:sz w:val="20"/>
+      </w:rPr>
+    </w:lvl>
+    <w:lvl w:ilvl="6" w:tentative="1">
+      <w:start w:val="1"/>
+      <w:numFmt w:val="bullet"/>
+      <w:lvlText w:val=""/>
+      <w:lvlJc w:val="left"/>
+      <w:pPr>
+        <w:tabs>
+          <w:tab w:val="num" w:pos="5040"/>
+        </w:tabs>
+        <w:ind w:left="5040" w:hanging="360"/>
+      </w:pPr>
+      <w:rPr>
+        <w:rFonts w:ascii="Wingdings" w:hAnsi="Wingdings" w:hint="default"/>
+        <w:sz w:val="20"/>
+      </w:rPr>
+    </w:lvl>
+    <w:lvl w:ilvl="7" w:tentative="1">
+      <w:start w:val="1"/>
+      <w:numFmt w:val="bullet"/>
+      <w:lvlText w:val=""/>
+      <w:lvlJc w:val="left"/>
+      <w:pPr>
+        <w:tabs>
+          <w:tab w:val="num" w:pos="5760"/>
+        </w:tabs>
+        <w:ind w:left="5760" w:hanging="360"/>
+      </w:pPr>
+      <w:rPr>
+        <w:rFonts w:ascii="Wingdings" w:hAnsi="Wingdings" w:hint="default"/>
+        <w:sz w:val="20"/>
+      </w:rPr>
+    </w:lvl>
+    <w:lvl w:ilvl="8" w:tentative="1">
+      <w:start w:val="1"/>
+      <w:numFmt w:val="bullet"/>
+      <w:lvlText w:val=""/>
+      <w:lvlJc w:val="left"/>
+      <w:pPr>
+        <w:tabs>
+          <w:tab w:val="num" w:pos="6480"/>
+        </w:tabs>
+        <w:ind w:left="6480" w:hanging="360"/>
+      </w:pPr>
+      <w:rPr>
+        <w:rFonts w:ascii="Wingdings" w:hAnsi="Wingdings" w:hint="default"/>
+        <w:sz w:val="20"/>
+      </w:rPr>
+    </w:lvl>
+  </w:abstractNum>
+  <w:abstractNum w:abstractNumId="29" w15:restartNumberingAfterBreak="0">
+    <w:nsid w:val="6EA507D0"/>
+    <w:multiLevelType w:val="multilevel"/>
+    <w:tmpl w:val="E4D2D9E0"/>
+    <w:lvl w:ilvl="0">
+      <w:start w:val="1"/>
+      <w:numFmt w:val="bullet"/>
+      <w:lvlText w:val=""/>
+      <w:lvlJc w:val="left"/>
+      <w:pPr>
+        <w:tabs>
+          <w:tab w:val="num" w:pos="720"/>
+        </w:tabs>
+        <w:ind w:left="720" w:hanging="360"/>
+      </w:pPr>
+      <w:rPr>
+        <w:rFonts w:ascii="Symbol" w:hAnsi="Symbol" w:hint="default"/>
+        <w:sz w:val="20"/>
+      </w:rPr>
+    </w:lvl>
+    <w:lvl w:ilvl="1" w:tentative="1">
+      <w:start w:val="1"/>
+      <w:numFmt w:val="bullet"/>
+      <w:lvlText w:val="o"/>
+      <w:lvlJc w:val="left"/>
+      <w:pPr>
+        <w:tabs>
+          <w:tab w:val="num" w:pos="1440"/>
+        </w:tabs>
+        <w:ind w:left="1440" w:hanging="360"/>
+      </w:pPr>
+      <w:rPr>
+        <w:rFonts w:ascii="Courier New" w:hAnsi="Courier New" w:hint="default"/>
+        <w:sz w:val="20"/>
+      </w:rPr>
+    </w:lvl>
+    <w:lvl w:ilvl="2" w:tentative="1">
+      <w:start w:val="1"/>
+      <w:numFmt w:val="bullet"/>
+      <w:lvlText w:val=""/>
+      <w:lvlJc w:val="left"/>
+      <w:pPr>
+        <w:tabs>
+          <w:tab w:val="num" w:pos="2160"/>
+        </w:tabs>
+        <w:ind w:left="2160" w:hanging="360"/>
+      </w:pPr>
+      <w:rPr>
+        <w:rFonts w:ascii="Wingdings" w:hAnsi="Wingdings" w:hint="default"/>
+        <w:sz w:val="20"/>
+      </w:rPr>
+    </w:lvl>
+    <w:lvl w:ilvl="3" w:tentative="1">
+      <w:start w:val="1"/>
+      <w:numFmt w:val="bullet"/>
+      <w:lvlText w:val=""/>
+      <w:lvlJc w:val="left"/>
+      <w:pPr>
+        <w:tabs>
+          <w:tab w:val="num" w:pos="2880"/>
+        </w:tabs>
+        <w:ind w:left="2880" w:hanging="360"/>
+      </w:pPr>
+      <w:rPr>
+        <w:rFonts w:ascii="Wingdings" w:hAnsi="Wingdings" w:hint="default"/>
+        <w:sz w:val="20"/>
+      </w:rPr>
+    </w:lvl>
+    <w:lvl w:ilvl="4" w:tentative="1">
+      <w:start w:val="1"/>
+      <w:numFmt w:val="bullet"/>
+      <w:lvlText w:val=""/>
+      <w:lvlJc w:val="left"/>
+      <w:pPr>
+        <w:tabs>
+          <w:tab w:val="num" w:pos="3600"/>
+        </w:tabs>
+        <w:ind w:left="3600" w:hanging="360"/>
+      </w:pPr>
+      <w:rPr>
+        <w:rFonts w:ascii="Wingdings" w:hAnsi="Wingdings" w:hint="default"/>
+        <w:sz w:val="20"/>
+      </w:rPr>
+    </w:lvl>
+    <w:lvl w:ilvl="5" w:tentative="1">
+      <w:start w:val="1"/>
+      <w:numFmt w:val="bullet"/>
+      <w:lvlText w:val=""/>
+      <w:lvlJc w:val="left"/>
+      <w:pPr>
+        <w:tabs>
+          <w:tab w:val="num" w:pos="4320"/>
+        </w:tabs>
+        <w:ind w:left="4320" w:hanging="360"/>
+      </w:pPr>
+      <w:rPr>
+        <w:rFonts w:ascii="Wingdings" w:hAnsi="Wingdings" w:hint="default"/>
+        <w:sz w:val="20"/>
+      </w:rPr>
+    </w:lvl>
+    <w:lvl w:ilvl="6" w:tentative="1">
+      <w:start w:val="1"/>
+      <w:numFmt w:val="bullet"/>
+      <w:lvlText w:val=""/>
+      <w:lvlJc w:val="left"/>
+      <w:pPr>
+        <w:tabs>
+          <w:tab w:val="num" w:pos="5040"/>
+        </w:tabs>
+        <w:ind w:left="5040" w:hanging="360"/>
+      </w:pPr>
+      <w:rPr>
+        <w:rFonts w:ascii="Wingdings" w:hAnsi="Wingdings" w:hint="default"/>
+        <w:sz w:val="20"/>
+      </w:rPr>
+    </w:lvl>
+    <w:lvl w:ilvl="7" w:tentative="1">
+      <w:start w:val="1"/>
+      <w:numFmt w:val="bullet"/>
+      <w:lvlText w:val=""/>
+      <w:lvlJc w:val="left"/>
+      <w:pPr>
+        <w:tabs>
+          <w:tab w:val="num" w:pos="5760"/>
+        </w:tabs>
+        <w:ind w:left="5760" w:hanging="360"/>
+      </w:pPr>
+      <w:rPr>
+        <w:rFonts w:ascii="Wingdings" w:hAnsi="Wingdings" w:hint="default"/>
+        <w:sz w:val="20"/>
+      </w:rPr>
+    </w:lvl>
+    <w:lvl w:ilvl="8" w:tentative="1">
+      <w:start w:val="1"/>
+      <w:numFmt w:val="bullet"/>
+      <w:lvlText w:val=""/>
+      <w:lvlJc w:val="left"/>
+      <w:pPr>
+        <w:tabs>
+          <w:tab w:val="num" w:pos="6480"/>
+        </w:tabs>
+        <w:ind w:left="6480" w:hanging="360"/>
+      </w:pPr>
+      <w:rPr>
+        <w:rFonts w:ascii="Wingdings" w:hAnsi="Wingdings" w:hint="default"/>
+        <w:sz w:val="20"/>
+      </w:rPr>
+    </w:lvl>
+  </w:abstractNum>
+  <w:abstractNum w:abstractNumId="30" w15:restartNumberingAfterBreak="0">
+    <w:nsid w:val="6EA57F9B"/>
+    <w:multiLevelType w:val="multilevel"/>
+    <w:tmpl w:val="5538CBB2"/>
+    <w:lvl w:ilvl="0">
+      <w:start w:val="1"/>
+      <w:numFmt w:val="bullet"/>
+      <w:lvlText w:val=""/>
+      <w:lvlJc w:val="left"/>
+      <w:pPr>
+        <w:tabs>
+          <w:tab w:val="num" w:pos="720"/>
+        </w:tabs>
+        <w:ind w:left="720" w:hanging="360"/>
+      </w:pPr>
+      <w:rPr>
+        <w:rFonts w:ascii="Symbol" w:hAnsi="Symbol" w:hint="default"/>
+        <w:sz w:val="20"/>
+      </w:rPr>
+    </w:lvl>
+    <w:lvl w:ilvl="1">
+      <w:start w:val="1"/>
+      <w:numFmt w:val="bullet"/>
+      <w:lvlText w:val="o"/>
+      <w:lvlJc w:val="left"/>
+      <w:pPr>
+        <w:tabs>
+          <w:tab w:val="num" w:pos="1440"/>
+        </w:tabs>
+        <w:ind w:left="1440" w:hanging="360"/>
+      </w:pPr>
+      <w:rPr>
+        <w:rFonts w:ascii="Courier New" w:hAnsi="Courier New" w:hint="default"/>
+        <w:sz w:val="20"/>
+      </w:rPr>
+    </w:lvl>
+    <w:lvl w:ilvl="2" w:tentative="1">
+      <w:start w:val="1"/>
+      <w:numFmt w:val="bullet"/>
+      <w:lvlText w:val=""/>
+      <w:lvlJc w:val="left"/>
+      <w:pPr>
+        <w:tabs>
+          <w:tab w:val="num" w:pos="2160"/>
+        </w:tabs>
+        <w:ind w:left="2160" w:hanging="360"/>
+      </w:pPr>
+      <w:rPr>
+        <w:rFonts w:ascii="Wingdings" w:hAnsi="Wingdings" w:hint="default"/>
+        <w:sz w:val="20"/>
+      </w:rPr>
+    </w:lvl>
+    <w:lvl w:ilvl="3" w:tentative="1">
+      <w:start w:val="1"/>
+      <w:numFmt w:val="bullet"/>
+      <w:lvlText w:val=""/>
+      <w:lvlJc w:val="left"/>
+      <w:pPr>
+        <w:tabs>
+          <w:tab w:val="num" w:pos="2880"/>
+        </w:tabs>
+        <w:ind w:left="2880" w:hanging="360"/>
+      </w:pPr>
+      <w:rPr>
+        <w:rFonts w:ascii="Wingdings" w:hAnsi="Wingdings" w:hint="default"/>
+        <w:sz w:val="20"/>
+      </w:rPr>
+    </w:lvl>
+    <w:lvl w:ilvl="4" w:tentative="1">
+      <w:start w:val="1"/>
+      <w:numFmt w:val="bullet"/>
+      <w:lvlText w:val=""/>
+      <w:lvlJc w:val="left"/>
+      <w:pPr>
+        <w:tabs>
+          <w:tab w:val="num" w:pos="3600"/>
+        </w:tabs>
+        <w:ind w:left="3600" w:hanging="360"/>
+      </w:pPr>
+      <w:rPr>
+        <w:rFonts w:ascii="Wingdings" w:hAnsi="Wingdings" w:hint="default"/>
+        <w:sz w:val="20"/>
+      </w:rPr>
+    </w:lvl>
+    <w:lvl w:ilvl="5" w:tentative="1">
+      <w:start w:val="1"/>
+      <w:numFmt w:val="bullet"/>
+      <w:lvlText w:val=""/>
+      <w:lvlJc w:val="left"/>
+      <w:pPr>
+        <w:tabs>
+          <w:tab w:val="num" w:pos="4320"/>
+        </w:tabs>
+        <w:ind w:left="4320" w:hanging="360"/>
+      </w:pPr>
+      <w:rPr>
+        <w:rFonts w:ascii="Wingdings" w:hAnsi="Wingdings" w:hint="default"/>
+        <w:sz w:val="20"/>
+      </w:rPr>
+    </w:lvl>
+    <w:lvl w:ilvl="6" w:tentative="1">
+      <w:start w:val="1"/>
+      <w:numFmt w:val="bullet"/>
+      <w:lvlText w:val=""/>
+      <w:lvlJc w:val="left"/>
+      <w:pPr>
+        <w:tabs>
+          <w:tab w:val="num" w:pos="5040"/>
+        </w:tabs>
+        <w:ind w:left="5040" w:hanging="360"/>
+      </w:pPr>
+      <w:rPr>
+        <w:rFonts w:ascii="Wingdings" w:hAnsi="Wingdings" w:hint="default"/>
+        <w:sz w:val="20"/>
+      </w:rPr>
+    </w:lvl>
+    <w:lvl w:ilvl="7" w:tentative="1">
+      <w:start w:val="1"/>
+      <w:numFmt w:val="bullet"/>
+      <w:lvlText w:val=""/>
+      <w:lvlJc w:val="left"/>
+      <w:pPr>
+        <w:tabs>
+          <w:tab w:val="num" w:pos="5760"/>
+        </w:tabs>
+        <w:ind w:left="5760" w:hanging="360"/>
+      </w:pPr>
+      <w:rPr>
+        <w:rFonts w:ascii="Wingdings" w:hAnsi="Wingdings" w:hint="default"/>
+        <w:sz w:val="20"/>
+      </w:rPr>
+    </w:lvl>
+    <w:lvl w:ilvl="8" w:tentative="1">
+      <w:start w:val="1"/>
+      <w:numFmt w:val="bullet"/>
+      <w:lvlText w:val=""/>
+      <w:lvlJc w:val="left"/>
+      <w:pPr>
+        <w:tabs>
+          <w:tab w:val="num" w:pos="6480"/>
+        </w:tabs>
+        <w:ind w:left="6480" w:hanging="360"/>
+      </w:pPr>
+      <w:rPr>
+        <w:rFonts w:ascii="Wingdings" w:hAnsi="Wingdings" w:hint="default"/>
+        <w:sz w:val="20"/>
+      </w:rPr>
+    </w:lvl>
+  </w:abstractNum>
+  <w:abstractNum w:abstractNumId="31" w15:restartNumberingAfterBreak="0">
     <w:nsid w:val="6F8E5E5F"/>
     <w:multiLevelType w:val="multilevel"/>
     <w:tmpl w:val="60E6D246"/>
@@ -5078,7 +11498,752 @@
       </w:rPr>
     </w:lvl>
   </w:abstractNum>
-  <w:abstractNum w:abstractNumId="16" w15:restartNumberingAfterBreak="0">
+  <w:abstractNum w:abstractNumId="32" w15:restartNumberingAfterBreak="0">
+    <w:nsid w:val="6FE45938"/>
+    <w:multiLevelType w:val="multilevel"/>
+    <w:tmpl w:val="18782B6A"/>
+    <w:lvl w:ilvl="0">
+      <w:start w:val="1"/>
+      <w:numFmt w:val="bullet"/>
+      <w:lvlText w:val=""/>
+      <w:lvlJc w:val="left"/>
+      <w:pPr>
+        <w:tabs>
+          <w:tab w:val="num" w:pos="720"/>
+        </w:tabs>
+        <w:ind w:left="720" w:hanging="360"/>
+      </w:pPr>
+      <w:rPr>
+        <w:rFonts w:ascii="Symbol" w:hAnsi="Symbol" w:hint="default"/>
+        <w:sz w:val="20"/>
+      </w:rPr>
+    </w:lvl>
+    <w:lvl w:ilvl="1">
+      <w:start w:val="1"/>
+      <w:numFmt w:val="bullet"/>
+      <w:lvlText w:val="o"/>
+      <w:lvlJc w:val="left"/>
+      <w:pPr>
+        <w:tabs>
+          <w:tab w:val="num" w:pos="1440"/>
+        </w:tabs>
+        <w:ind w:left="1440" w:hanging="360"/>
+      </w:pPr>
+      <w:rPr>
+        <w:rFonts w:ascii="Courier New" w:hAnsi="Courier New" w:hint="default"/>
+        <w:sz w:val="20"/>
+      </w:rPr>
+    </w:lvl>
+    <w:lvl w:ilvl="2" w:tentative="1">
+      <w:start w:val="1"/>
+      <w:numFmt w:val="bullet"/>
+      <w:lvlText w:val=""/>
+      <w:lvlJc w:val="left"/>
+      <w:pPr>
+        <w:tabs>
+          <w:tab w:val="num" w:pos="2160"/>
+        </w:tabs>
+        <w:ind w:left="2160" w:hanging="360"/>
+      </w:pPr>
+      <w:rPr>
+        <w:rFonts w:ascii="Wingdings" w:hAnsi="Wingdings" w:hint="default"/>
+        <w:sz w:val="20"/>
+      </w:rPr>
+    </w:lvl>
+    <w:lvl w:ilvl="3" w:tentative="1">
+      <w:start w:val="1"/>
+      <w:numFmt w:val="bullet"/>
+      <w:lvlText w:val=""/>
+      <w:lvlJc w:val="left"/>
+      <w:pPr>
+        <w:tabs>
+          <w:tab w:val="num" w:pos="2880"/>
+        </w:tabs>
+        <w:ind w:left="2880" w:hanging="360"/>
+      </w:pPr>
+      <w:rPr>
+        <w:rFonts w:ascii="Wingdings" w:hAnsi="Wingdings" w:hint="default"/>
+        <w:sz w:val="20"/>
+      </w:rPr>
+    </w:lvl>
+    <w:lvl w:ilvl="4" w:tentative="1">
+      <w:start w:val="1"/>
+      <w:numFmt w:val="bullet"/>
+      <w:lvlText w:val=""/>
+      <w:lvlJc w:val="left"/>
+      <w:pPr>
+        <w:tabs>
+          <w:tab w:val="num" w:pos="3600"/>
+        </w:tabs>
+        <w:ind w:left="3600" w:hanging="360"/>
+      </w:pPr>
+      <w:rPr>
+        <w:rFonts w:ascii="Wingdings" w:hAnsi="Wingdings" w:hint="default"/>
+        <w:sz w:val="20"/>
+      </w:rPr>
+    </w:lvl>
+    <w:lvl w:ilvl="5" w:tentative="1">
+      <w:start w:val="1"/>
+      <w:numFmt w:val="bullet"/>
+      <w:lvlText w:val=""/>
+      <w:lvlJc w:val="left"/>
+      <w:pPr>
+        <w:tabs>
+          <w:tab w:val="num" w:pos="4320"/>
+        </w:tabs>
+        <w:ind w:left="4320" w:hanging="360"/>
+      </w:pPr>
+      <w:rPr>
+        <w:rFonts w:ascii="Wingdings" w:hAnsi="Wingdings" w:hint="default"/>
+        <w:sz w:val="20"/>
+      </w:rPr>
+    </w:lvl>
+    <w:lvl w:ilvl="6" w:tentative="1">
+      <w:start w:val="1"/>
+      <w:numFmt w:val="bullet"/>
+      <w:lvlText w:val=""/>
+      <w:lvlJc w:val="left"/>
+      <w:pPr>
+        <w:tabs>
+          <w:tab w:val="num" w:pos="5040"/>
+        </w:tabs>
+        <w:ind w:left="5040" w:hanging="360"/>
+      </w:pPr>
+      <w:rPr>
+        <w:rFonts w:ascii="Wingdings" w:hAnsi="Wingdings" w:hint="default"/>
+        <w:sz w:val="20"/>
+      </w:rPr>
+    </w:lvl>
+    <w:lvl w:ilvl="7" w:tentative="1">
+      <w:start w:val="1"/>
+      <w:numFmt w:val="bullet"/>
+      <w:lvlText w:val=""/>
+      <w:lvlJc w:val="left"/>
+      <w:pPr>
+        <w:tabs>
+          <w:tab w:val="num" w:pos="5760"/>
+        </w:tabs>
+        <w:ind w:left="5760" w:hanging="360"/>
+      </w:pPr>
+      <w:rPr>
+        <w:rFonts w:ascii="Wingdings" w:hAnsi="Wingdings" w:hint="default"/>
+        <w:sz w:val="20"/>
+      </w:rPr>
+    </w:lvl>
+    <w:lvl w:ilvl="8" w:tentative="1">
+      <w:start w:val="1"/>
+      <w:numFmt w:val="bullet"/>
+      <w:lvlText w:val=""/>
+      <w:lvlJc w:val="left"/>
+      <w:pPr>
+        <w:tabs>
+          <w:tab w:val="num" w:pos="6480"/>
+        </w:tabs>
+        <w:ind w:left="6480" w:hanging="360"/>
+      </w:pPr>
+      <w:rPr>
+        <w:rFonts w:ascii="Wingdings" w:hAnsi="Wingdings" w:hint="default"/>
+        <w:sz w:val="20"/>
+      </w:rPr>
+    </w:lvl>
+  </w:abstractNum>
+  <w:abstractNum w:abstractNumId="33" w15:restartNumberingAfterBreak="0">
+    <w:nsid w:val="72782D67"/>
+    <w:multiLevelType w:val="multilevel"/>
+    <w:tmpl w:val="0660CF24"/>
+    <w:lvl w:ilvl="0">
+      <w:start w:val="1"/>
+      <w:numFmt w:val="bullet"/>
+      <w:lvlText w:val=""/>
+      <w:lvlJc w:val="left"/>
+      <w:pPr>
+        <w:tabs>
+          <w:tab w:val="num" w:pos="720"/>
+        </w:tabs>
+        <w:ind w:left="720" w:hanging="360"/>
+      </w:pPr>
+      <w:rPr>
+        <w:rFonts w:ascii="Symbol" w:hAnsi="Symbol" w:hint="default"/>
+        <w:sz w:val="20"/>
+      </w:rPr>
+    </w:lvl>
+    <w:lvl w:ilvl="1" w:tentative="1">
+      <w:start w:val="1"/>
+      <w:numFmt w:val="bullet"/>
+      <w:lvlText w:val="o"/>
+      <w:lvlJc w:val="left"/>
+      <w:pPr>
+        <w:tabs>
+          <w:tab w:val="num" w:pos="1440"/>
+        </w:tabs>
+        <w:ind w:left="1440" w:hanging="360"/>
+      </w:pPr>
+      <w:rPr>
+        <w:rFonts w:ascii="Courier New" w:hAnsi="Courier New" w:hint="default"/>
+        <w:sz w:val="20"/>
+      </w:rPr>
+    </w:lvl>
+    <w:lvl w:ilvl="2" w:tentative="1">
+      <w:start w:val="1"/>
+      <w:numFmt w:val="bullet"/>
+      <w:lvlText w:val=""/>
+      <w:lvlJc w:val="left"/>
+      <w:pPr>
+        <w:tabs>
+          <w:tab w:val="num" w:pos="2160"/>
+        </w:tabs>
+        <w:ind w:left="2160" w:hanging="360"/>
+      </w:pPr>
+      <w:rPr>
+        <w:rFonts w:ascii="Wingdings" w:hAnsi="Wingdings" w:hint="default"/>
+        <w:sz w:val="20"/>
+      </w:rPr>
+    </w:lvl>
+    <w:lvl w:ilvl="3" w:tentative="1">
+      <w:start w:val="1"/>
+      <w:numFmt w:val="bullet"/>
+      <w:lvlText w:val=""/>
+      <w:lvlJc w:val="left"/>
+      <w:pPr>
+        <w:tabs>
+          <w:tab w:val="num" w:pos="2880"/>
+        </w:tabs>
+        <w:ind w:left="2880" w:hanging="360"/>
+      </w:pPr>
+      <w:rPr>
+        <w:rFonts w:ascii="Wingdings" w:hAnsi="Wingdings" w:hint="default"/>
+        <w:sz w:val="20"/>
+      </w:rPr>
+    </w:lvl>
+    <w:lvl w:ilvl="4" w:tentative="1">
+      <w:start w:val="1"/>
+      <w:numFmt w:val="bullet"/>
+      <w:lvlText w:val=""/>
+      <w:lvlJc w:val="left"/>
+      <w:pPr>
+        <w:tabs>
+          <w:tab w:val="num" w:pos="3600"/>
+        </w:tabs>
+        <w:ind w:left="3600" w:hanging="360"/>
+      </w:pPr>
+      <w:rPr>
+        <w:rFonts w:ascii="Wingdings" w:hAnsi="Wingdings" w:hint="default"/>
+        <w:sz w:val="20"/>
+      </w:rPr>
+    </w:lvl>
+    <w:lvl w:ilvl="5" w:tentative="1">
+      <w:start w:val="1"/>
+      <w:numFmt w:val="bullet"/>
+      <w:lvlText w:val=""/>
+      <w:lvlJc w:val="left"/>
+      <w:pPr>
+        <w:tabs>
+          <w:tab w:val="num" w:pos="4320"/>
+        </w:tabs>
+        <w:ind w:left="4320" w:hanging="360"/>
+      </w:pPr>
+      <w:rPr>
+        <w:rFonts w:ascii="Wingdings" w:hAnsi="Wingdings" w:hint="default"/>
+        <w:sz w:val="20"/>
+      </w:rPr>
+    </w:lvl>
+    <w:lvl w:ilvl="6" w:tentative="1">
+      <w:start w:val="1"/>
+      <w:numFmt w:val="bullet"/>
+      <w:lvlText w:val=""/>
+      <w:lvlJc w:val="left"/>
+      <w:pPr>
+        <w:tabs>
+          <w:tab w:val="num" w:pos="5040"/>
+        </w:tabs>
+        <w:ind w:left="5040" w:hanging="360"/>
+      </w:pPr>
+      <w:rPr>
+        <w:rFonts w:ascii="Wingdings" w:hAnsi="Wingdings" w:hint="default"/>
+        <w:sz w:val="20"/>
+      </w:rPr>
+    </w:lvl>
+    <w:lvl w:ilvl="7" w:tentative="1">
+      <w:start w:val="1"/>
+      <w:numFmt w:val="bullet"/>
+      <w:lvlText w:val=""/>
+      <w:lvlJc w:val="left"/>
+      <w:pPr>
+        <w:tabs>
+          <w:tab w:val="num" w:pos="5760"/>
+        </w:tabs>
+        <w:ind w:left="5760" w:hanging="360"/>
+      </w:pPr>
+      <w:rPr>
+        <w:rFonts w:ascii="Wingdings" w:hAnsi="Wingdings" w:hint="default"/>
+        <w:sz w:val="20"/>
+      </w:rPr>
+    </w:lvl>
+    <w:lvl w:ilvl="8" w:tentative="1">
+      <w:start w:val="1"/>
+      <w:numFmt w:val="bullet"/>
+      <w:lvlText w:val=""/>
+      <w:lvlJc w:val="left"/>
+      <w:pPr>
+        <w:tabs>
+          <w:tab w:val="num" w:pos="6480"/>
+        </w:tabs>
+        <w:ind w:left="6480" w:hanging="360"/>
+      </w:pPr>
+      <w:rPr>
+        <w:rFonts w:ascii="Wingdings" w:hAnsi="Wingdings" w:hint="default"/>
+        <w:sz w:val="20"/>
+      </w:rPr>
+    </w:lvl>
+  </w:abstractNum>
+  <w:abstractNum w:abstractNumId="34" w15:restartNumberingAfterBreak="0">
+    <w:nsid w:val="72BA2888"/>
+    <w:multiLevelType w:val="multilevel"/>
+    <w:tmpl w:val="4788A798"/>
+    <w:lvl w:ilvl="0">
+      <w:start w:val="1"/>
+      <w:numFmt w:val="bullet"/>
+      <w:lvlText w:val=""/>
+      <w:lvlJc w:val="left"/>
+      <w:pPr>
+        <w:tabs>
+          <w:tab w:val="num" w:pos="720"/>
+        </w:tabs>
+        <w:ind w:left="720" w:hanging="360"/>
+      </w:pPr>
+      <w:rPr>
+        <w:rFonts w:ascii="Symbol" w:hAnsi="Symbol" w:hint="default"/>
+        <w:sz w:val="20"/>
+      </w:rPr>
+    </w:lvl>
+    <w:lvl w:ilvl="1" w:tentative="1">
+      <w:start w:val="1"/>
+      <w:numFmt w:val="bullet"/>
+      <w:lvlText w:val="o"/>
+      <w:lvlJc w:val="left"/>
+      <w:pPr>
+        <w:tabs>
+          <w:tab w:val="num" w:pos="1440"/>
+        </w:tabs>
+        <w:ind w:left="1440" w:hanging="360"/>
+      </w:pPr>
+      <w:rPr>
+        <w:rFonts w:ascii="Courier New" w:hAnsi="Courier New" w:hint="default"/>
+        <w:sz w:val="20"/>
+      </w:rPr>
+    </w:lvl>
+    <w:lvl w:ilvl="2" w:tentative="1">
+      <w:start w:val="1"/>
+      <w:numFmt w:val="bullet"/>
+      <w:lvlText w:val=""/>
+      <w:lvlJc w:val="left"/>
+      <w:pPr>
+        <w:tabs>
+          <w:tab w:val="num" w:pos="2160"/>
+        </w:tabs>
+        <w:ind w:left="2160" w:hanging="360"/>
+      </w:pPr>
+      <w:rPr>
+        <w:rFonts w:ascii="Wingdings" w:hAnsi="Wingdings" w:hint="default"/>
+        <w:sz w:val="20"/>
+      </w:rPr>
+    </w:lvl>
+    <w:lvl w:ilvl="3" w:tentative="1">
+      <w:start w:val="1"/>
+      <w:numFmt w:val="bullet"/>
+      <w:lvlText w:val=""/>
+      <w:lvlJc w:val="left"/>
+      <w:pPr>
+        <w:tabs>
+          <w:tab w:val="num" w:pos="2880"/>
+        </w:tabs>
+        <w:ind w:left="2880" w:hanging="360"/>
+      </w:pPr>
+      <w:rPr>
+        <w:rFonts w:ascii="Wingdings" w:hAnsi="Wingdings" w:hint="default"/>
+        <w:sz w:val="20"/>
+      </w:rPr>
+    </w:lvl>
+    <w:lvl w:ilvl="4" w:tentative="1">
+      <w:start w:val="1"/>
+      <w:numFmt w:val="bullet"/>
+      <w:lvlText w:val=""/>
+      <w:lvlJc w:val="left"/>
+      <w:pPr>
+        <w:tabs>
+          <w:tab w:val="num" w:pos="3600"/>
+        </w:tabs>
+        <w:ind w:left="3600" w:hanging="360"/>
+      </w:pPr>
+      <w:rPr>
+        <w:rFonts w:ascii="Wingdings" w:hAnsi="Wingdings" w:hint="default"/>
+        <w:sz w:val="20"/>
+      </w:rPr>
+    </w:lvl>
+    <w:lvl w:ilvl="5" w:tentative="1">
+      <w:start w:val="1"/>
+      <w:numFmt w:val="bullet"/>
+      <w:lvlText w:val=""/>
+      <w:lvlJc w:val="left"/>
+      <w:pPr>
+        <w:tabs>
+          <w:tab w:val="num" w:pos="4320"/>
+        </w:tabs>
+        <w:ind w:left="4320" w:hanging="360"/>
+      </w:pPr>
+      <w:rPr>
+        <w:rFonts w:ascii="Wingdings" w:hAnsi="Wingdings" w:hint="default"/>
+        <w:sz w:val="20"/>
+      </w:rPr>
+    </w:lvl>
+    <w:lvl w:ilvl="6" w:tentative="1">
+      <w:start w:val="1"/>
+      <w:numFmt w:val="bullet"/>
+      <w:lvlText w:val=""/>
+      <w:lvlJc w:val="left"/>
+      <w:pPr>
+        <w:tabs>
+          <w:tab w:val="num" w:pos="5040"/>
+        </w:tabs>
+        <w:ind w:left="5040" w:hanging="360"/>
+      </w:pPr>
+      <w:rPr>
+        <w:rFonts w:ascii="Wingdings" w:hAnsi="Wingdings" w:hint="default"/>
+        <w:sz w:val="20"/>
+      </w:rPr>
+    </w:lvl>
+    <w:lvl w:ilvl="7" w:tentative="1">
+      <w:start w:val="1"/>
+      <w:numFmt w:val="bullet"/>
+      <w:lvlText w:val=""/>
+      <w:lvlJc w:val="left"/>
+      <w:pPr>
+        <w:tabs>
+          <w:tab w:val="num" w:pos="5760"/>
+        </w:tabs>
+        <w:ind w:left="5760" w:hanging="360"/>
+      </w:pPr>
+      <w:rPr>
+        <w:rFonts w:ascii="Wingdings" w:hAnsi="Wingdings" w:hint="default"/>
+        <w:sz w:val="20"/>
+      </w:rPr>
+    </w:lvl>
+    <w:lvl w:ilvl="8" w:tentative="1">
+      <w:start w:val="1"/>
+      <w:numFmt w:val="bullet"/>
+      <w:lvlText w:val=""/>
+      <w:lvlJc w:val="left"/>
+      <w:pPr>
+        <w:tabs>
+          <w:tab w:val="num" w:pos="6480"/>
+        </w:tabs>
+        <w:ind w:left="6480" w:hanging="360"/>
+      </w:pPr>
+      <w:rPr>
+        <w:rFonts w:ascii="Wingdings" w:hAnsi="Wingdings" w:hint="default"/>
+        <w:sz w:val="20"/>
+      </w:rPr>
+    </w:lvl>
+  </w:abstractNum>
+  <w:abstractNum w:abstractNumId="35" w15:restartNumberingAfterBreak="0">
+    <w:nsid w:val="76666986"/>
+    <w:multiLevelType w:val="multilevel"/>
+    <w:tmpl w:val="E9CE0850"/>
+    <w:lvl w:ilvl="0">
+      <w:start w:val="1"/>
+      <w:numFmt w:val="bullet"/>
+      <w:lvlText w:val=""/>
+      <w:lvlJc w:val="left"/>
+      <w:pPr>
+        <w:tabs>
+          <w:tab w:val="num" w:pos="720"/>
+        </w:tabs>
+        <w:ind w:left="720" w:hanging="360"/>
+      </w:pPr>
+      <w:rPr>
+        <w:rFonts w:ascii="Symbol" w:hAnsi="Symbol" w:hint="default"/>
+        <w:sz w:val="20"/>
+      </w:rPr>
+    </w:lvl>
+    <w:lvl w:ilvl="1">
+      <w:start w:val="1"/>
+      <w:numFmt w:val="bullet"/>
+      <w:lvlText w:val="o"/>
+      <w:lvlJc w:val="left"/>
+      <w:pPr>
+        <w:tabs>
+          <w:tab w:val="num" w:pos="1440"/>
+        </w:tabs>
+        <w:ind w:left="1440" w:hanging="360"/>
+      </w:pPr>
+      <w:rPr>
+        <w:rFonts w:ascii="Courier New" w:hAnsi="Courier New" w:hint="default"/>
+        <w:sz w:val="20"/>
+      </w:rPr>
+    </w:lvl>
+    <w:lvl w:ilvl="2" w:tentative="1">
+      <w:start w:val="1"/>
+      <w:numFmt w:val="bullet"/>
+      <w:lvlText w:val=""/>
+      <w:lvlJc w:val="left"/>
+      <w:pPr>
+        <w:tabs>
+          <w:tab w:val="num" w:pos="2160"/>
+        </w:tabs>
+        <w:ind w:left="2160" w:hanging="360"/>
+      </w:pPr>
+      <w:rPr>
+        <w:rFonts w:ascii="Wingdings" w:hAnsi="Wingdings" w:hint="default"/>
+        <w:sz w:val="20"/>
+      </w:rPr>
+    </w:lvl>
+    <w:lvl w:ilvl="3" w:tentative="1">
+      <w:start w:val="1"/>
+      <w:numFmt w:val="bullet"/>
+      <w:lvlText w:val=""/>
+      <w:lvlJc w:val="left"/>
+      <w:pPr>
+        <w:tabs>
+          <w:tab w:val="num" w:pos="2880"/>
+        </w:tabs>
+        <w:ind w:left="2880" w:hanging="360"/>
+      </w:pPr>
+      <w:rPr>
+        <w:rFonts w:ascii="Wingdings" w:hAnsi="Wingdings" w:hint="default"/>
+        <w:sz w:val="20"/>
+      </w:rPr>
+    </w:lvl>
+    <w:lvl w:ilvl="4" w:tentative="1">
+      <w:start w:val="1"/>
+      <w:numFmt w:val="bullet"/>
+      <w:lvlText w:val=""/>
+      <w:lvlJc w:val="left"/>
+      <w:pPr>
+        <w:tabs>
+          <w:tab w:val="num" w:pos="3600"/>
+        </w:tabs>
+        <w:ind w:left="3600" w:hanging="360"/>
+      </w:pPr>
+      <w:rPr>
+        <w:rFonts w:ascii="Wingdings" w:hAnsi="Wingdings" w:hint="default"/>
+        <w:sz w:val="20"/>
+      </w:rPr>
+    </w:lvl>
+    <w:lvl w:ilvl="5" w:tentative="1">
+      <w:start w:val="1"/>
+      <w:numFmt w:val="bullet"/>
+      <w:lvlText w:val=""/>
+      <w:lvlJc w:val="left"/>
+      <w:pPr>
+        <w:tabs>
+          <w:tab w:val="num" w:pos="4320"/>
+        </w:tabs>
+        <w:ind w:left="4320" w:hanging="360"/>
+      </w:pPr>
+      <w:rPr>
+        <w:rFonts w:ascii="Wingdings" w:hAnsi="Wingdings" w:hint="default"/>
+        <w:sz w:val="20"/>
+      </w:rPr>
+    </w:lvl>
+    <w:lvl w:ilvl="6" w:tentative="1">
+      <w:start w:val="1"/>
+      <w:numFmt w:val="bullet"/>
+      <w:lvlText w:val=""/>
+      <w:lvlJc w:val="left"/>
+      <w:pPr>
+        <w:tabs>
+          <w:tab w:val="num" w:pos="5040"/>
+        </w:tabs>
+        <w:ind w:left="5040" w:hanging="360"/>
+      </w:pPr>
+      <w:rPr>
+        <w:rFonts w:ascii="Wingdings" w:hAnsi="Wingdings" w:hint="default"/>
+        <w:sz w:val="20"/>
+      </w:rPr>
+    </w:lvl>
+    <w:lvl w:ilvl="7" w:tentative="1">
+      <w:start w:val="1"/>
+      <w:numFmt w:val="bullet"/>
+      <w:lvlText w:val=""/>
+      <w:lvlJc w:val="left"/>
+      <w:pPr>
+        <w:tabs>
+          <w:tab w:val="num" w:pos="5760"/>
+        </w:tabs>
+        <w:ind w:left="5760" w:hanging="360"/>
+      </w:pPr>
+      <w:rPr>
+        <w:rFonts w:ascii="Wingdings" w:hAnsi="Wingdings" w:hint="default"/>
+        <w:sz w:val="20"/>
+      </w:rPr>
+    </w:lvl>
+    <w:lvl w:ilvl="8" w:tentative="1">
+      <w:start w:val="1"/>
+      <w:numFmt w:val="bullet"/>
+      <w:lvlText w:val=""/>
+      <w:lvlJc w:val="left"/>
+      <w:pPr>
+        <w:tabs>
+          <w:tab w:val="num" w:pos="6480"/>
+        </w:tabs>
+        <w:ind w:left="6480" w:hanging="360"/>
+      </w:pPr>
+      <w:rPr>
+        <w:rFonts w:ascii="Wingdings" w:hAnsi="Wingdings" w:hint="default"/>
+        <w:sz w:val="20"/>
+      </w:rPr>
+    </w:lvl>
+  </w:abstractNum>
+  <w:abstractNum w:abstractNumId="36" w15:restartNumberingAfterBreak="0">
+    <w:nsid w:val="77484AFE"/>
+    <w:multiLevelType w:val="multilevel"/>
+    <w:tmpl w:val="810644BA"/>
+    <w:lvl w:ilvl="0">
+      <w:start w:val="1"/>
+      <w:numFmt w:val="bullet"/>
+      <w:lvlText w:val=""/>
+      <w:lvlJc w:val="left"/>
+      <w:pPr>
+        <w:tabs>
+          <w:tab w:val="num" w:pos="720"/>
+        </w:tabs>
+        <w:ind w:left="720" w:hanging="360"/>
+      </w:pPr>
+      <w:rPr>
+        <w:rFonts w:ascii="Symbol" w:hAnsi="Symbol" w:hint="default"/>
+        <w:sz w:val="20"/>
+      </w:rPr>
+    </w:lvl>
+    <w:lvl w:ilvl="1" w:tentative="1">
+      <w:start w:val="1"/>
+      <w:numFmt w:val="bullet"/>
+      <w:lvlText w:val="o"/>
+      <w:lvlJc w:val="left"/>
+      <w:pPr>
+        <w:tabs>
+          <w:tab w:val="num" w:pos="1440"/>
+        </w:tabs>
+        <w:ind w:left="1440" w:hanging="360"/>
+      </w:pPr>
+      <w:rPr>
+        <w:rFonts w:ascii="Courier New" w:hAnsi="Courier New" w:hint="default"/>
+        <w:sz w:val="20"/>
+      </w:rPr>
+    </w:lvl>
+    <w:lvl w:ilvl="2" w:tentative="1">
+      <w:start w:val="1"/>
+      <w:numFmt w:val="bullet"/>
+      <w:lvlText w:val=""/>
+      <w:lvlJc w:val="left"/>
+      <w:pPr>
+        <w:tabs>
+          <w:tab w:val="num" w:pos="2160"/>
+        </w:tabs>
+        <w:ind w:left="2160" w:hanging="360"/>
+      </w:pPr>
+      <w:rPr>
+        <w:rFonts w:ascii="Wingdings" w:hAnsi="Wingdings" w:hint="default"/>
+        <w:sz w:val="20"/>
+      </w:rPr>
+    </w:lvl>
+    <w:lvl w:ilvl="3" w:tentative="1">
+      <w:start w:val="1"/>
+      <w:numFmt w:val="bullet"/>
+      <w:lvlText w:val=""/>
+      <w:lvlJc w:val="left"/>
+      <w:pPr>
+        <w:tabs>
+          <w:tab w:val="num" w:pos="2880"/>
+        </w:tabs>
+        <w:ind w:left="2880" w:hanging="360"/>
+      </w:pPr>
+      <w:rPr>
+        <w:rFonts w:ascii="Wingdings" w:hAnsi="Wingdings" w:hint="default"/>
+        <w:sz w:val="20"/>
+      </w:rPr>
+    </w:lvl>
+    <w:lvl w:ilvl="4" w:tentative="1">
+      <w:start w:val="1"/>
+      <w:numFmt w:val="bullet"/>
+      <w:lvlText w:val=""/>
+      <w:lvlJc w:val="left"/>
+      <w:pPr>
+        <w:tabs>
+          <w:tab w:val="num" w:pos="3600"/>
+        </w:tabs>
+        <w:ind w:left="3600" w:hanging="360"/>
+      </w:pPr>
+      <w:rPr>
+        <w:rFonts w:ascii="Wingdings" w:hAnsi="Wingdings" w:hint="default"/>
+        <w:sz w:val="20"/>
+      </w:rPr>
+    </w:lvl>
+    <w:lvl w:ilvl="5" w:tentative="1">
+      <w:start w:val="1"/>
+      <w:numFmt w:val="bullet"/>
+      <w:lvlText w:val=""/>
+      <w:lvlJc w:val="left"/>
+      <w:pPr>
+        <w:tabs>
+          <w:tab w:val="num" w:pos="4320"/>
+        </w:tabs>
+        <w:ind w:left="4320" w:hanging="360"/>
+      </w:pPr>
+      <w:rPr>
+        <w:rFonts w:ascii="Wingdings" w:hAnsi="Wingdings" w:hint="default"/>
+        <w:sz w:val="20"/>
+      </w:rPr>
+    </w:lvl>
+    <w:lvl w:ilvl="6" w:tentative="1">
+      <w:start w:val="1"/>
+      <w:numFmt w:val="bullet"/>
+      <w:lvlText w:val=""/>
+      <w:lvlJc w:val="left"/>
+      <w:pPr>
+        <w:tabs>
+          <w:tab w:val="num" w:pos="5040"/>
+        </w:tabs>
+        <w:ind w:left="5040" w:hanging="360"/>
+      </w:pPr>
+      <w:rPr>
+        <w:rFonts w:ascii="Wingdings" w:hAnsi="Wingdings" w:hint="default"/>
+        <w:sz w:val="20"/>
+      </w:rPr>
+    </w:lvl>
+    <w:lvl w:ilvl="7" w:tentative="1">
+      <w:start w:val="1"/>
+      <w:numFmt w:val="bullet"/>
+      <w:lvlText w:val=""/>
+      <w:lvlJc w:val="left"/>
+      <w:pPr>
+        <w:tabs>
+          <w:tab w:val="num" w:pos="5760"/>
+        </w:tabs>
+        <w:ind w:left="5760" w:hanging="360"/>
+      </w:pPr>
+      <w:rPr>
+        <w:rFonts w:ascii="Wingdings" w:hAnsi="Wingdings" w:hint="default"/>
+        <w:sz w:val="20"/>
+      </w:rPr>
+    </w:lvl>
+    <w:lvl w:ilvl="8" w:tentative="1">
+      <w:start w:val="1"/>
+      <w:numFmt w:val="bullet"/>
+      <w:lvlText w:val=""/>
+      <w:lvlJc w:val="left"/>
+      <w:pPr>
+        <w:tabs>
+          <w:tab w:val="num" w:pos="6480"/>
+        </w:tabs>
+        <w:ind w:left="6480" w:hanging="360"/>
+      </w:pPr>
+      <w:rPr>
+        <w:rFonts w:ascii="Wingdings" w:hAnsi="Wingdings" w:hint="default"/>
+        <w:sz w:val="20"/>
+      </w:rPr>
+    </w:lvl>
+  </w:abstractNum>
+  <w:abstractNum w:abstractNumId="37" w15:restartNumberingAfterBreak="0">
     <w:nsid w:val="78593033"/>
     <w:multiLevelType w:val="multilevel"/>
     <w:tmpl w:val="8AA0A266"/>
@@ -5227,56 +12392,271 @@
       </w:rPr>
     </w:lvl>
   </w:abstractNum>
+  <w:abstractNum w:abstractNumId="38" w15:restartNumberingAfterBreak="0">
+    <w:nsid w:val="7E2A59D4"/>
+    <w:multiLevelType w:val="multilevel"/>
+    <w:tmpl w:val="AE521A10"/>
+    <w:lvl w:ilvl="0">
+      <w:start w:val="1"/>
+      <w:numFmt w:val="bullet"/>
+      <w:lvlText w:val=""/>
+      <w:lvlJc w:val="left"/>
+      <w:pPr>
+        <w:tabs>
+          <w:tab w:val="num" w:pos="720"/>
+        </w:tabs>
+        <w:ind w:left="720" w:hanging="360"/>
+      </w:pPr>
+      <w:rPr>
+        <w:rFonts w:ascii="Symbol" w:hAnsi="Symbol" w:hint="default"/>
+        <w:sz w:val="20"/>
+      </w:rPr>
+    </w:lvl>
+    <w:lvl w:ilvl="1" w:tentative="1">
+      <w:start w:val="1"/>
+      <w:numFmt w:val="bullet"/>
+      <w:lvlText w:val="o"/>
+      <w:lvlJc w:val="left"/>
+      <w:pPr>
+        <w:tabs>
+          <w:tab w:val="num" w:pos="1440"/>
+        </w:tabs>
+        <w:ind w:left="1440" w:hanging="360"/>
+      </w:pPr>
+      <w:rPr>
+        <w:rFonts w:ascii="Courier New" w:hAnsi="Courier New" w:hint="default"/>
+        <w:sz w:val="20"/>
+      </w:rPr>
+    </w:lvl>
+    <w:lvl w:ilvl="2" w:tentative="1">
+      <w:start w:val="1"/>
+      <w:numFmt w:val="bullet"/>
+      <w:lvlText w:val=""/>
+      <w:lvlJc w:val="left"/>
+      <w:pPr>
+        <w:tabs>
+          <w:tab w:val="num" w:pos="2160"/>
+        </w:tabs>
+        <w:ind w:left="2160" w:hanging="360"/>
+      </w:pPr>
+      <w:rPr>
+        <w:rFonts w:ascii="Wingdings" w:hAnsi="Wingdings" w:hint="default"/>
+        <w:sz w:val="20"/>
+      </w:rPr>
+    </w:lvl>
+    <w:lvl w:ilvl="3" w:tentative="1">
+      <w:start w:val="1"/>
+      <w:numFmt w:val="bullet"/>
+      <w:lvlText w:val=""/>
+      <w:lvlJc w:val="left"/>
+      <w:pPr>
+        <w:tabs>
+          <w:tab w:val="num" w:pos="2880"/>
+        </w:tabs>
+        <w:ind w:left="2880" w:hanging="360"/>
+      </w:pPr>
+      <w:rPr>
+        <w:rFonts w:ascii="Wingdings" w:hAnsi="Wingdings" w:hint="default"/>
+        <w:sz w:val="20"/>
+      </w:rPr>
+    </w:lvl>
+    <w:lvl w:ilvl="4" w:tentative="1">
+      <w:start w:val="1"/>
+      <w:numFmt w:val="bullet"/>
+      <w:lvlText w:val=""/>
+      <w:lvlJc w:val="left"/>
+      <w:pPr>
+        <w:tabs>
+          <w:tab w:val="num" w:pos="3600"/>
+        </w:tabs>
+        <w:ind w:left="3600" w:hanging="360"/>
+      </w:pPr>
+      <w:rPr>
+        <w:rFonts w:ascii="Wingdings" w:hAnsi="Wingdings" w:hint="default"/>
+        <w:sz w:val="20"/>
+      </w:rPr>
+    </w:lvl>
+    <w:lvl w:ilvl="5" w:tentative="1">
+      <w:start w:val="1"/>
+      <w:numFmt w:val="bullet"/>
+      <w:lvlText w:val=""/>
+      <w:lvlJc w:val="left"/>
+      <w:pPr>
+        <w:tabs>
+          <w:tab w:val="num" w:pos="4320"/>
+        </w:tabs>
+        <w:ind w:left="4320" w:hanging="360"/>
+      </w:pPr>
+      <w:rPr>
+        <w:rFonts w:ascii="Wingdings" w:hAnsi="Wingdings" w:hint="default"/>
+        <w:sz w:val="20"/>
+      </w:rPr>
+    </w:lvl>
+    <w:lvl w:ilvl="6" w:tentative="1">
+      <w:start w:val="1"/>
+      <w:numFmt w:val="bullet"/>
+      <w:lvlText w:val=""/>
+      <w:lvlJc w:val="left"/>
+      <w:pPr>
+        <w:tabs>
+          <w:tab w:val="num" w:pos="5040"/>
+        </w:tabs>
+        <w:ind w:left="5040" w:hanging="360"/>
+      </w:pPr>
+      <w:rPr>
+        <w:rFonts w:ascii="Wingdings" w:hAnsi="Wingdings" w:hint="default"/>
+        <w:sz w:val="20"/>
+      </w:rPr>
+    </w:lvl>
+    <w:lvl w:ilvl="7" w:tentative="1">
+      <w:start w:val="1"/>
+      <w:numFmt w:val="bullet"/>
+      <w:lvlText w:val=""/>
+      <w:lvlJc w:val="left"/>
+      <w:pPr>
+        <w:tabs>
+          <w:tab w:val="num" w:pos="5760"/>
+        </w:tabs>
+        <w:ind w:left="5760" w:hanging="360"/>
+      </w:pPr>
+      <w:rPr>
+        <w:rFonts w:ascii="Wingdings" w:hAnsi="Wingdings" w:hint="default"/>
+        <w:sz w:val="20"/>
+      </w:rPr>
+    </w:lvl>
+    <w:lvl w:ilvl="8" w:tentative="1">
+      <w:start w:val="1"/>
+      <w:numFmt w:val="bullet"/>
+      <w:lvlText w:val=""/>
+      <w:lvlJc w:val="left"/>
+      <w:pPr>
+        <w:tabs>
+          <w:tab w:val="num" w:pos="6480"/>
+        </w:tabs>
+        <w:ind w:left="6480" w:hanging="360"/>
+      </w:pPr>
+      <w:rPr>
+        <w:rFonts w:ascii="Wingdings" w:hAnsi="Wingdings" w:hint="default"/>
+        <w:sz w:val="20"/>
+      </w:rPr>
+    </w:lvl>
+  </w:abstractNum>
   <w:num w:numId="1" w16cid:durableId="1868717915">
+    <w:abstractNumId w:val="11"/>
+  </w:num>
+  <w:num w:numId="2" w16cid:durableId="1308629530">
+    <w:abstractNumId w:val="37"/>
+  </w:num>
+  <w:num w:numId="3" w16cid:durableId="94330559">
+    <w:abstractNumId w:val="1"/>
+  </w:num>
+  <w:num w:numId="4" w16cid:durableId="1401487970">
+    <w:abstractNumId w:val="4"/>
+  </w:num>
+  <w:num w:numId="5" w16cid:durableId="801852969">
+    <w:abstractNumId w:val="31"/>
+  </w:num>
+  <w:num w:numId="6" w16cid:durableId="1223979748">
+    <w:abstractNumId w:val="20"/>
+  </w:num>
+  <w:num w:numId="7" w16cid:durableId="610359759">
+    <w:abstractNumId w:val="13"/>
+  </w:num>
+  <w:num w:numId="8" w16cid:durableId="1117025484">
     <w:abstractNumId w:val="6"/>
   </w:num>
-  <w:num w:numId="2" w16cid:durableId="1308629530">
+  <w:num w:numId="9" w16cid:durableId="77212012">
+    <w:abstractNumId w:val="25"/>
+  </w:num>
+  <w:num w:numId="10" w16cid:durableId="694580199">
+    <w:abstractNumId w:val="9"/>
+  </w:num>
+  <w:num w:numId="11" w16cid:durableId="855650705">
+    <w:abstractNumId w:val="19"/>
+  </w:num>
+  <w:num w:numId="12" w16cid:durableId="1195577901">
+    <w:abstractNumId w:val="24"/>
+  </w:num>
+  <w:num w:numId="13" w16cid:durableId="221722518">
+    <w:abstractNumId w:val="3"/>
+  </w:num>
+  <w:num w:numId="14" w16cid:durableId="385178631">
+    <w:abstractNumId w:val="22"/>
+  </w:num>
+  <w:num w:numId="15" w16cid:durableId="68503842">
+    <w:abstractNumId w:val="17"/>
+  </w:num>
+  <w:num w:numId="16" w16cid:durableId="1986082749">
+    <w:abstractNumId w:val="26"/>
+  </w:num>
+  <w:num w:numId="17" w16cid:durableId="975180977">
+    <w:abstractNumId w:val="5"/>
+  </w:num>
+  <w:num w:numId="18" w16cid:durableId="1148130241">
+    <w:abstractNumId w:val="21"/>
+  </w:num>
+  <w:num w:numId="19" w16cid:durableId="1791894196">
+    <w:abstractNumId w:val="8"/>
+  </w:num>
+  <w:num w:numId="20" w16cid:durableId="293876055">
+    <w:abstractNumId w:val="18"/>
+  </w:num>
+  <w:num w:numId="21" w16cid:durableId="454174621">
+    <w:abstractNumId w:val="2"/>
+  </w:num>
+  <w:num w:numId="22" w16cid:durableId="219094544">
+    <w:abstractNumId w:val="0"/>
+  </w:num>
+  <w:num w:numId="23" w16cid:durableId="1906602963">
+    <w:abstractNumId w:val="30"/>
+  </w:num>
+  <w:num w:numId="24" w16cid:durableId="1268654646">
+    <w:abstractNumId w:val="28"/>
+  </w:num>
+  <w:num w:numId="25" w16cid:durableId="755979134">
+    <w:abstractNumId w:val="7"/>
+  </w:num>
+  <w:num w:numId="26" w16cid:durableId="1996105939">
+    <w:abstractNumId w:val="36"/>
+  </w:num>
+  <w:num w:numId="27" w16cid:durableId="201602763">
+    <w:abstractNumId w:val="34"/>
+  </w:num>
+  <w:num w:numId="28" w16cid:durableId="127285239">
+    <w:abstractNumId w:val="33"/>
+  </w:num>
+  <w:num w:numId="29" w16cid:durableId="1639067107">
+    <w:abstractNumId w:val="23"/>
+  </w:num>
+  <w:num w:numId="30" w16cid:durableId="517164495">
+    <w:abstractNumId w:val="38"/>
+  </w:num>
+  <w:num w:numId="31" w16cid:durableId="1622154206">
+    <w:abstractNumId w:val="15"/>
+  </w:num>
+  <w:num w:numId="32" w16cid:durableId="386493720">
+    <w:abstractNumId w:val="14"/>
+  </w:num>
+  <w:num w:numId="33" w16cid:durableId="361250466">
+    <w:abstractNumId w:val="12"/>
+  </w:num>
+  <w:num w:numId="34" w16cid:durableId="1855536812">
     <w:abstractNumId w:val="16"/>
   </w:num>
-  <w:num w:numId="3" w16cid:durableId="94330559">
-    <w:abstractNumId w:val="0"/>
-  </w:num>
-  <w:num w:numId="4" w16cid:durableId="1401487970">
-    <w:abstractNumId w:val="2"/>
-  </w:num>
-  <w:num w:numId="5" w16cid:durableId="801852969">
-    <w:abstractNumId w:val="15"/>
-  </w:num>
-  <w:num w:numId="6" w16cid:durableId="1223979748">
+  <w:num w:numId="35" w16cid:durableId="1805809389">
     <w:abstractNumId w:val="10"/>
   </w:num>
-  <w:num w:numId="7" w16cid:durableId="610359759">
-    <w:abstractNumId w:val="7"/>
+  <w:num w:numId="36" w16cid:durableId="1993823670">
+    <w:abstractNumId w:val="27"/>
   </w:num>
-  <w:num w:numId="8" w16cid:durableId="1117025484">
-    <w:abstractNumId w:val="4"/>
+  <w:num w:numId="37" w16cid:durableId="583302767">
+    <w:abstractNumId w:val="35"/>
   </w:num>
-  <w:num w:numId="9" w16cid:durableId="77212012">
-    <w:abstractNumId w:val="13"/>
+  <w:num w:numId="38" w16cid:durableId="2043050004">
+    <w:abstractNumId w:val="32"/>
   </w:num>
-  <w:num w:numId="10" w16cid:durableId="694580199">
-    <w:abstractNumId w:val="5"/>
-  </w:num>
-  <w:num w:numId="11" w16cid:durableId="855650705">
-    <w:abstractNumId w:val="9"/>
-  </w:num>
-  <w:num w:numId="12" w16cid:durableId="1195577901">
-    <w:abstractNumId w:val="12"/>
-  </w:num>
-  <w:num w:numId="13" w16cid:durableId="221722518">
-    <w:abstractNumId w:val="1"/>
-  </w:num>
-  <w:num w:numId="14" w16cid:durableId="385178631">
-    <w:abstractNumId w:val="11"/>
-  </w:num>
-  <w:num w:numId="15" w16cid:durableId="68503842">
-    <w:abstractNumId w:val="8"/>
-  </w:num>
-  <w:num w:numId="16" w16cid:durableId="1986082749">
-    <w:abstractNumId w:val="14"/>
-  </w:num>
-  <w:num w:numId="17" w16cid:durableId="975180977">
-    <w:abstractNumId w:val="3"/>
+  <w:num w:numId="39" w16cid:durableId="90662751">
+    <w:abstractNumId w:val="29"/>
   </w:num>
 </w:numbering>
 </file>
@@ -6280,6 +13660,20 @@
       <w:iCs/>
     </w:rPr>
   </w:style>
+  <w:style w:type="paragraph" w:customStyle="1" w:styleId="ds-markdown-paragraph">
+    <w:name w:val="ds-markdown-paragraph"/>
+    <w:basedOn w:val="Normal"/>
+    <w:rsid w:val="00DD7C20"/>
+    <w:pPr>
+      <w:spacing w:before="100" w:beforeAutospacing="1" w:after="100" w:afterAutospacing="1" w:line="240" w:lineRule="auto"/>
+    </w:pPr>
+    <w:rPr>
+      <w:rFonts w:ascii="Times New Roman" w:eastAsia="Times New Roman" w:hAnsi="Times New Roman" w:cs="Times New Roman"/>
+      <w:kern w:val="0"/>
+      <w:lang w:val="en-VN"/>
+      <w14:ligatures w14:val="none"/>
+    </w:rPr>
+  </w:style>
 </w:styles>
 </file>
 
